--- a/src/Plainsound Harmonic Space Calculator.docx
+++ b/src/Plainsound Harmonic Space Calculator.docx
@@ -17,6 +17,15 @@
       </w:pPr>
       <w:r>
         <w:t>User Guide</w:t>
+      </w:r>
+      <w:r>
+        <w:t xml:space="preserve"> | </w:t>
+      </w:r>
+      <w:r>
+        <w:t>Version 3.5 (2025.04</w:t>
+      </w:r>
+      <w:r>
+        <w:t>)</w:t>
       </w:r>
     </w:p>
     <w:p>
@@ -76,7 +85,7 @@
     </w:p>
     <w:p>
       <w:pPr>
-        <w:pStyle w:val="Heading3"/>
+        <w:pStyle w:val="Heading1"/>
       </w:pPr>
       <w:r>
         <w:t>About</w:t>
@@ -149,7 +158,13 @@
         <w:t>rs</w:t>
       </w:r>
       <w:r>
-        <w:t xml:space="preserve"> of the Helmholtz-Ellis JI Pitch Notation (HEJI) developed by Marc Sabat and Wolfgang von Schweinitz. HEJI is based on </w:t>
+        <w:t xml:space="preserve"> of the Helmholtz-Ellis JI Pitch Notation (HEJI)</w:t>
+      </w:r>
+      <w:r>
+        <w:t xml:space="preserve">, </w:t>
+      </w:r>
+      <w:r>
+        <w:t xml:space="preserve">developed by Marc Sabat and Wolfgang von Schweinitz. HEJI is based on </w:t>
       </w:r>
       <w:r>
         <w:t>a</w:t>
@@ -275,82 +290,6 @@
       </w:r>
       <w:r>
         <w:t xml:space="preserve"> in HEJI notation and/or as ratios; outputs include HEJI, ratios, absolute cents, tuning meter read-out, software pitch bends, etc.</w:t>
-      </w:r>
-    </w:p>
-    <w:p>
-      <w:pPr>
-        <w:pStyle w:val="Heading3"/>
-      </w:pPr>
-      <w:r>
-        <w:t>Version 3.</w:t>
-      </w:r>
-      <w:r>
-        <w:t>5</w:t>
-      </w:r>
-      <w:r>
-        <w:t xml:space="preserve"> (202</w:t>
-      </w:r>
-      <w:r>
-        <w:t>5.04</w:t>
-      </w:r>
-      <w:r>
-        <w:t>)</w:t>
-      </w:r>
-    </w:p>
-    <w:p/>
-    <w:p>
-      <w:pPr>
-        <w:pStyle w:val="Heading1"/>
-        <w:rPr>
-          <w:rStyle w:val="Strong"/>
-        </w:rPr>
-      </w:pPr>
-      <w:r>
-        <w:rPr>
-          <w:rStyle w:val="Strong"/>
-        </w:rPr>
-        <w:fldChar w:fldCharType="begin"/>
-      </w:r>
-      <w:r>
-        <w:rPr>
-          <w:rStyle w:val="Strong"/>
-        </w:rPr>
-        <w:instrText xml:space="preserve"> TOC \o "1-3" \h \z \u </w:instrText>
-      </w:r>
-      <w:r>
-        <w:rPr>
-          <w:rStyle w:val="Strong"/>
-        </w:rPr>
-        <w:fldChar w:fldCharType="separate"/>
-      </w:r>
-      <w:r>
-        <w:rPr>
-          <w:rStyle w:val="Strong"/>
-        </w:rPr>
-        <w:t>No table of contents entries found.</w:t>
-      </w:r>
-      <w:r>
-        <w:rPr>
-          <w:rStyle w:val="Strong"/>
-        </w:rPr>
-        <w:fldChar w:fldCharType="end"/>
-      </w:r>
-    </w:p>
-    <w:p>
-      <w:pPr>
-        <w:rPr>
-          <w:rStyle w:val="Strong"/>
-          <w:rFonts w:eastAsiaTheme="majorEastAsia" w:cstheme="majorBidi"/>
-          <w:color w:val="0F4761" w:themeColor="accent1" w:themeShade="BF"/>
-          <w:sz w:val="40"/>
-          <w:szCs w:val="40"/>
-        </w:rPr>
-      </w:pPr>
-      <w:r>
-        <w:rPr>
-          <w:rStyle w:val="Strong"/>
-        </w:rPr>
-        <w:br w:type="page"/>
       </w:r>
     </w:p>
     <w:p>
@@ -358,8 +297,24 @@
         <w:pStyle w:val="Heading1"/>
       </w:pPr>
       <w:r>
-        <w:lastRenderedPageBreak/>
-        <w:t>1 Basic Workﬂow</w:t>
+        <w:t xml:space="preserve">1 </w:t>
+      </w:r>
+      <w:bookmarkStart w:id="1" w:name="_Hlk194498022"/>
+      <w:r>
+        <w:t>Introduction</w:t>
+      </w:r>
+    </w:p>
+    <w:bookmarkEnd w:id="1"/>
+    <w:p>
+      <w:pPr>
+        <w:pStyle w:val="Heading2"/>
+        <w:numPr>
+          <w:ilvl w:val="1"/>
+          <w:numId w:val="1"/>
+        </w:numPr>
+      </w:pPr>
+      <w:r>
+        <w:t>Basic workflow</w:t>
       </w:r>
     </w:p>
     <w:p>
@@ -369,17 +324,65 @@
     </w:p>
     <w:p>
       <w:r>
-        <w:t>After setting the REFERENCE (1/1), just intonation relationships—whether as notation or ratios—may be entered into the calculator using the HEJI notation palette or the JI ratio input ﬁelds (the desired input method must be selected).</w:t>
+        <w:t>After setting the REFERENCE</w:t>
+      </w:r>
+      <w:r>
+        <w:t xml:space="preserve"> PITCH</w:t>
+      </w:r>
+      <w:r>
+        <w:t xml:space="preserve"> (1/1), just intonation relationships—whether as notation or ratios—may be entered into the calculator </w:t>
+      </w:r>
+      <w:r>
+        <w:t>by selecting either</w:t>
+      </w:r>
+      <w:r>
+        <w:t xml:space="preserve"> the HEJI notation palette </w:t>
+      </w:r>
+      <w:r>
+        <w:t xml:space="preserve">(INPUT 1) </w:t>
+      </w:r>
+      <w:r>
+        <w:t>or the JI ratio input ﬁelds</w:t>
+      </w:r>
+      <w:r>
+        <w:t xml:space="preserve"> (INPUT 2)</w:t>
+      </w:r>
+      <w:r>
+        <w:t>.</w:t>
       </w:r>
     </w:p>
     <w:p>
       <w:r>
-        <w:t>The calculator computes various types of information about the INPUT, including no-tation, ratio, tuning meter cent deviation, frequency, software pitch bend values, etc. The results are displayed in the OUTPUT area. Precision (i.e. number of decimal places) may be speciﬁed with the calculator precision drop-down menu.</w:t>
+        <w:t xml:space="preserve">The calculator computes various types of information about the </w:t>
+      </w:r>
+      <w:r>
+        <w:t>input</w:t>
+      </w:r>
+      <w:r>
+        <w:t xml:space="preserve">, including notation, ratio, tuning meter cent deviation, frequency, software pitch bend values, etc. The results are displayed in the OUTPUT area. </w:t>
+      </w:r>
+      <w:r>
+        <w:t>The</w:t>
+      </w:r>
+      <w:r>
+        <w:t xml:space="preserve"> number of decimal places</w:t>
+      </w:r>
+      <w:r>
+        <w:t xml:space="preserve"> shown </w:t>
+      </w:r>
+      <w:r>
+        <w:t>may be speciﬁed with the calculator precision drop-down menu.</w:t>
       </w:r>
     </w:p>
     <w:p>
       <w:r>
-        <w:t>Additionally, two pitches may be compared to determine their MELODIC DISTANCE (i.e. the interval between them). Ratios may be directly entered in the input ﬁelds or “loaded” by re-routing previously calculated pitches from the OUTPUT area.</w:t>
+        <w:t>Additionally, two pitches may be compared to determine their MELODIC DISTANCE (i.e.</w:t>
+      </w:r>
+      <w:r>
+        <w:t>,</w:t>
+      </w:r>
+      <w:r>
+        <w:t xml:space="preserve"> the interval between them). Ratios may be directly entered in the input ﬁelds or “loaded” by re-routing previously calculated pitches from the OUTPUT area.</w:t>
       </w:r>
     </w:p>
     <w:p>
@@ -390,40 +393,34 @@
           <w:numId w:val="1"/>
         </w:numPr>
       </w:pPr>
-      <w:r>
-        <w:t>System Requirements</w:t>
+      <w:bookmarkStart w:id="2" w:name="_Hlk194498066"/>
+      <w:bookmarkStart w:id="3" w:name="_Hlk194498076"/>
+      <w:r>
+        <w:t>System</w:t>
+      </w:r>
+      <w:bookmarkEnd w:id="2"/>
+      <w:r>
+        <w:t xml:space="preserve"> Requirements</w:t>
+      </w:r>
+    </w:p>
+    <w:bookmarkEnd w:id="3"/>
+    <w:p>
+      <w:r>
+        <w:t>The calculator</w:t>
+      </w:r>
+      <w:r>
+        <w:t xml:space="preserve"> is a simple JavaScript application able to run in any HTML5-compatible web browser on a wide variety of system conﬁgurations.</w:t>
+      </w:r>
+      <w:r>
+        <w:t xml:space="preserve"> </w:t>
+      </w:r>
+      <w:r>
+        <w:t>The calculator requires an active connection to the internet to guarantee proper functionality.</w:t>
       </w:r>
     </w:p>
     <w:p>
       <w:r>
-        <w:t>HS CALC | basic is a simple JavaScript application able to run in any HTML5-compatible web browser on a wide variety of system conﬁgurations.</w:t>
-      </w:r>
-    </w:p>
-    <w:p>
-      <w:r>
         <w:t>On desktop, the app has been optimised for full HD and higher resolution displays (i.e. 1080p or greater). On displays with lower resolutions (e.g. 720p HD), “areas” may reﬂow to form new rows. On mobile, the areas form a single vertical column.</w:t>
-      </w:r>
-    </w:p>
-    <w:p>
-      <w:r>
-        <w:t xml:space="preserve">The calculator requires an active connection to the internet </w:t>
-      </w:r>
-      <w:proofErr w:type="gramStart"/>
-      <w:r>
-        <w:t>in order to</w:t>
-      </w:r>
-      <w:proofErr w:type="gramEnd"/>
-      <w:r>
-        <w:t xml:space="preserve"> guarantee proper functionality. For information about o</w:t>
-      </w:r>
-      <w:r>
-        <w:rPr>
-          <w:rFonts w:ascii="Times New Roman" w:hAnsi="Times New Roman" w:cs="Times New Roman"/>
-        </w:rPr>
-        <w:t>ﬄ</w:t>
-      </w:r>
-      <w:r>
-        <w:t>ine compatibility, please contact Thomas Nicholson at thomas@thomasnicholson.ca.</w:t>
       </w:r>
     </w:p>
     <w:p>
@@ -434,31 +431,105 @@
           <w:numId w:val="1"/>
         </w:numPr>
       </w:pPr>
-      <w:r>
-        <w:t>The REFERENCE Area</w:t>
+      <w:bookmarkStart w:id="4" w:name="_Hlk194506784"/>
+      <w:r>
+        <w:t xml:space="preserve">REFERENCE </w:t>
+      </w:r>
+      <w:r>
+        <w:t>PITCH</w:t>
       </w:r>
     </w:p>
     <w:p>
-      <w:r>
-        <w:t>By default, HS CALC | basic’s harmonic reference (1/1) is the pitch written as jA in SPN</w:t>
+      <w:pPr>
+        <w:pStyle w:val="Heading2"/>
+        <w:numPr>
+          <w:ilvl w:val="1"/>
+          <w:numId w:val="1"/>
+        </w:numPr>
+        <w:spacing w:before="158"/>
+      </w:pPr>
+      <w:r>
+        <w:t>Notation and frequency of 1/1</w:t>
       </w:r>
     </w:p>
     <w:p>
       <w:r>
-        <w:t>octave 4 and tuned to 440 Hz. This may be considered a fundamental or a generator for all</w:t>
+        <w:t xml:space="preserve">By default, 1/1 is the pitch written as </w:t>
+      </w:r>
+      <w:r>
+        <w:t>*nt</w:t>
+      </w:r>
+      <w:bookmarkEnd w:id="4"/>
+      <w:r>
+        <w:t>A</w:t>
+      </w:r>
+      <w:r>
+        <w:t>4 in scientific pitch notation (SPN) and its frequency is 440Hz.</w:t>
+      </w:r>
+      <w:r>
+        <w:t xml:space="preserve"> </w:t>
       </w:r>
     </w:p>
     <w:p>
       <w:r>
-        <w:t xml:space="preserve">the other tones in the harmonic space, </w:t>
-      </w:r>
-      <w:proofErr w:type="gramStart"/>
-      <w:r>
-        <w:t>similar to</w:t>
-      </w:r>
-      <w:proofErr w:type="gramEnd"/>
-      <w:r>
-        <w:t xml:space="preserve"> Harry Partch’s concept of Monophony. In Genesis of a Music, he describes it as “an organization of musical materials based upon the faculty of the human ear to perceive all intervals and to deduce all principles of musical relationship as an expansion from unity, as 1 is to 1.”</w:t>
+        <w:t>A</w:t>
+      </w:r>
+      <w:r>
+        <w:t xml:space="preserve">ll </w:t>
+      </w:r>
+      <w:r>
+        <w:t>other tones in the harmonic space</w:t>
+      </w:r>
+      <w:r>
+        <w:t xml:space="preserve"> are generated from this starting point, multiplying the reference frequency by fractions to produce rational interval (JI)</w:t>
+      </w:r>
+      <w:r>
+        <w:t xml:space="preserve"> relationships</w:t>
+      </w:r>
+      <w:r>
+        <w:t xml:space="preserve">. </w:t>
+      </w:r>
+      <w:r>
+        <w:t>Harry Partch</w:t>
+      </w:r>
+      <w:r>
+        <w:t xml:space="preserve"> called</w:t>
+      </w:r>
+      <w:r>
+        <w:t xml:space="preserve"> </w:t>
+      </w:r>
+      <w:r>
+        <w:t xml:space="preserve">this principle </w:t>
+      </w:r>
+      <w:r>
+        <w:rPr>
+          <w:i/>
+          <w:iCs/>
+        </w:rPr>
+        <w:t>Monophony</w:t>
+      </w:r>
+      <w:r>
+        <w:rPr>
+          <w:i/>
+          <w:iCs/>
+        </w:rPr>
+        <w:t xml:space="preserve">, </w:t>
+      </w:r>
+      <w:r>
+        <w:t>and in</w:t>
+      </w:r>
+      <w:r>
+        <w:t xml:space="preserve"> </w:t>
+      </w:r>
+      <w:r>
+        <w:rPr>
+          <w:i/>
+          <w:iCs/>
+        </w:rPr>
+        <w:t>Genesis of a Music,</w:t>
+      </w:r>
+      <w:r>
+        <w:t xml:space="preserve"> he describes it as “an organization of musical materials based upon the faculty of the human ear to perceive all intervals and to deduce all principles of musical relationship as an expansion from unity, as 1 is to 1.”</w:t>
       </w:r>
     </w:p>
     <w:p>
@@ -466,20 +537,19 @@
         <w:rPr>
           <w:noProof/>
         </w:rPr>
-        <w:lastRenderedPageBreak/>
         <mc:AlternateContent>
           <mc:Choice Requires="wps">
             <w:drawing>
-              <wp:anchor distT="0" distB="0" distL="114300" distR="114300" simplePos="0" relativeHeight="251659264" behindDoc="0" locked="0" layoutInCell="1" allowOverlap="0" wp14:anchorId="173D34AA" wp14:editId="5E3C30D8">
+              <wp:anchor distT="0" distB="0" distL="114300" distR="114300" simplePos="0" relativeHeight="251659264" behindDoc="0" locked="0" layoutInCell="1" allowOverlap="0" wp14:anchorId="173D34AA" wp14:editId="0A1759FA">
                 <wp:simplePos x="0" y="0"/>
                 <wp:positionH relativeFrom="margin">
                   <wp:align>center</wp:align>
                 </wp:positionH>
                 <wp:positionV relativeFrom="paragraph">
-                  <wp:posOffset>812132</wp:posOffset>
+                  <wp:posOffset>692034</wp:posOffset>
                 </wp:positionV>
-                <wp:extent cx="5040000" cy="954000"/>
-                <wp:effectExtent l="0" t="0" r="14605" b="10795"/>
+                <wp:extent cx="5040000" cy="892800"/>
+                <wp:effectExtent l="0" t="0" r="14605" b="10160"/>
                 <wp:wrapTopAndBottom/>
                 <wp:docPr id="221205837" name="Rounded Rectangle 2"/>
                 <wp:cNvGraphicFramePr/>
@@ -490,7 +560,7 @@
                       <wps:spPr>
                         <a:xfrm>
                           <a:off x="0" y="0"/>
-                          <a:ext cx="5040000" cy="954000"/>
+                          <a:ext cx="5040000" cy="892800"/>
                         </a:xfrm>
                         <a:prstGeom prst="roundRect">
                           <a:avLst>
@@ -533,13 +603,386 @@
                             </w:pPr>
                             <w:r>
                               <w:rPr>
+                                <w:i/>
+                                <w:iCs/>
                                 <w14:textOutline w14:w="9525" w14:cap="rnd" w14:cmpd="sng" w14:algn="ctr">
                                   <w14:noFill/>
                                   <w14:prstDash w14:val="solid"/>
                                   <w14:bevel/>
                                 </w14:textOutline>
                               </w:rPr>
-                              <w:t>Example. Selecting octave 4, tempered diatonic pitch G, and tempered accidental *nt automatically calculates a frequency of 391.9954 Hz, a 12edo wholetone below A4 440 Hz (440 ÷ 2 ). To work in the harmonic space of Harry Partch, the user may adjust this value to 392.0000 H</w:t>
+                              <w:t>Example</w:t>
+                            </w:r>
+                            <w:r>
+                              <w:rPr>
+                                <w14:textOutline w14:w="9525" w14:cap="rnd" w14:cmpd="sng" w14:algn="ctr">
+                                  <w14:noFill/>
+                                  <w14:prstDash w14:val="solid"/>
+                                  <w14:bevel/>
+                                </w14:textOutline>
+                              </w:rPr>
+                              <w:t xml:space="preserve">. Selecting </w:t>
+                            </w:r>
+                            <w:r>
+                              <w:rPr>
+                                <w:i/>
+                                <w:iCs/>
+                                <w14:textOutline w14:w="9525" w14:cap="rnd" w14:cmpd="sng" w14:algn="ctr">
+                                  <w14:noFill/>
+                                  <w14:prstDash w14:val="solid"/>
+                                  <w14:bevel/>
+                                </w14:textOutline>
+                              </w:rPr>
+                              <w:t>octave</w:t>
+                            </w:r>
+                            <w:r>
+                              <w:rPr>
+                                <w14:textOutline w14:w="9525" w14:cap="rnd" w14:cmpd="sng" w14:algn="ctr">
+                                  <w14:noFill/>
+                                  <w14:prstDash w14:val="solid"/>
+                                  <w14:bevel/>
+                                </w14:textOutline>
+                              </w:rPr>
+                              <w:t xml:space="preserve"> 4, </w:t>
+                            </w:r>
+                            <w:r>
+                              <w:rPr>
+                                <w:i/>
+                                <w:iCs/>
+                                <w14:textOutline w14:w="9525" w14:cap="rnd" w14:cmpd="sng" w14:algn="ctr">
+                                  <w14:noFill/>
+                                  <w14:prstDash w14:val="solid"/>
+                                  <w14:bevel/>
+                                </w14:textOutline>
+                              </w:rPr>
+                              <w:t>12edo</w:t>
+                            </w:r>
+                            <w:r>
+                              <w:rPr>
+                                <w:i/>
+                                <w:iCs/>
+                                <w14:textOutline w14:w="9525" w14:cap="rnd" w14:cmpd="sng" w14:algn="ctr">
+                                  <w14:noFill/>
+                                  <w14:prstDash w14:val="solid"/>
+                                  <w14:bevel/>
+                                </w14:textOutline>
+                              </w:rPr>
+                              <w:t xml:space="preserve"> diatonic </w:t>
+                            </w:r>
+                            <w:r>
+                              <w:rPr>
+                                <w:i/>
+                                <w:iCs/>
+                                <w14:textOutline w14:w="9525" w14:cap="rnd" w14:cmpd="sng" w14:algn="ctr">
+                                  <w14:noFill/>
+                                  <w14:prstDash w14:val="solid"/>
+                                  <w14:bevel/>
+                                </w14:textOutline>
+                              </w:rPr>
+                              <w:t>note</w:t>
+                            </w:r>
+                            <w:r>
+                              <w:rPr>
+                                <w14:textOutline w14:w="9525" w14:cap="rnd" w14:cmpd="sng" w14:algn="ctr">
+                                  <w14:noFill/>
+                                  <w14:prstDash w14:val="solid"/>
+                                  <w14:bevel/>
+                                </w14:textOutline>
+                              </w:rPr>
+                              <w:t xml:space="preserve"> G, and </w:t>
+                            </w:r>
+                            <w:r>
+                              <w:rPr>
+                                <w:i/>
+                                <w:iCs/>
+                                <w14:textOutline w14:w="9525" w14:cap="rnd" w14:cmpd="sng" w14:algn="ctr">
+                                  <w14:noFill/>
+                                  <w14:prstDash w14:val="solid"/>
+                                  <w14:bevel/>
+                                </w14:textOutline>
+                              </w:rPr>
+                              <w:t>12edo</w:t>
+                            </w:r>
+                            <w:r>
+                              <w:rPr>
+                                <w:i/>
+                                <w:iCs/>
+                                <w14:textOutline w14:w="9525" w14:cap="rnd" w14:cmpd="sng" w14:algn="ctr">
+                                  <w14:noFill/>
+                                  <w14:prstDash w14:val="solid"/>
+                                  <w14:bevel/>
+                                </w14:textOutline>
+                              </w:rPr>
+                              <w:t xml:space="preserve"> accidental</w:t>
+                            </w:r>
+                            <w:r>
+                              <w:rPr>
+                                <w14:textOutline w14:w="9525" w14:cap="rnd" w14:cmpd="sng" w14:algn="ctr">
+                                  <w14:noFill/>
+                                  <w14:prstDash w14:val="solid"/>
+                                  <w14:bevel/>
+                                </w14:textOutline>
+                              </w:rPr>
+                              <w:t xml:space="preserve"> *nt automatically calculates a </w:t>
+                            </w:r>
+                            <w:r>
+                              <w:rPr>
+                                <w:i/>
+                                <w:iCs/>
+                                <w14:textOutline w14:w="9525" w14:cap="rnd" w14:cmpd="sng" w14:algn="ctr">
+                                  <w14:noFill/>
+                                  <w14:prstDash w14:val="solid"/>
+                                  <w14:bevel/>
+                                </w14:textOutline>
+                              </w:rPr>
+                              <w:t xml:space="preserve">1/1 </w:t>
+                            </w:r>
+                            <w:r>
+                              <w:rPr>
+                                <w:i/>
+                                <w:iCs/>
+                                <w14:textOutline w14:w="9525" w14:cap="rnd" w14:cmpd="sng" w14:algn="ctr">
+                                  <w14:noFill/>
+                                  <w14:prstDash w14:val="solid"/>
+                                  <w14:bevel/>
+                                </w14:textOutline>
+                              </w:rPr>
+                              <w:t>frequency</w:t>
+                            </w:r>
+                            <w:r>
+                              <w:rPr>
+                                <w14:textOutline w14:w="9525" w14:cap="rnd" w14:cmpd="sng" w14:algn="ctr">
+                                  <w14:noFill/>
+                                  <w14:prstDash w14:val="solid"/>
+                                  <w14:bevel/>
+                                </w14:textOutline>
+                              </w:rPr>
+                              <w:t xml:space="preserve"> </w:t>
+                            </w:r>
+                            <w:r>
+                              <w:rPr>
+                                <w14:textOutline w14:w="9525" w14:cap="rnd" w14:cmpd="sng" w14:algn="ctr">
+                                  <w14:noFill/>
+                                  <w14:prstDash w14:val="solid"/>
+                                  <w14:bevel/>
+                                </w14:textOutline>
+                              </w:rPr>
+                              <w:t>value</w:t>
+                            </w:r>
+                            <w:r>
+                              <w:rPr>
+                                <w14:textOutline w14:w="9525" w14:cap="rnd" w14:cmpd="sng" w14:algn="ctr">
+                                  <w14:noFill/>
+                                  <w14:prstDash w14:val="solid"/>
+                                  <w14:bevel/>
+                                </w14:textOutline>
+                              </w:rPr>
+                              <w:t xml:space="preserve"> </w:t>
+                            </w:r>
+                            <w:bookmarkStart w:id="5" w:name="_Hlk194496496"/>
+                            <w:r>
+                              <w:rPr>
+                                <w14:textOutline w14:w="9525" w14:cap="rnd" w14:cmpd="sng" w14:algn="ctr">
+                                  <w14:noFill/>
+                                  <w14:prstDash w14:val="solid"/>
+                                  <w14:bevel/>
+                                </w14:textOutline>
+                              </w:rPr>
+                              <w:t>391.9954</w:t>
+                            </w:r>
+                            <w:bookmarkEnd w:id="5"/>
+                            <w:r>
+                              <w:rPr>
+                                <w14:textOutline w14:w="9525" w14:cap="rnd" w14:cmpd="sng" w14:algn="ctr">
+                                  <w14:noFill/>
+                                  <w14:prstDash w14:val="solid"/>
+                                  <w14:bevel/>
+                                </w14:textOutline>
+                              </w:rPr>
+                              <w:t xml:space="preserve"> Hz</w:t>
+                            </w:r>
+                            <w:r>
+                              <w:rPr>
+                                <w14:textOutline w14:w="9525" w14:cap="rnd" w14:cmpd="sng" w14:algn="ctr">
+                                  <w14:noFill/>
+                                  <w14:prstDash w14:val="solid"/>
+                                  <w14:bevel/>
+                                </w14:textOutline>
+                              </w:rPr>
+                              <w:t>. This is</w:t>
+                            </w:r>
+                            <w:r>
+                              <w:rPr>
+                                <w14:textOutline w14:w="9525" w14:cap="rnd" w14:cmpd="sng" w14:algn="ctr">
+                                  <w14:noFill/>
+                                  <w14:prstDash w14:val="solid"/>
+                                  <w14:bevel/>
+                                </w14:textOutline>
+                              </w:rPr>
+                              <w:t xml:space="preserve"> </w:t>
+                            </w:r>
+                            <w:r>
+                              <w:rPr>
+                                <w14:textOutline w14:w="9525" w14:cap="rnd" w14:cmpd="sng" w14:algn="ctr">
+                                  <w14:noFill/>
+                                  <w14:prstDash w14:val="solid"/>
+                                  <w14:bevel/>
+                                </w14:textOutline>
+                              </w:rPr>
+                              <w:t>one</w:t>
+                            </w:r>
+                            <w:r>
+                              <w:rPr>
+                                <w14:textOutline w14:w="9525" w14:cap="rnd" w14:cmpd="sng" w14:algn="ctr">
+                                  <w14:noFill/>
+                                  <w14:prstDash w14:val="solid"/>
+                                  <w14:bevel/>
+                                </w14:textOutline>
+                              </w:rPr>
+                              <w:t xml:space="preserve"> 12edo wholetone </w:t>
+                            </w:r>
+                            <w:r>
+                              <w:rPr>
+                                <w14:textOutline w14:w="9525" w14:cap="rnd" w14:cmpd="sng" w14:algn="ctr">
+                                  <w14:noFill/>
+                                  <w14:prstDash w14:val="solid"/>
+                                  <w14:bevel/>
+                                </w14:textOutline>
+                              </w:rPr>
+                              <w:t xml:space="preserve">(200 cents) </w:t>
+                            </w:r>
+                            <w:r>
+                              <w:rPr>
+                                <w14:textOutline w14:w="9525" w14:cap="rnd" w14:cmpd="sng" w14:algn="ctr">
+                                  <w14:noFill/>
+                                  <w14:prstDash w14:val="solid"/>
+                                  <w14:bevel/>
+                                </w14:textOutline>
+                              </w:rPr>
+                              <w:t xml:space="preserve">below </w:t>
+                            </w:r>
+                            <w:r>
+                              <w:rPr>
+                                <w14:textOutline w14:w="9525" w14:cap="rnd" w14:cmpd="sng" w14:algn="ctr">
+                                  <w14:noFill/>
+                                  <w14:prstDash w14:val="solid"/>
+                                  <w14:bevel/>
+                                </w14:textOutline>
+                              </w:rPr>
+                              <w:t xml:space="preserve">the default values </w:t>
+                            </w:r>
+                            <w:r>
+                              <w:rPr>
+                                <w14:textOutline w14:w="9525" w14:cap="rnd" w14:cmpd="sng" w14:algn="ctr">
+                                  <w14:noFill/>
+                                  <w14:prstDash w14:val="solid"/>
+                                  <w14:bevel/>
+                                </w14:textOutline>
+                              </w:rPr>
+                              <w:t>A4 440 Hz (</w:t>
+                            </w:r>
+                            <w:r>
+                              <w:rPr>
+                                <w14:textOutline w14:w="9525" w14:cap="rnd" w14:cmpd="sng" w14:algn="ctr">
+                                  <w14:noFill/>
+                                  <w14:prstDash w14:val="solid"/>
+                                  <w14:bevel/>
+                                </w14:textOutline>
+                              </w:rPr>
+                              <w:t>391.9954</w:t>
+                            </w:r>
+                            <w:r>
+                              <w:rPr>
+                                <w14:textOutline w14:w="9525" w14:cap="rnd" w14:cmpd="sng" w14:algn="ctr">
+                                  <w14:noFill/>
+                                  <w14:prstDash w14:val="solid"/>
+                                  <w14:bevel/>
+                                </w14:textOutline>
+                              </w:rPr>
+                              <w:t xml:space="preserve"> = </w:t>
+                            </w:r>
+                            <w:r>
+                              <w:rPr>
+                                <w14:textOutline w14:w="9525" w14:cap="rnd" w14:cmpd="sng" w14:algn="ctr">
+                                  <w14:noFill/>
+                                  <w14:prstDash w14:val="solid"/>
+                                  <w14:bevel/>
+                                </w14:textOutline>
+                              </w:rPr>
+                              <w:t>440 ÷ 2</w:t>
+                            </w:r>
+                            <w:r>
+                              <w:rPr>
+                                <w:vertAlign w:val="superscript"/>
+                                <w14:textOutline w14:w="9525" w14:cap="rnd" w14:cmpd="sng" w14:algn="ctr">
+                                  <w14:noFill/>
+                                  <w14:prstDash w14:val="solid"/>
+                                  <w14:bevel/>
+                                </w14:textOutline>
+                              </w:rPr>
+                              <w:t>2/12</w:t>
+                            </w:r>
+                            <w:r>
+                              <w:rPr>
+                                <w14:textOutline w14:w="9525" w14:cap="rnd" w14:cmpd="sng" w14:algn="ctr">
+                                  <w14:noFill/>
+                                  <w14:prstDash w14:val="solid"/>
+                                  <w14:bevel/>
+                                </w14:textOutline>
+                              </w:rPr>
+                              <w:t xml:space="preserve">). To work in the harmonic space </w:t>
+                            </w:r>
+                            <w:r>
+                              <w:rPr>
+                                <w14:textOutline w14:w="9525" w14:cap="rnd" w14:cmpd="sng" w14:algn="ctr">
+                                  <w14:noFill/>
+                                  <w14:prstDash w14:val="solid"/>
+                                  <w14:bevel/>
+                                </w14:textOutline>
+                              </w:rPr>
+                              <w:t>preferred by</w:t>
+                            </w:r>
+                            <w:r>
+                              <w:rPr>
+                                <w14:textOutline w14:w="9525" w14:cap="rnd" w14:cmpd="sng" w14:algn="ctr">
+                                  <w14:noFill/>
+                                  <w14:prstDash w14:val="solid"/>
+                                  <w14:bevel/>
+                                </w14:textOutline>
+                              </w:rPr>
+                              <w:t xml:space="preserve"> Harry Partch, adjust </w:t>
+                            </w:r>
+                            <w:r>
+                              <w:rPr>
+                                <w14:textOutline w14:w="9525" w14:cap="rnd" w14:cmpd="sng" w14:algn="ctr">
+                                  <w14:noFill/>
+                                  <w14:prstDash w14:val="solid"/>
+                                  <w14:bevel/>
+                                </w14:textOutline>
+                              </w:rPr>
+                              <w:t xml:space="preserve">the </w:t>
+                            </w:r>
+                            <w:r>
+                              <w:rPr>
+                                <w:i/>
+                                <w:iCs/>
+                                <w14:textOutline w14:w="9525" w14:cap="rnd" w14:cmpd="sng" w14:algn="ctr">
+                                  <w14:noFill/>
+                                  <w14:prstDash w14:val="solid"/>
+                                  <w14:bevel/>
+                                </w14:textOutline>
+                              </w:rPr>
+                              <w:t>1/1 frequency</w:t>
+                            </w:r>
+                            <w:r>
+                              <w:rPr>
+                                <w14:textOutline w14:w="9525" w14:cap="rnd" w14:cmpd="sng" w14:algn="ctr">
+                                  <w14:noFill/>
+                                  <w14:prstDash w14:val="solid"/>
+                                  <w14:bevel/>
+                                </w14:textOutline>
+                              </w:rPr>
+                              <w:t xml:space="preserve"> to 392.0000 H</w:t>
                             </w:r>
                             <w:r>
                               <w:rPr>
@@ -574,7 +1017,7 @@
           </mc:Choice>
           <mc:Fallback>
             <w:pict>
-              <v:roundrect w14:anchorId="173D34AA" id="Rounded Rectangle 2" o:spid="_x0000_s1026" style="position:absolute;margin-left:0;margin-top:63.95pt;width:396.85pt;height:75.1pt;z-index:251659264;visibility:visible;mso-wrap-style:square;mso-width-percent:0;mso-height-percent:0;mso-wrap-distance-left:9pt;mso-wrap-distance-top:0;mso-wrap-distance-right:9pt;mso-wrap-distance-bottom:0;mso-position-horizontal:center;mso-position-horizontal-relative:margin;mso-position-vertical:absolute;mso-position-vertical-relative:text;mso-width-percent:0;mso-height-percent:0;mso-width-relative:margin;mso-height-relative:margin;v-text-anchor:middle" arcsize="2476f" o:gfxdata="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" o:allowoverlap="f" fillcolor="white [3201]" strokecolor="#002060">
+              <v:roundrect w14:anchorId="173D34AA" id="Rounded Rectangle 2" o:spid="_x0000_s1026" style="position:absolute;margin-left:0;margin-top:54.5pt;width:396.85pt;height:70.3pt;z-index:251659264;visibility:visible;mso-wrap-style:square;mso-width-percent:0;mso-height-percent:0;mso-wrap-distance-left:9pt;mso-wrap-distance-top:0;mso-wrap-distance-right:9pt;mso-wrap-distance-bottom:0;mso-position-horizontal:center;mso-position-horizontal-relative:margin;mso-position-vertical:absolute;mso-position-vertical-relative:text;mso-width-percent:0;mso-height-percent:0;mso-width-relative:margin;mso-height-relative:margin;v-text-anchor:middle" arcsize="2476f" o:gfxdata="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" o:allowoverlap="f" fillcolor="white [3201]" strokecolor="#002060">
                 <v:stroke joinstyle="miter"/>
                 <v:textbox style="mso-fit-shape-to-text:t" inset=",2.5mm,,2.5mm">
                   <w:txbxContent>
@@ -592,13 +1035,386 @@
                       </w:pPr>
                       <w:r>
                         <w:rPr>
+                          <w:i/>
+                          <w:iCs/>
                           <w14:textOutline w14:w="9525" w14:cap="rnd" w14:cmpd="sng" w14:algn="ctr">
                             <w14:noFill/>
                             <w14:prstDash w14:val="solid"/>
                             <w14:bevel/>
                           </w14:textOutline>
                         </w:rPr>
-                        <w:t>Example. Selecting octave 4, tempered diatonic pitch G, and tempered accidental *nt automatically calculates a frequency of 391.9954 Hz, a 12edo wholetone below A4 440 Hz (440 ÷ 2 ). To work in the harmonic space of Harry Partch, the user may adjust this value to 392.0000 H</w:t>
+                        <w:t>Example</w:t>
+                      </w:r>
+                      <w:r>
+                        <w:rPr>
+                          <w14:textOutline w14:w="9525" w14:cap="rnd" w14:cmpd="sng" w14:algn="ctr">
+                            <w14:noFill/>
+                            <w14:prstDash w14:val="solid"/>
+                            <w14:bevel/>
+                          </w14:textOutline>
+                        </w:rPr>
+                        <w:t xml:space="preserve">. Selecting </w:t>
+                      </w:r>
+                      <w:r>
+                        <w:rPr>
+                          <w:i/>
+                          <w:iCs/>
+                          <w14:textOutline w14:w="9525" w14:cap="rnd" w14:cmpd="sng" w14:algn="ctr">
+                            <w14:noFill/>
+                            <w14:prstDash w14:val="solid"/>
+                            <w14:bevel/>
+                          </w14:textOutline>
+                        </w:rPr>
+                        <w:t>octave</w:t>
+                      </w:r>
+                      <w:r>
+                        <w:rPr>
+                          <w14:textOutline w14:w="9525" w14:cap="rnd" w14:cmpd="sng" w14:algn="ctr">
+                            <w14:noFill/>
+                            <w14:prstDash w14:val="solid"/>
+                            <w14:bevel/>
+                          </w14:textOutline>
+                        </w:rPr>
+                        <w:t xml:space="preserve"> 4, </w:t>
+                      </w:r>
+                      <w:r>
+                        <w:rPr>
+                          <w:i/>
+                          <w:iCs/>
+                          <w14:textOutline w14:w="9525" w14:cap="rnd" w14:cmpd="sng" w14:algn="ctr">
+                            <w14:noFill/>
+                            <w14:prstDash w14:val="solid"/>
+                            <w14:bevel/>
+                          </w14:textOutline>
+                        </w:rPr>
+                        <w:t>12edo</w:t>
+                      </w:r>
+                      <w:r>
+                        <w:rPr>
+                          <w:i/>
+                          <w:iCs/>
+                          <w14:textOutline w14:w="9525" w14:cap="rnd" w14:cmpd="sng" w14:algn="ctr">
+                            <w14:noFill/>
+                            <w14:prstDash w14:val="solid"/>
+                            <w14:bevel/>
+                          </w14:textOutline>
+                        </w:rPr>
+                        <w:t xml:space="preserve"> diatonic </w:t>
+                      </w:r>
+                      <w:r>
+                        <w:rPr>
+                          <w:i/>
+                          <w:iCs/>
+                          <w14:textOutline w14:w="9525" w14:cap="rnd" w14:cmpd="sng" w14:algn="ctr">
+                            <w14:noFill/>
+                            <w14:prstDash w14:val="solid"/>
+                            <w14:bevel/>
+                          </w14:textOutline>
+                        </w:rPr>
+                        <w:t>note</w:t>
+                      </w:r>
+                      <w:r>
+                        <w:rPr>
+                          <w14:textOutline w14:w="9525" w14:cap="rnd" w14:cmpd="sng" w14:algn="ctr">
+                            <w14:noFill/>
+                            <w14:prstDash w14:val="solid"/>
+                            <w14:bevel/>
+                          </w14:textOutline>
+                        </w:rPr>
+                        <w:t xml:space="preserve"> G, and </w:t>
+                      </w:r>
+                      <w:r>
+                        <w:rPr>
+                          <w:i/>
+                          <w:iCs/>
+                          <w14:textOutline w14:w="9525" w14:cap="rnd" w14:cmpd="sng" w14:algn="ctr">
+                            <w14:noFill/>
+                            <w14:prstDash w14:val="solid"/>
+                            <w14:bevel/>
+                          </w14:textOutline>
+                        </w:rPr>
+                        <w:t>12edo</w:t>
+                      </w:r>
+                      <w:r>
+                        <w:rPr>
+                          <w:i/>
+                          <w:iCs/>
+                          <w14:textOutline w14:w="9525" w14:cap="rnd" w14:cmpd="sng" w14:algn="ctr">
+                            <w14:noFill/>
+                            <w14:prstDash w14:val="solid"/>
+                            <w14:bevel/>
+                          </w14:textOutline>
+                        </w:rPr>
+                        <w:t xml:space="preserve"> accidental</w:t>
+                      </w:r>
+                      <w:r>
+                        <w:rPr>
+                          <w14:textOutline w14:w="9525" w14:cap="rnd" w14:cmpd="sng" w14:algn="ctr">
+                            <w14:noFill/>
+                            <w14:prstDash w14:val="solid"/>
+                            <w14:bevel/>
+                          </w14:textOutline>
+                        </w:rPr>
+                        <w:t xml:space="preserve"> *nt automatically calculates a </w:t>
+                      </w:r>
+                      <w:r>
+                        <w:rPr>
+                          <w:i/>
+                          <w:iCs/>
+                          <w14:textOutline w14:w="9525" w14:cap="rnd" w14:cmpd="sng" w14:algn="ctr">
+                            <w14:noFill/>
+                            <w14:prstDash w14:val="solid"/>
+                            <w14:bevel/>
+                          </w14:textOutline>
+                        </w:rPr>
+                        <w:t xml:space="preserve">1/1 </w:t>
+                      </w:r>
+                      <w:r>
+                        <w:rPr>
+                          <w:i/>
+                          <w:iCs/>
+                          <w14:textOutline w14:w="9525" w14:cap="rnd" w14:cmpd="sng" w14:algn="ctr">
+                            <w14:noFill/>
+                            <w14:prstDash w14:val="solid"/>
+                            <w14:bevel/>
+                          </w14:textOutline>
+                        </w:rPr>
+                        <w:t>frequency</w:t>
+                      </w:r>
+                      <w:r>
+                        <w:rPr>
+                          <w14:textOutline w14:w="9525" w14:cap="rnd" w14:cmpd="sng" w14:algn="ctr">
+                            <w14:noFill/>
+                            <w14:prstDash w14:val="solid"/>
+                            <w14:bevel/>
+                          </w14:textOutline>
+                        </w:rPr>
+                        <w:t xml:space="preserve"> </w:t>
+                      </w:r>
+                      <w:r>
+                        <w:rPr>
+                          <w14:textOutline w14:w="9525" w14:cap="rnd" w14:cmpd="sng" w14:algn="ctr">
+                            <w14:noFill/>
+                            <w14:prstDash w14:val="solid"/>
+                            <w14:bevel/>
+                          </w14:textOutline>
+                        </w:rPr>
+                        <w:t>value</w:t>
+                      </w:r>
+                      <w:r>
+                        <w:rPr>
+                          <w14:textOutline w14:w="9525" w14:cap="rnd" w14:cmpd="sng" w14:algn="ctr">
+                            <w14:noFill/>
+                            <w14:prstDash w14:val="solid"/>
+                            <w14:bevel/>
+                          </w14:textOutline>
+                        </w:rPr>
+                        <w:t xml:space="preserve"> </w:t>
+                      </w:r>
+                      <w:bookmarkStart w:id="6" w:name="_Hlk194496496"/>
+                      <w:r>
+                        <w:rPr>
+                          <w14:textOutline w14:w="9525" w14:cap="rnd" w14:cmpd="sng" w14:algn="ctr">
+                            <w14:noFill/>
+                            <w14:prstDash w14:val="solid"/>
+                            <w14:bevel/>
+                          </w14:textOutline>
+                        </w:rPr>
+                        <w:t>391.9954</w:t>
+                      </w:r>
+                      <w:bookmarkEnd w:id="6"/>
+                      <w:r>
+                        <w:rPr>
+                          <w14:textOutline w14:w="9525" w14:cap="rnd" w14:cmpd="sng" w14:algn="ctr">
+                            <w14:noFill/>
+                            <w14:prstDash w14:val="solid"/>
+                            <w14:bevel/>
+                          </w14:textOutline>
+                        </w:rPr>
+                        <w:t xml:space="preserve"> Hz</w:t>
+                      </w:r>
+                      <w:r>
+                        <w:rPr>
+                          <w14:textOutline w14:w="9525" w14:cap="rnd" w14:cmpd="sng" w14:algn="ctr">
+                            <w14:noFill/>
+                            <w14:prstDash w14:val="solid"/>
+                            <w14:bevel/>
+                          </w14:textOutline>
+                        </w:rPr>
+                        <w:t>. This is</w:t>
+                      </w:r>
+                      <w:r>
+                        <w:rPr>
+                          <w14:textOutline w14:w="9525" w14:cap="rnd" w14:cmpd="sng" w14:algn="ctr">
+                            <w14:noFill/>
+                            <w14:prstDash w14:val="solid"/>
+                            <w14:bevel/>
+                          </w14:textOutline>
+                        </w:rPr>
+                        <w:t xml:space="preserve"> </w:t>
+                      </w:r>
+                      <w:r>
+                        <w:rPr>
+                          <w14:textOutline w14:w="9525" w14:cap="rnd" w14:cmpd="sng" w14:algn="ctr">
+                            <w14:noFill/>
+                            <w14:prstDash w14:val="solid"/>
+                            <w14:bevel/>
+                          </w14:textOutline>
+                        </w:rPr>
+                        <w:t>one</w:t>
+                      </w:r>
+                      <w:r>
+                        <w:rPr>
+                          <w14:textOutline w14:w="9525" w14:cap="rnd" w14:cmpd="sng" w14:algn="ctr">
+                            <w14:noFill/>
+                            <w14:prstDash w14:val="solid"/>
+                            <w14:bevel/>
+                          </w14:textOutline>
+                        </w:rPr>
+                        <w:t xml:space="preserve"> 12edo wholetone </w:t>
+                      </w:r>
+                      <w:r>
+                        <w:rPr>
+                          <w14:textOutline w14:w="9525" w14:cap="rnd" w14:cmpd="sng" w14:algn="ctr">
+                            <w14:noFill/>
+                            <w14:prstDash w14:val="solid"/>
+                            <w14:bevel/>
+                          </w14:textOutline>
+                        </w:rPr>
+                        <w:t xml:space="preserve">(200 cents) </w:t>
+                      </w:r>
+                      <w:r>
+                        <w:rPr>
+                          <w14:textOutline w14:w="9525" w14:cap="rnd" w14:cmpd="sng" w14:algn="ctr">
+                            <w14:noFill/>
+                            <w14:prstDash w14:val="solid"/>
+                            <w14:bevel/>
+                          </w14:textOutline>
+                        </w:rPr>
+                        <w:t xml:space="preserve">below </w:t>
+                      </w:r>
+                      <w:r>
+                        <w:rPr>
+                          <w14:textOutline w14:w="9525" w14:cap="rnd" w14:cmpd="sng" w14:algn="ctr">
+                            <w14:noFill/>
+                            <w14:prstDash w14:val="solid"/>
+                            <w14:bevel/>
+                          </w14:textOutline>
+                        </w:rPr>
+                        <w:t xml:space="preserve">the default values </w:t>
+                      </w:r>
+                      <w:r>
+                        <w:rPr>
+                          <w14:textOutline w14:w="9525" w14:cap="rnd" w14:cmpd="sng" w14:algn="ctr">
+                            <w14:noFill/>
+                            <w14:prstDash w14:val="solid"/>
+                            <w14:bevel/>
+                          </w14:textOutline>
+                        </w:rPr>
+                        <w:t>A4 440 Hz (</w:t>
+                      </w:r>
+                      <w:r>
+                        <w:rPr>
+                          <w14:textOutline w14:w="9525" w14:cap="rnd" w14:cmpd="sng" w14:algn="ctr">
+                            <w14:noFill/>
+                            <w14:prstDash w14:val="solid"/>
+                            <w14:bevel/>
+                          </w14:textOutline>
+                        </w:rPr>
+                        <w:t>391.9954</w:t>
+                      </w:r>
+                      <w:r>
+                        <w:rPr>
+                          <w14:textOutline w14:w="9525" w14:cap="rnd" w14:cmpd="sng" w14:algn="ctr">
+                            <w14:noFill/>
+                            <w14:prstDash w14:val="solid"/>
+                            <w14:bevel/>
+                          </w14:textOutline>
+                        </w:rPr>
+                        <w:t xml:space="preserve"> = </w:t>
+                      </w:r>
+                      <w:r>
+                        <w:rPr>
+                          <w14:textOutline w14:w="9525" w14:cap="rnd" w14:cmpd="sng" w14:algn="ctr">
+                            <w14:noFill/>
+                            <w14:prstDash w14:val="solid"/>
+                            <w14:bevel/>
+                          </w14:textOutline>
+                        </w:rPr>
+                        <w:t>440 ÷ 2</w:t>
+                      </w:r>
+                      <w:r>
+                        <w:rPr>
+                          <w:vertAlign w:val="superscript"/>
+                          <w14:textOutline w14:w="9525" w14:cap="rnd" w14:cmpd="sng" w14:algn="ctr">
+                            <w14:noFill/>
+                            <w14:prstDash w14:val="solid"/>
+                            <w14:bevel/>
+                          </w14:textOutline>
+                        </w:rPr>
+                        <w:t>2/12</w:t>
+                      </w:r>
+                      <w:r>
+                        <w:rPr>
+                          <w14:textOutline w14:w="9525" w14:cap="rnd" w14:cmpd="sng" w14:algn="ctr">
+                            <w14:noFill/>
+                            <w14:prstDash w14:val="solid"/>
+                            <w14:bevel/>
+                          </w14:textOutline>
+                        </w:rPr>
+                        <w:t xml:space="preserve">). To work in the harmonic space </w:t>
+                      </w:r>
+                      <w:r>
+                        <w:rPr>
+                          <w14:textOutline w14:w="9525" w14:cap="rnd" w14:cmpd="sng" w14:algn="ctr">
+                            <w14:noFill/>
+                            <w14:prstDash w14:val="solid"/>
+                            <w14:bevel/>
+                          </w14:textOutline>
+                        </w:rPr>
+                        <w:t>preferred by</w:t>
+                      </w:r>
+                      <w:r>
+                        <w:rPr>
+                          <w14:textOutline w14:w="9525" w14:cap="rnd" w14:cmpd="sng" w14:algn="ctr">
+                            <w14:noFill/>
+                            <w14:prstDash w14:val="solid"/>
+                            <w14:bevel/>
+                          </w14:textOutline>
+                        </w:rPr>
+                        <w:t xml:space="preserve"> Harry Partch, adjust </w:t>
+                      </w:r>
+                      <w:r>
+                        <w:rPr>
+                          <w14:textOutline w14:w="9525" w14:cap="rnd" w14:cmpd="sng" w14:algn="ctr">
+                            <w14:noFill/>
+                            <w14:prstDash w14:val="solid"/>
+                            <w14:bevel/>
+                          </w14:textOutline>
+                        </w:rPr>
+                        <w:t xml:space="preserve">the </w:t>
+                      </w:r>
+                      <w:r>
+                        <w:rPr>
+                          <w:i/>
+                          <w:iCs/>
+                          <w14:textOutline w14:w="9525" w14:cap="rnd" w14:cmpd="sng" w14:algn="ctr">
+                            <w14:noFill/>
+                            <w14:prstDash w14:val="solid"/>
+                            <w14:bevel/>
+                          </w14:textOutline>
+                        </w:rPr>
+                        <w:t>1/1 frequency</w:t>
+                      </w:r>
+                      <w:r>
+                        <w:rPr>
+                          <w14:textOutline w14:w="9525" w14:cap="rnd" w14:cmpd="sng" w14:algn="ctr">
+                            <w14:noFill/>
+                            <w14:prstDash w14:val="solid"/>
+                            <w14:bevel/>
+                          </w14:textOutline>
+                        </w:rPr>
+                        <w:t xml:space="preserve"> to 392.0000 H</w:t>
                       </w:r>
                       <w:r>
                         <w:rPr>
@@ -620,21 +1436,54 @@
         </mc:AlternateContent>
       </w:r>
       <w:r>
-        <w:t>Changing the REFERENCE pitch’s octave, diatonic pitch, and/or accidental automatically updates its frequency—1/1 frequency (Hz)—as a 12</w:t>
+        <w:t>Changing the REFERENCE pitch’s octave, diatonic pitch, and/or accidental automatically updates its frequency—</w:t>
+      </w:r>
+      <w:r>
+        <w:rPr>
+          <w:i/>
+          <w:iCs/>
+        </w:rPr>
+        <w:t>1/1 frequency (Hz)</w:t>
+      </w:r>
+      <w:r>
+        <w:t>—</w:t>
+      </w:r>
+      <w:r>
+        <w:t>by a</w:t>
+      </w:r>
+      <w:r>
+        <w:t xml:space="preserve"> 12</w:t>
       </w:r>
       <w:r>
         <w:t>edo</w:t>
       </w:r>
       <w:r>
-        <w:t xml:space="preserve"> tempered pitch with respect to A4 440 Hz. This frequency may subsequently be adjusted to any desired value</w:t>
+        <w:t xml:space="preserve"> </w:t>
+      </w:r>
+      <w:r>
+        <w:t>relationship</w:t>
+      </w:r>
+      <w:r>
+        <w:t xml:space="preserve">. </w:t>
+      </w:r>
+      <w:r>
+        <w:t>Once the spelling of 1/1 is specified, its</w:t>
+      </w:r>
+      <w:r>
+        <w:t xml:space="preserve"> frequency may </w:t>
+      </w:r>
+      <w:r>
+        <w:t xml:space="preserve">be </w:t>
+      </w:r>
+      <w:r>
+        <w:t>adjusted to any desired value</w:t>
       </w:r>
       <w:r>
         <w:t>.</w:t>
       </w:r>
-      <w:bookmarkStart w:id="1" w:name="_Hlk194482485"/>
+      <w:bookmarkStart w:id="7" w:name="_Hlk194482485"/>
     </w:p>
     <w:p/>
-    <w:bookmarkEnd w:id="1"/>
     <w:p>
       <w:pPr>
         <w:pStyle w:val="Heading2"/>
@@ -644,10 +1493,13 @@
         </w:numPr>
         <w:spacing w:before="158"/>
       </w:pPr>
+      <w:bookmarkStart w:id="8" w:name="_Hlk194497126"/>
+      <w:bookmarkEnd w:id="7"/>
       <w:r>
         <w:t>Tuning meter setting</w:t>
       </w:r>
     </w:p>
+    <w:bookmarkEnd w:id="8"/>
     <w:p>
       <w:r>
         <w:rPr>
@@ -656,16 +1508,16 @@
         <mc:AlternateContent>
           <mc:Choice Requires="wps">
             <w:drawing>
-              <wp:anchor distT="0" distB="0" distL="114300" distR="114300" simplePos="0" relativeHeight="251661312" behindDoc="0" locked="0" layoutInCell="1" allowOverlap="0" wp14:anchorId="0EDD5AC7" wp14:editId="39D91E82">
+              <wp:anchor distT="0" distB="0" distL="114300" distR="114300" simplePos="0" relativeHeight="251661312" behindDoc="0" locked="0" layoutInCell="1" allowOverlap="0" wp14:anchorId="0EDD5AC7" wp14:editId="3CE37C9A">
                 <wp:simplePos x="0" y="0"/>
                 <wp:positionH relativeFrom="margin">
-                  <wp:posOffset>211947</wp:posOffset>
+                  <wp:align>center</wp:align>
                 </wp:positionH>
                 <wp:positionV relativeFrom="paragraph">
-                  <wp:posOffset>1011173</wp:posOffset>
+                  <wp:posOffset>1079211</wp:posOffset>
                 </wp:positionV>
-                <wp:extent cx="5040000" cy="954000"/>
-                <wp:effectExtent l="0" t="0" r="14605" b="10795"/>
+                <wp:extent cx="5040000" cy="892800"/>
+                <wp:effectExtent l="0" t="0" r="14605" b="10160"/>
                 <wp:wrapTopAndBottom/>
                 <wp:docPr id="1410592225" name="Rounded Rectangle 2"/>
                 <wp:cNvGraphicFramePr/>
@@ -676,7 +1528,7 @@
                       <wps:spPr>
                         <a:xfrm>
                           <a:off x="0" y="0"/>
-                          <a:ext cx="5040000" cy="954000"/>
+                          <a:ext cx="5040000" cy="892800"/>
                         </a:xfrm>
                         <a:prstGeom prst="roundRect">
                           <a:avLst>
@@ -709,6 +1561,20 @@
                             <w:pPr>
                               <w:spacing w:after="0" w:line="240" w:lineRule="auto"/>
                               <w:jc w:val="both"/>
+                            </w:pPr>
+                            <w:r>
+                              <w:rPr>
+                                <w:i/>
+                                <w:iCs/>
+                                <w14:textOutline w14:w="9525" w14:cap="rnd" w14:cmpd="sng" w14:algn="ctr">
+                                  <w14:noFill/>
+                                  <w14:prstDash w14:val="solid"/>
+                                  <w14:bevel/>
+                                </w14:textOutline>
+                              </w:rPr>
+                              <w:t>Example</w:t>
+                            </w:r>
+                            <w:r>
                               <w:rPr>
                                 <w14:textOutline w14:w="9525" w14:cap="rnd" w14:cmpd="sng" w14:algn="ctr">
                                   <w14:noFill/>
@@ -716,16 +1582,7 @@
                                   <w14:bevel/>
                                 </w14:textOutline>
                               </w:rPr>
-                            </w:pPr>
-                            <w:r>
-                              <w:rPr>
-                                <w14:textOutline w14:w="9525" w14:cap="rnd" w14:cmpd="sng" w14:algn="ctr">
-                                  <w14:noFill/>
-                                  <w14:prstDash w14:val="solid"/>
-                                  <w14:bevel/>
-                                </w14:textOutline>
-                              </w:rPr>
-                              <w:t xml:space="preserve">Example. </w:t>
+                              <w:t xml:space="preserve">. </w:t>
                             </w:r>
                             <w:r>
                               <w:rPr>
@@ -736,6 +1593,99 @@
                                 </w14:textOutline>
                               </w:rPr>
                               <w:t>If 1/1 is def</w:t>
+                            </w:r>
+                            <w:r>
+                              <w:rPr>
+                                <w14:textOutline w14:w="9525" w14:cap="rnd" w14:cmpd="sng" w14:algn="ctr">
+                                  <w14:noFill/>
+                                  <w14:prstDash w14:val="solid"/>
+                                  <w14:bevel/>
+                                </w14:textOutline>
+                              </w:rPr>
+                              <w:t>ined as 10 Hz, and spelled as *fE-1, then 440 Hz is partial 44°, written *o11*fA</w:t>
+                            </w:r>
+                            <w:r>
+                              <w:rPr>
+                                <w14:textOutline w14:w="9525" w14:cap="rnd" w14:cmpd="sng" w14:algn="ctr">
+                                  <w14:noFill/>
+                                  <w14:prstDash w14:val="solid"/>
+                                  <w14:bevel/>
+                                </w14:textOutline>
+                              </w:rPr>
+                              <w:t xml:space="preserve"> (about a quartertone below *nA !)</w:t>
+                            </w:r>
+                            <w:r>
+                              <w:rPr>
+                                <w14:textOutline w14:w="9525" w14:cap="rnd" w14:cmpd="sng" w14:algn="ctr">
+                                  <w14:noFill/>
+                                  <w14:prstDash w14:val="solid"/>
+                                  <w14:bevel/>
+                                </w14:textOutline>
+                              </w:rPr>
+                              <w:t xml:space="preserve">. If </w:t>
+                            </w:r>
+                            <w:r>
+                              <w:rPr>
+                                <w:i/>
+                                <w:iCs/>
+                              </w:rPr>
+                              <w:t>1/1 = 0 cents</w:t>
+                            </w:r>
+                            <w:r>
+                              <w:t xml:space="preserve"> is selected, </w:t>
+                            </w:r>
+                            <w:bookmarkStart w:id="9" w:name="_Hlk194505784"/>
+                            <w:r>
+                              <w:rPr>
+                                <w:i/>
+                                <w:iCs/>
+                              </w:rPr>
+                              <w:t>tuning meter A4 frequency</w:t>
+                            </w:r>
+                            <w:r>
+                              <w:t xml:space="preserve"> </w:t>
+                            </w:r>
+                            <w:bookmarkEnd w:id="9"/>
+                            <w:r>
+                              <w:t>will need to be</w:t>
+                            </w:r>
+                            <w:r>
+                              <w:t xml:space="preserve"> 452.5 Hz. If </w:t>
+                            </w:r>
+                            <w:r>
+                              <w:rPr>
+                                <w:i/>
+                                <w:iCs/>
+                              </w:rPr>
+                              <w:t>tuning meter A4 frequency = 0 cents</w:t>
+                            </w:r>
+                            <w:r>
+                              <w:t xml:space="preserve"> is selected, and </w:t>
+                            </w:r>
+                            <w:r>
+                              <w:rPr>
+                                <w:i/>
+                                <w:iCs/>
+                              </w:rPr>
+                              <w:t>tuning meter A4 frequency</w:t>
+                            </w:r>
+                            <w:r>
+                              <w:t xml:space="preserve"> is</w:t>
+                            </w:r>
+                            <w:r>
+                              <w:t xml:space="preserve"> adjusted to 440Hz, *fE will indicate the deviation </w:t>
+                            </w:r>
+                            <w:r>
+                              <w:t>*ftE</w:t>
+                            </w:r>
+                            <w:r>
+                              <w:t xml:space="preserve"> </w:t>
+                            </w:r>
+                            <w:r>
+                              <w:t>+48.7</w:t>
+                            </w:r>
+                            <w:r>
+                              <w:t xml:space="preserve"> cents.</w:t>
                             </w:r>
                           </w:p>
                         </w:txbxContent>
@@ -760,7 +1710,7 @@
           </mc:Choice>
           <mc:Fallback>
             <w:pict>
-              <v:roundrect w14:anchorId="0EDD5AC7" id="_x0000_s1027" style="position:absolute;margin-left:16.7pt;margin-top:79.6pt;width:396.85pt;height:75.1pt;z-index:251661312;visibility:visible;mso-wrap-style:square;mso-width-percent:0;mso-height-percent:0;mso-wrap-distance-left:9pt;mso-wrap-distance-top:0;mso-wrap-distance-right:9pt;mso-wrap-distance-bottom:0;mso-position-horizontal:absolute;mso-position-horizontal-relative:margin;mso-position-vertical:absolute;mso-position-vertical-relative:text;mso-width-percent:0;mso-height-percent:0;mso-width-relative:margin;mso-height-relative:margin;v-text-anchor:middle" arcsize="2476f" o:gfxdata="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" o:allowoverlap="f" fillcolor="white [3201]" strokecolor="#002060">
+              <v:roundrect w14:anchorId="0EDD5AC7" id="_x0000_s1027" style="position:absolute;margin-left:0;margin-top:85pt;width:396.85pt;height:70.3pt;z-index:251661312;visibility:visible;mso-wrap-style:square;mso-width-percent:0;mso-height-percent:0;mso-wrap-distance-left:9pt;mso-wrap-distance-top:0;mso-wrap-distance-right:9pt;mso-wrap-distance-bottom:0;mso-position-horizontal:center;mso-position-horizontal-relative:margin;mso-position-vertical:absolute;mso-position-vertical-relative:text;mso-width-percent:0;mso-height-percent:0;mso-width-relative:margin;mso-height-relative:margin;v-text-anchor:middle" arcsize="2476f" o:gfxdata="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" o:allowoverlap="f" fillcolor="white [3201]" strokecolor="#002060">
                 <v:stroke joinstyle="miter"/>
                 <v:textbox style="mso-fit-shape-to-text:t" inset=",2.5mm,,2.5mm">
                   <w:txbxContent>
@@ -768,6 +1718,20 @@
                       <w:pPr>
                         <w:spacing w:after="0" w:line="240" w:lineRule="auto"/>
                         <w:jc w:val="both"/>
+                      </w:pPr>
+                      <w:r>
+                        <w:rPr>
+                          <w:i/>
+                          <w:iCs/>
+                          <w14:textOutline w14:w="9525" w14:cap="rnd" w14:cmpd="sng" w14:algn="ctr">
+                            <w14:noFill/>
+                            <w14:prstDash w14:val="solid"/>
+                            <w14:bevel/>
+                          </w14:textOutline>
+                        </w:rPr>
+                        <w:t>Example</w:t>
+                      </w:r>
+                      <w:r>
                         <w:rPr>
                           <w14:textOutline w14:w="9525" w14:cap="rnd" w14:cmpd="sng" w14:algn="ctr">
                             <w14:noFill/>
@@ -775,16 +1739,7 @@
                             <w14:bevel/>
                           </w14:textOutline>
                         </w:rPr>
-                      </w:pPr>
-                      <w:r>
-                        <w:rPr>
-                          <w14:textOutline w14:w="9525" w14:cap="rnd" w14:cmpd="sng" w14:algn="ctr">
-                            <w14:noFill/>
-                            <w14:prstDash w14:val="solid"/>
-                            <w14:bevel/>
-                          </w14:textOutline>
-                        </w:rPr>
-                        <w:t xml:space="preserve">Example. </w:t>
+                        <w:t xml:space="preserve">. </w:t>
                       </w:r>
                       <w:r>
                         <w:rPr>
@@ -796,6 +1751,99 @@
                         </w:rPr>
                         <w:t>If 1/1 is def</w:t>
                       </w:r>
+                      <w:r>
+                        <w:rPr>
+                          <w14:textOutline w14:w="9525" w14:cap="rnd" w14:cmpd="sng" w14:algn="ctr">
+                            <w14:noFill/>
+                            <w14:prstDash w14:val="solid"/>
+                            <w14:bevel/>
+                          </w14:textOutline>
+                        </w:rPr>
+                        <w:t>ined as 10 Hz, and spelled as *fE-1, then 440 Hz is partial 44°, written *o11*fA</w:t>
+                      </w:r>
+                      <w:r>
+                        <w:rPr>
+                          <w14:textOutline w14:w="9525" w14:cap="rnd" w14:cmpd="sng" w14:algn="ctr">
+                            <w14:noFill/>
+                            <w14:prstDash w14:val="solid"/>
+                            <w14:bevel/>
+                          </w14:textOutline>
+                        </w:rPr>
+                        <w:t xml:space="preserve"> (about a quartertone below *nA !)</w:t>
+                      </w:r>
+                      <w:r>
+                        <w:rPr>
+                          <w14:textOutline w14:w="9525" w14:cap="rnd" w14:cmpd="sng" w14:algn="ctr">
+                            <w14:noFill/>
+                            <w14:prstDash w14:val="solid"/>
+                            <w14:bevel/>
+                          </w14:textOutline>
+                        </w:rPr>
+                        <w:t xml:space="preserve">. If </w:t>
+                      </w:r>
+                      <w:r>
+                        <w:rPr>
+                          <w:i/>
+                          <w:iCs/>
+                        </w:rPr>
+                        <w:t>1/1 = 0 cents</w:t>
+                      </w:r>
+                      <w:r>
+                        <w:t xml:space="preserve"> is selected, </w:t>
+                      </w:r>
+                      <w:bookmarkStart w:id="10" w:name="_Hlk194505784"/>
+                      <w:r>
+                        <w:rPr>
+                          <w:i/>
+                          <w:iCs/>
+                        </w:rPr>
+                        <w:t>tuning meter A4 frequency</w:t>
+                      </w:r>
+                      <w:r>
+                        <w:t xml:space="preserve"> </w:t>
+                      </w:r>
+                      <w:bookmarkEnd w:id="10"/>
+                      <w:r>
+                        <w:t>will need to be</w:t>
+                      </w:r>
+                      <w:r>
+                        <w:t xml:space="preserve"> 452.5 Hz. If </w:t>
+                      </w:r>
+                      <w:r>
+                        <w:rPr>
+                          <w:i/>
+                          <w:iCs/>
+                        </w:rPr>
+                        <w:t>tuning meter A4 frequency = 0 cents</w:t>
+                      </w:r>
+                      <w:r>
+                        <w:t xml:space="preserve"> is selected, and </w:t>
+                      </w:r>
+                      <w:r>
+                        <w:rPr>
+                          <w:i/>
+                          <w:iCs/>
+                        </w:rPr>
+                        <w:t>tuning meter A4 frequency</w:t>
+                      </w:r>
+                      <w:r>
+                        <w:t xml:space="preserve"> is</w:t>
+                      </w:r>
+                      <w:r>
+                        <w:t xml:space="preserve"> adjusted to 440Hz, *fE will indicate the deviation </w:t>
+                      </w:r>
+                      <w:r>
+                        <w:t>*ftE</w:t>
+                      </w:r>
+                      <w:r>
+                        <w:t xml:space="preserve"> </w:t>
+                      </w:r>
+                      <w:r>
+                        <w:t>+48.7</w:t>
+                      </w:r>
+                      <w:r>
+                        <w:t xml:space="preserve"> cents.</w:t>
+                      </w:r>
                     </w:p>
                   </w:txbxContent>
                 </v:textbox>
@@ -806,20 +1854,2771 @@
         </mc:AlternateContent>
       </w:r>
       <w:r>
-        <w:t>The options under tuning meter setting a</w:t>
+        <w:t xml:space="preserve">The options under </w:t>
       </w:r>
       <w:r>
         <w:rPr>
-          <w:rFonts w:ascii="Times New Roman" w:hAnsi="Times New Roman" w:cs="Times New Roman"/>
+          <w:b/>
+          <w:bCs/>
         </w:rPr>
-        <w:t>ﬀ</w:t>
-      </w:r>
-      <w:r>
-        <w:t>ect how outputted pitches are read on a tuning meter by controlling the frequency of the tuning meter’s own reference or “Kammerton” (typically tempered A4 set to 440 Hz). The default setting, 1/1 = 0 cents, automatically computes the required frequency of tempered A4 in the meter’s settings such that the selected reference pitch 1/1 will read ±0 cents.</w:t>
+        <w:t>tuning meter setting</w:t>
+      </w:r>
+      <w:r>
+        <w:t xml:space="preserve"> </w:t>
+      </w:r>
+      <w:r>
+        <w:t xml:space="preserve">affect </w:t>
+      </w:r>
+      <w:r>
+        <w:t xml:space="preserve">how </w:t>
+      </w:r>
+      <w:r>
+        <w:t>cents values are calculated. The default</w:t>
+      </w:r>
+      <w:r>
+        <w:t>,</w:t>
+      </w:r>
+      <w:r>
+        <w:t xml:space="preserve"> </w:t>
+      </w:r>
+      <w:bookmarkStart w:id="11" w:name="_Hlk194505681"/>
+      <w:r>
+        <w:rPr>
+          <w:i/>
+          <w:iCs/>
+        </w:rPr>
+        <w:t>1/1 = 0 cents</w:t>
+      </w:r>
+      <w:bookmarkEnd w:id="11"/>
+      <w:r>
+        <w:t xml:space="preserve">, </w:t>
+      </w:r>
+      <w:r>
+        <w:t xml:space="preserve">automatically </w:t>
+      </w:r>
+      <w:r>
+        <w:t>links</w:t>
+      </w:r>
+      <w:r>
+        <w:t xml:space="preserve"> the</w:t>
+      </w:r>
+      <w:r>
+        <w:t xml:space="preserve"> value of</w:t>
+      </w:r>
+      <w:r>
+        <w:t xml:space="preserve"> </w:t>
+      </w:r>
+      <w:bookmarkStart w:id="12" w:name="_Hlk194505222"/>
+      <w:r>
+        <w:rPr>
+          <w:i/>
+          <w:iCs/>
+        </w:rPr>
+        <w:t xml:space="preserve">tuning meter A4 </w:t>
+      </w:r>
+      <w:r>
+        <w:rPr>
+          <w:i/>
+          <w:iCs/>
+        </w:rPr>
+        <w:t>frequency</w:t>
+      </w:r>
+      <w:r>
+        <w:t xml:space="preserve"> </w:t>
+      </w:r>
+      <w:r>
+        <w:t xml:space="preserve">and </w:t>
+      </w:r>
+      <w:r>
+        <w:rPr>
+          <w:i/>
+          <w:iCs/>
+        </w:rPr>
+        <w:t>1/1 Frequency</w:t>
+      </w:r>
+      <w:bookmarkEnd w:id="12"/>
+      <w:r>
+        <w:rPr>
+          <w:i/>
+          <w:iCs/>
+        </w:rPr>
+        <w:t xml:space="preserve"> </w:t>
+      </w:r>
+      <w:r>
+        <w:t xml:space="preserve">so that the selected reference note </w:t>
+      </w:r>
+      <w:r>
+        <w:t>indicate</w:t>
+      </w:r>
+      <w:r>
+        <w:t>s</w:t>
+      </w:r>
+      <w:r>
+        <w:t xml:space="preserve"> a deviation of 0 cents. </w:t>
+      </w:r>
+      <w:r>
+        <w:t>S</w:t>
+      </w:r>
+      <w:r>
+        <w:t xml:space="preserve">etting </w:t>
+      </w:r>
+      <w:bookmarkStart w:id="13" w:name="_Hlk194505703"/>
+      <w:bookmarkStart w:id="14" w:name="_Hlk194505764"/>
+      <w:r>
+        <w:rPr>
+          <w:i/>
+          <w:iCs/>
+        </w:rPr>
+        <w:t>tuning meter A4 frequency</w:t>
+      </w:r>
+      <w:bookmarkEnd w:id="13"/>
+      <w:r>
+        <w:rPr>
+          <w:i/>
+          <w:iCs/>
+        </w:rPr>
+        <w:t xml:space="preserve"> = 0 cents</w:t>
+      </w:r>
+      <w:bookmarkEnd w:id="14"/>
+      <w:r>
+        <w:t xml:space="preserve"> allows the user to specify </w:t>
+      </w:r>
+      <w:r>
+        <w:t xml:space="preserve">separate values for </w:t>
+      </w:r>
+      <w:r>
+        <w:rPr>
+          <w:i/>
+          <w:iCs/>
+        </w:rPr>
+        <w:t>tuning meter A4 frequency</w:t>
+      </w:r>
+      <w:r>
+        <w:t xml:space="preserve"> and </w:t>
+      </w:r>
+      <w:r>
+        <w:rPr>
+          <w:i/>
+          <w:iCs/>
+        </w:rPr>
+        <w:t>1/1 Frequenc</w:t>
+      </w:r>
+      <w:r>
+        <w:rPr>
+          <w:i/>
+          <w:iCs/>
+        </w:rPr>
+        <w:t>y</w:t>
+      </w:r>
+      <w:r>
+        <w:rPr>
+          <w:i/>
+          <w:iCs/>
+        </w:rPr>
+        <w:t>;</w:t>
+      </w:r>
+      <w:r>
+        <w:t xml:space="preserve"> t</w:t>
+      </w:r>
+      <w:r>
+        <w:t xml:space="preserve">he cents deviation </w:t>
+      </w:r>
+      <w:r>
+        <w:t>of</w:t>
+      </w:r>
+      <w:r>
+        <w:t xml:space="preserve"> the selected reference note </w:t>
+      </w:r>
+      <w:r>
+        <w:t xml:space="preserve">will be calculated </w:t>
+      </w:r>
+      <w:r>
+        <w:t>automatically</w:t>
+      </w:r>
+      <w:r>
+        <w:t xml:space="preserve"> based on its spelling and these two frequency values</w:t>
+      </w:r>
+      <w:r>
+        <w:t>.</w:t>
+      </w:r>
+    </w:p>
+    <w:p>
+      <w:pPr>
+        <w:pStyle w:val="Heading1"/>
+        <w:numPr>
+          <w:ilvl w:val="0"/>
+          <w:numId w:val="1"/>
+        </w:numPr>
+      </w:pPr>
+      <w:bookmarkStart w:id="15" w:name="_Hlk194506863"/>
+      <w:bookmarkStart w:id="16" w:name="_Hlk194509496"/>
+      <w:r>
+        <w:t>INPUT</w:t>
+      </w:r>
+    </w:p>
+    <w:p>
+      <w:bookmarkStart w:id="17" w:name="_Hlk194506842"/>
+      <w:bookmarkEnd w:id="16"/>
+      <w:r>
+        <w:t>Before making input, one of the following two options must be chosen.</w:t>
+      </w:r>
+    </w:p>
+    <w:p>
+      <w:pPr>
+        <w:pStyle w:val="Heading2"/>
+        <w:numPr>
+          <w:ilvl w:val="1"/>
+          <w:numId w:val="1"/>
+        </w:numPr>
+        <w:spacing w:before="158"/>
+      </w:pPr>
+      <w:r>
+        <w:t>HEJI Notation</w:t>
+      </w:r>
+    </w:p>
+    <w:bookmarkEnd w:id="15"/>
+    <w:p>
+      <w:pPr>
+        <w:pStyle w:val="Heading2"/>
+        <w:spacing w:before="0" w:after="160"/>
+        <w:rPr>
+          <w:rFonts w:eastAsiaTheme="minorHAnsi" w:cs="Times New Roman (Body CS)"/>
+          <w:color w:val="auto"/>
+          <w:sz w:val="22"/>
+          <w:szCs w:val="24"/>
+        </w:rPr>
+      </w:pPr>
+      <w:r>
+        <w:rPr>
+          <w:rFonts w:eastAsiaTheme="minorHAnsi" w:cs="Times New Roman (Body CS)"/>
+          <w:color w:val="auto"/>
+          <w:sz w:val="22"/>
+          <w:szCs w:val="24"/>
+        </w:rPr>
+        <w:t>A</w:t>
+      </w:r>
+      <w:r>
+        <w:rPr>
+          <w:rFonts w:eastAsiaTheme="minorHAnsi" w:cs="Times New Roman (Body CS)"/>
+          <w:color w:val="auto"/>
+          <w:sz w:val="22"/>
+          <w:szCs w:val="24"/>
+        </w:rPr>
+        <w:t>n input pitch may be defined according</w:t>
+      </w:r>
+      <w:r>
+        <w:rPr>
+          <w:rFonts w:eastAsiaTheme="minorHAnsi" w:cs="Times New Roman (Body CS)"/>
+          <w:color w:val="auto"/>
+          <w:sz w:val="22"/>
+          <w:szCs w:val="24"/>
+        </w:rPr>
+        <w:t xml:space="preserve"> </w:t>
+      </w:r>
+      <w:r>
+        <w:rPr>
+          <w:rFonts w:eastAsiaTheme="minorHAnsi" w:cs="Times New Roman (Body CS)"/>
+          <w:color w:val="auto"/>
+          <w:sz w:val="22"/>
+          <w:szCs w:val="24"/>
+        </w:rPr>
+        <w:t xml:space="preserve">to its octave, diatonic </w:t>
+      </w:r>
+      <w:r>
+        <w:rPr>
+          <w:rFonts w:eastAsiaTheme="minorHAnsi" w:cs="Times New Roman (Body CS)"/>
+          <w:color w:val="auto"/>
+          <w:sz w:val="22"/>
+          <w:szCs w:val="24"/>
+        </w:rPr>
+        <w:t>note</w:t>
+      </w:r>
+      <w:r>
+        <w:rPr>
+          <w:rFonts w:eastAsiaTheme="minorHAnsi" w:cs="Times New Roman (Body CS)"/>
+          <w:color w:val="auto"/>
+          <w:sz w:val="22"/>
+          <w:szCs w:val="24"/>
+        </w:rPr>
+        <w:t>, and HEJI accidental(s). Palette input</w:t>
+      </w:r>
+      <w:r>
+        <w:rPr>
+          <w:rFonts w:eastAsiaTheme="minorHAnsi" w:cs="Times New Roman (Body CS)"/>
+          <w:color w:val="auto"/>
+          <w:sz w:val="22"/>
+          <w:szCs w:val="24"/>
+        </w:rPr>
+        <w:t xml:space="preserve"> </w:t>
+      </w:r>
+      <w:r>
+        <w:rPr>
+          <w:rFonts w:eastAsiaTheme="minorHAnsi" w:cs="Times New Roman (Body CS)"/>
+          <w:color w:val="auto"/>
+          <w:sz w:val="22"/>
+          <w:szCs w:val="24"/>
+        </w:rPr>
+        <w:t>accidentals allow up to three Pythagorean apotomes (±) and three steps</w:t>
+      </w:r>
+      <w:r>
+        <w:rPr>
+          <w:rFonts w:eastAsiaTheme="minorHAnsi" w:cs="Times New Roman (Body CS)"/>
+          <w:color w:val="auto"/>
+          <w:sz w:val="22"/>
+          <w:szCs w:val="24"/>
+        </w:rPr>
+        <w:t xml:space="preserve"> </w:t>
+      </w:r>
+      <w:r>
+        <w:rPr>
+          <w:rFonts w:eastAsiaTheme="minorHAnsi" w:cs="Times New Roman (Body CS)"/>
+          <w:color w:val="auto"/>
+          <w:sz w:val="22"/>
+          <w:szCs w:val="24"/>
+        </w:rPr>
+        <w:t>(±) in each of the prime dimension</w:t>
+      </w:r>
+      <w:r>
+        <w:rPr>
+          <w:rFonts w:eastAsiaTheme="minorHAnsi" w:cs="Times New Roman (Body CS)"/>
+          <w:color w:val="auto"/>
+          <w:sz w:val="22"/>
+          <w:szCs w:val="24"/>
+        </w:rPr>
+        <w:t>s</w:t>
+      </w:r>
+      <w:r>
+        <w:rPr>
+          <w:rFonts w:eastAsiaTheme="minorHAnsi" w:cs="Times New Roman (Body CS)"/>
+          <w:color w:val="auto"/>
+          <w:sz w:val="22"/>
+          <w:szCs w:val="24"/>
+        </w:rPr>
+        <w:t xml:space="preserve"> 5 through 31</w:t>
+      </w:r>
+      <w:r>
+        <w:rPr>
+          <w:rFonts w:eastAsiaTheme="minorHAnsi" w:cs="Times New Roman (Body CS)"/>
+          <w:color w:val="auto"/>
+          <w:sz w:val="22"/>
+          <w:szCs w:val="24"/>
+        </w:rPr>
+        <w:t>.</w:t>
+      </w:r>
+    </w:p>
+    <w:tbl>
+      <w:tblPr>
+        <w:tblStyle w:val="TableGrid"/>
+        <w:tblW w:w="5670" w:type="dxa"/>
+        <w:jc w:val="center"/>
+        <w:tblLook w:val="04A0" w:firstRow="1" w:lastRow="0" w:firstColumn="1" w:lastColumn="0" w:noHBand="0" w:noVBand="1"/>
+      </w:tblPr>
+      <w:tblGrid>
+        <w:gridCol w:w="1648"/>
+        <w:gridCol w:w="1077"/>
+        <w:gridCol w:w="222"/>
+        <w:gridCol w:w="1072"/>
+        <w:gridCol w:w="1651"/>
+      </w:tblGrid>
+      <w:tr>
+        <w:trPr>
+          <w:jc w:val="center"/>
+        </w:trPr>
+        <w:tc>
+          <w:tcPr>
+            <w:tcW w:w="1701" w:type="dxa"/>
+            <w:tcBorders>
+              <w:top w:val="nil"/>
+              <w:left w:val="nil"/>
+              <w:bottom w:val="single" w:sz="4" w:space="0" w:color="auto"/>
+            </w:tcBorders>
+          </w:tcPr>
+          <w:p>
+            <w:pPr>
+              <w:jc w:val="center"/>
+            </w:pPr>
+            <w:r>
+              <w:t>Prime dimension</w:t>
+            </w:r>
+          </w:p>
+        </w:tc>
+        <w:tc>
+          <w:tcPr>
+            <w:tcW w:w="113" w:type="dxa"/>
+            <w:gridSpan w:val="3"/>
+            <w:tcBorders>
+              <w:top w:val="nil"/>
+              <w:bottom w:val="single" w:sz="4" w:space="0" w:color="auto"/>
+            </w:tcBorders>
+          </w:tcPr>
+          <w:p>
+            <w:pPr>
+              <w:jc w:val="center"/>
+            </w:pPr>
+            <w:r>
+              <w:t>HEJI a</w:t>
+            </w:r>
+            <w:r>
+              <w:t>ccidental symbols</w:t>
+            </w:r>
+          </w:p>
+        </w:tc>
+        <w:tc>
+          <w:tcPr>
+            <w:tcW w:w="1701" w:type="dxa"/>
+            <w:tcBorders>
+              <w:top w:val="nil"/>
+              <w:bottom w:val="single" w:sz="4" w:space="0" w:color="auto"/>
+              <w:right w:val="nil"/>
+            </w:tcBorders>
+          </w:tcPr>
+          <w:p>
+            <w:pPr>
+              <w:jc w:val="center"/>
+            </w:pPr>
+            <w:r>
+              <w:t>Ratio alteration</w:t>
+            </w:r>
+          </w:p>
+        </w:tc>
+      </w:tr>
+      <w:tr>
+        <w:trPr>
+          <w:jc w:val="center"/>
+        </w:trPr>
+        <w:tc>
+          <w:tcPr>
+            <w:tcW w:w="1701" w:type="dxa"/>
+            <w:tcBorders>
+              <w:top w:val="single" w:sz="4" w:space="0" w:color="auto"/>
+              <w:left w:val="nil"/>
+              <w:bottom w:val="single" w:sz="4" w:space="0" w:color="auto"/>
+              <w:right w:val="single" w:sz="4" w:space="0" w:color="auto"/>
+            </w:tcBorders>
+          </w:tcPr>
+          <w:p>
+            <w:pPr>
+              <w:jc w:val="center"/>
+            </w:pPr>
+            <w:r>
+              <w:t>5</w:t>
+            </w:r>
+          </w:p>
+        </w:tc>
+        <w:tc>
+          <w:tcPr>
+            <w:tcW w:w="1134" w:type="dxa"/>
+            <w:tcBorders>
+              <w:top w:val="single" w:sz="4" w:space="0" w:color="auto"/>
+              <w:left w:val="single" w:sz="4" w:space="0" w:color="auto"/>
+              <w:bottom w:val="single" w:sz="4" w:space="0" w:color="auto"/>
+              <w:right w:val="nil"/>
+            </w:tcBorders>
+          </w:tcPr>
+          <w:p>
+            <w:pPr>
+              <w:jc w:val="right"/>
+            </w:pPr>
+            <w:r>
+              <w:t>*fo5 *no5 *so5</w:t>
+            </w:r>
+          </w:p>
+        </w:tc>
+        <w:tc>
+          <w:tcPr>
+            <w:tcW w:w="113" w:type="dxa"/>
+            <w:tcBorders>
+              <w:top w:val="single" w:sz="4" w:space="0" w:color="auto"/>
+              <w:left w:val="nil"/>
+              <w:bottom w:val="single" w:sz="4" w:space="0" w:color="auto"/>
+              <w:right w:val="nil"/>
+            </w:tcBorders>
+          </w:tcPr>
+          <w:p>
+            <w:pPr>
+              <w:jc w:val="center"/>
+            </w:pPr>
+          </w:p>
+        </w:tc>
+        <w:tc>
+          <w:tcPr>
+            <w:tcW w:w="1134" w:type="dxa"/>
+            <w:tcBorders>
+              <w:top w:val="single" w:sz="4" w:space="0" w:color="auto"/>
+              <w:left w:val="nil"/>
+              <w:bottom w:val="single" w:sz="4" w:space="0" w:color="auto"/>
+              <w:right w:val="single" w:sz="4" w:space="0" w:color="auto"/>
+            </w:tcBorders>
+          </w:tcPr>
+          <w:p>
+            <w:r>
+              <w:t>*fu5 *nu5 *su5</w:t>
+            </w:r>
+          </w:p>
+        </w:tc>
+        <w:tc>
+          <w:tcPr>
+            <w:tcW w:w="1701" w:type="dxa"/>
+            <w:tcBorders>
+              <w:top w:val="single" w:sz="4" w:space="0" w:color="auto"/>
+              <w:left w:val="single" w:sz="4" w:space="0" w:color="auto"/>
+              <w:bottom w:val="single" w:sz="4" w:space="0" w:color="auto"/>
+              <w:right w:val="nil"/>
+            </w:tcBorders>
+          </w:tcPr>
+          <w:p>
+            <w:pPr>
+              <w:jc w:val="center"/>
+            </w:pPr>
+            <w:r>
+              <w:t>80:81</w:t>
+            </w:r>
+          </w:p>
+        </w:tc>
+      </w:tr>
+      <w:tr>
+        <w:trPr>
+          <w:jc w:val="center"/>
+        </w:trPr>
+        <w:tc>
+          <w:tcPr>
+            <w:tcW w:w="1701" w:type="dxa"/>
+            <w:tcBorders>
+              <w:top w:val="single" w:sz="4" w:space="0" w:color="auto"/>
+              <w:left w:val="nil"/>
+              <w:bottom w:val="single" w:sz="4" w:space="0" w:color="auto"/>
+              <w:right w:val="single" w:sz="4" w:space="0" w:color="auto"/>
+            </w:tcBorders>
+          </w:tcPr>
+          <w:p>
+            <w:pPr>
+              <w:jc w:val="center"/>
+            </w:pPr>
+            <w:r>
+              <w:t>7</w:t>
+            </w:r>
+          </w:p>
+        </w:tc>
+        <w:tc>
+          <w:tcPr>
+            <w:tcW w:w="1134" w:type="dxa"/>
+            <w:tcBorders>
+              <w:top w:val="single" w:sz="4" w:space="0" w:color="auto"/>
+              <w:left w:val="single" w:sz="4" w:space="0" w:color="auto"/>
+              <w:bottom w:val="single" w:sz="4" w:space="0" w:color="auto"/>
+              <w:right w:val="nil"/>
+            </w:tcBorders>
+          </w:tcPr>
+          <w:p>
+            <w:pPr>
+              <w:jc w:val="right"/>
+            </w:pPr>
+            <w:r>
+              <w:t>*o7</w:t>
+            </w:r>
+          </w:p>
+        </w:tc>
+        <w:tc>
+          <w:tcPr>
+            <w:tcW w:w="113" w:type="dxa"/>
+            <w:tcBorders>
+              <w:top w:val="single" w:sz="4" w:space="0" w:color="auto"/>
+              <w:left w:val="nil"/>
+              <w:bottom w:val="single" w:sz="4" w:space="0" w:color="auto"/>
+              <w:right w:val="nil"/>
+            </w:tcBorders>
+          </w:tcPr>
+          <w:p>
+            <w:pPr>
+              <w:jc w:val="center"/>
+            </w:pPr>
+          </w:p>
+        </w:tc>
+        <w:tc>
+          <w:tcPr>
+            <w:tcW w:w="1134" w:type="dxa"/>
+            <w:tcBorders>
+              <w:top w:val="single" w:sz="4" w:space="0" w:color="auto"/>
+              <w:left w:val="nil"/>
+              <w:bottom w:val="single" w:sz="4" w:space="0" w:color="auto"/>
+              <w:right w:val="single" w:sz="4" w:space="0" w:color="auto"/>
+            </w:tcBorders>
+          </w:tcPr>
+          <w:p>
+            <w:r>
+              <w:t>*u7</w:t>
+            </w:r>
+          </w:p>
+        </w:tc>
+        <w:tc>
+          <w:tcPr>
+            <w:tcW w:w="1701" w:type="dxa"/>
+            <w:tcBorders>
+              <w:top w:val="single" w:sz="4" w:space="0" w:color="auto"/>
+              <w:left w:val="single" w:sz="4" w:space="0" w:color="auto"/>
+              <w:bottom w:val="single" w:sz="4" w:space="0" w:color="auto"/>
+              <w:right w:val="nil"/>
+            </w:tcBorders>
+          </w:tcPr>
+          <w:p>
+            <w:pPr>
+              <w:jc w:val="center"/>
+            </w:pPr>
+            <w:r>
+              <w:t>63:64</w:t>
+            </w:r>
+          </w:p>
+        </w:tc>
+      </w:tr>
+      <w:tr>
+        <w:trPr>
+          <w:jc w:val="center"/>
+        </w:trPr>
+        <w:tc>
+          <w:tcPr>
+            <w:tcW w:w="1701" w:type="dxa"/>
+            <w:tcBorders>
+              <w:top w:val="single" w:sz="4" w:space="0" w:color="auto"/>
+              <w:left w:val="nil"/>
+              <w:bottom w:val="single" w:sz="4" w:space="0" w:color="auto"/>
+              <w:right w:val="single" w:sz="4" w:space="0" w:color="auto"/>
+            </w:tcBorders>
+          </w:tcPr>
+          <w:p>
+            <w:pPr>
+              <w:jc w:val="center"/>
+            </w:pPr>
+            <w:r>
+              <w:t>11</w:t>
+            </w:r>
+          </w:p>
+        </w:tc>
+        <w:tc>
+          <w:tcPr>
+            <w:tcW w:w="1134" w:type="dxa"/>
+            <w:tcBorders>
+              <w:top w:val="single" w:sz="4" w:space="0" w:color="auto"/>
+              <w:left w:val="single" w:sz="4" w:space="0" w:color="auto"/>
+              <w:bottom w:val="single" w:sz="4" w:space="0" w:color="auto"/>
+              <w:right w:val="nil"/>
+            </w:tcBorders>
+          </w:tcPr>
+          <w:p>
+            <w:pPr>
+              <w:jc w:val="right"/>
+            </w:pPr>
+            <w:r>
+              <w:t>*u11</w:t>
+            </w:r>
+          </w:p>
+        </w:tc>
+        <w:tc>
+          <w:tcPr>
+            <w:tcW w:w="113" w:type="dxa"/>
+            <w:tcBorders>
+              <w:top w:val="single" w:sz="4" w:space="0" w:color="auto"/>
+              <w:left w:val="nil"/>
+              <w:bottom w:val="single" w:sz="4" w:space="0" w:color="auto"/>
+              <w:right w:val="nil"/>
+            </w:tcBorders>
+          </w:tcPr>
+          <w:p>
+            <w:pPr>
+              <w:jc w:val="center"/>
+            </w:pPr>
+          </w:p>
+        </w:tc>
+        <w:tc>
+          <w:tcPr>
+            <w:tcW w:w="1134" w:type="dxa"/>
+            <w:tcBorders>
+              <w:top w:val="single" w:sz="4" w:space="0" w:color="auto"/>
+              <w:left w:val="nil"/>
+              <w:bottom w:val="single" w:sz="4" w:space="0" w:color="auto"/>
+              <w:right w:val="single" w:sz="4" w:space="0" w:color="auto"/>
+            </w:tcBorders>
+          </w:tcPr>
+          <w:p>
+            <w:r>
+              <w:t>*o11</w:t>
+            </w:r>
+          </w:p>
+        </w:tc>
+        <w:tc>
+          <w:tcPr>
+            <w:tcW w:w="1701" w:type="dxa"/>
+            <w:tcBorders>
+              <w:top w:val="single" w:sz="4" w:space="0" w:color="auto"/>
+              <w:left w:val="single" w:sz="4" w:space="0" w:color="auto"/>
+              <w:bottom w:val="single" w:sz="4" w:space="0" w:color="auto"/>
+              <w:right w:val="nil"/>
+            </w:tcBorders>
+          </w:tcPr>
+          <w:p>
+            <w:pPr>
+              <w:jc w:val="center"/>
+            </w:pPr>
+            <w:r>
+              <w:t>32:33</w:t>
+            </w:r>
+          </w:p>
+        </w:tc>
+      </w:tr>
+      <w:tr>
+        <w:trPr>
+          <w:jc w:val="center"/>
+        </w:trPr>
+        <w:tc>
+          <w:tcPr>
+            <w:tcW w:w="1701" w:type="dxa"/>
+            <w:tcBorders>
+              <w:top w:val="single" w:sz="4" w:space="0" w:color="auto"/>
+              <w:left w:val="nil"/>
+              <w:bottom w:val="single" w:sz="4" w:space="0" w:color="auto"/>
+              <w:right w:val="single" w:sz="4" w:space="0" w:color="auto"/>
+            </w:tcBorders>
+          </w:tcPr>
+          <w:p>
+            <w:pPr>
+              <w:jc w:val="center"/>
+            </w:pPr>
+            <w:r>
+              <w:t>13</w:t>
+            </w:r>
+          </w:p>
+        </w:tc>
+        <w:tc>
+          <w:tcPr>
+            <w:tcW w:w="1134" w:type="dxa"/>
+            <w:tcBorders>
+              <w:top w:val="single" w:sz="4" w:space="0" w:color="auto"/>
+              <w:left w:val="single" w:sz="4" w:space="0" w:color="auto"/>
+              <w:bottom w:val="single" w:sz="4" w:space="0" w:color="auto"/>
+              <w:right w:val="nil"/>
+            </w:tcBorders>
+          </w:tcPr>
+          <w:p>
+            <w:pPr>
+              <w:jc w:val="right"/>
+            </w:pPr>
+            <w:r>
+              <w:t>*o13</w:t>
+            </w:r>
+          </w:p>
+        </w:tc>
+        <w:tc>
+          <w:tcPr>
+            <w:tcW w:w="113" w:type="dxa"/>
+            <w:tcBorders>
+              <w:top w:val="single" w:sz="4" w:space="0" w:color="auto"/>
+              <w:left w:val="nil"/>
+              <w:bottom w:val="single" w:sz="4" w:space="0" w:color="auto"/>
+              <w:right w:val="nil"/>
+            </w:tcBorders>
+          </w:tcPr>
+          <w:p>
+            <w:pPr>
+              <w:jc w:val="center"/>
+            </w:pPr>
+          </w:p>
+        </w:tc>
+        <w:tc>
+          <w:tcPr>
+            <w:tcW w:w="1134" w:type="dxa"/>
+            <w:tcBorders>
+              <w:top w:val="single" w:sz="4" w:space="0" w:color="auto"/>
+              <w:left w:val="nil"/>
+              <w:bottom w:val="single" w:sz="4" w:space="0" w:color="auto"/>
+              <w:right w:val="single" w:sz="4" w:space="0" w:color="auto"/>
+            </w:tcBorders>
+          </w:tcPr>
+          <w:p>
+            <w:r>
+              <w:t>*u13</w:t>
+            </w:r>
+          </w:p>
+        </w:tc>
+        <w:tc>
+          <w:tcPr>
+            <w:tcW w:w="1701" w:type="dxa"/>
+            <w:tcBorders>
+              <w:top w:val="single" w:sz="4" w:space="0" w:color="auto"/>
+              <w:left w:val="single" w:sz="4" w:space="0" w:color="auto"/>
+              <w:bottom w:val="single" w:sz="4" w:space="0" w:color="auto"/>
+              <w:right w:val="nil"/>
+            </w:tcBorders>
+          </w:tcPr>
+          <w:p>
+            <w:pPr>
+              <w:jc w:val="center"/>
+            </w:pPr>
+            <w:r>
+              <w:t>26:27</w:t>
+            </w:r>
+          </w:p>
+        </w:tc>
+      </w:tr>
+      <w:tr>
+        <w:trPr>
+          <w:jc w:val="center"/>
+        </w:trPr>
+        <w:tc>
+          <w:tcPr>
+            <w:tcW w:w="1701" w:type="dxa"/>
+            <w:tcBorders>
+              <w:top w:val="single" w:sz="4" w:space="0" w:color="auto"/>
+              <w:left w:val="nil"/>
+              <w:bottom w:val="single" w:sz="4" w:space="0" w:color="auto"/>
+              <w:right w:val="single" w:sz="4" w:space="0" w:color="auto"/>
+            </w:tcBorders>
+          </w:tcPr>
+          <w:p>
+            <w:pPr>
+              <w:jc w:val="center"/>
+            </w:pPr>
+            <w:r>
+              <w:t>17</w:t>
+            </w:r>
+          </w:p>
+        </w:tc>
+        <w:tc>
+          <w:tcPr>
+            <w:tcW w:w="1134" w:type="dxa"/>
+            <w:tcBorders>
+              <w:top w:val="single" w:sz="4" w:space="0" w:color="auto"/>
+              <w:left w:val="single" w:sz="4" w:space="0" w:color="auto"/>
+              <w:bottom w:val="single" w:sz="4" w:space="0" w:color="auto"/>
+              <w:right w:val="nil"/>
+            </w:tcBorders>
+          </w:tcPr>
+          <w:p>
+            <w:pPr>
+              <w:jc w:val="right"/>
+            </w:pPr>
+            <w:r>
+              <w:t>*o17</w:t>
+            </w:r>
+          </w:p>
+        </w:tc>
+        <w:tc>
+          <w:tcPr>
+            <w:tcW w:w="113" w:type="dxa"/>
+            <w:tcBorders>
+              <w:top w:val="single" w:sz="4" w:space="0" w:color="auto"/>
+              <w:left w:val="nil"/>
+              <w:bottom w:val="single" w:sz="4" w:space="0" w:color="auto"/>
+              <w:right w:val="nil"/>
+            </w:tcBorders>
+          </w:tcPr>
+          <w:p>
+            <w:pPr>
+              <w:jc w:val="center"/>
+            </w:pPr>
+          </w:p>
+        </w:tc>
+        <w:tc>
+          <w:tcPr>
+            <w:tcW w:w="1134" w:type="dxa"/>
+            <w:tcBorders>
+              <w:top w:val="single" w:sz="4" w:space="0" w:color="auto"/>
+              <w:left w:val="nil"/>
+              <w:bottom w:val="single" w:sz="4" w:space="0" w:color="auto"/>
+              <w:right w:val="single" w:sz="4" w:space="0" w:color="auto"/>
+            </w:tcBorders>
+          </w:tcPr>
+          <w:p>
+            <w:r>
+              <w:t>*u17</w:t>
+            </w:r>
+          </w:p>
+        </w:tc>
+        <w:tc>
+          <w:tcPr>
+            <w:tcW w:w="1701" w:type="dxa"/>
+            <w:tcBorders>
+              <w:top w:val="single" w:sz="4" w:space="0" w:color="auto"/>
+              <w:left w:val="single" w:sz="4" w:space="0" w:color="auto"/>
+              <w:bottom w:val="single" w:sz="4" w:space="0" w:color="auto"/>
+              <w:right w:val="nil"/>
+            </w:tcBorders>
+          </w:tcPr>
+          <w:p>
+            <w:pPr>
+              <w:jc w:val="center"/>
+            </w:pPr>
+            <w:r>
+              <w:t>2176:2187</w:t>
+            </w:r>
+          </w:p>
+        </w:tc>
+      </w:tr>
+      <w:tr>
+        <w:trPr>
+          <w:jc w:val="center"/>
+        </w:trPr>
+        <w:tc>
+          <w:tcPr>
+            <w:tcW w:w="1701" w:type="dxa"/>
+            <w:tcBorders>
+              <w:top w:val="single" w:sz="4" w:space="0" w:color="auto"/>
+              <w:left w:val="nil"/>
+              <w:bottom w:val="single" w:sz="4" w:space="0" w:color="auto"/>
+              <w:right w:val="single" w:sz="4" w:space="0" w:color="auto"/>
+            </w:tcBorders>
+          </w:tcPr>
+          <w:p>
+            <w:pPr>
+              <w:jc w:val="center"/>
+            </w:pPr>
+            <w:r>
+              <w:t>19</w:t>
+            </w:r>
+          </w:p>
+        </w:tc>
+        <w:tc>
+          <w:tcPr>
+            <w:tcW w:w="1134" w:type="dxa"/>
+            <w:tcBorders>
+              <w:top w:val="single" w:sz="4" w:space="0" w:color="auto"/>
+              <w:left w:val="single" w:sz="4" w:space="0" w:color="auto"/>
+              <w:bottom w:val="single" w:sz="4" w:space="0" w:color="auto"/>
+              <w:right w:val="nil"/>
+            </w:tcBorders>
+          </w:tcPr>
+          <w:p>
+            <w:pPr>
+              <w:jc w:val="right"/>
+            </w:pPr>
+            <w:r>
+              <w:t>*u19</w:t>
+            </w:r>
+          </w:p>
+        </w:tc>
+        <w:tc>
+          <w:tcPr>
+            <w:tcW w:w="113" w:type="dxa"/>
+            <w:tcBorders>
+              <w:top w:val="single" w:sz="4" w:space="0" w:color="auto"/>
+              <w:left w:val="nil"/>
+              <w:bottom w:val="single" w:sz="4" w:space="0" w:color="auto"/>
+              <w:right w:val="nil"/>
+            </w:tcBorders>
+          </w:tcPr>
+          <w:p>
+            <w:pPr>
+              <w:jc w:val="center"/>
+            </w:pPr>
+          </w:p>
+        </w:tc>
+        <w:tc>
+          <w:tcPr>
+            <w:tcW w:w="1134" w:type="dxa"/>
+            <w:tcBorders>
+              <w:top w:val="single" w:sz="4" w:space="0" w:color="auto"/>
+              <w:left w:val="nil"/>
+              <w:bottom w:val="single" w:sz="4" w:space="0" w:color="auto"/>
+              <w:right w:val="single" w:sz="4" w:space="0" w:color="auto"/>
+            </w:tcBorders>
+          </w:tcPr>
+          <w:p>
+            <w:r>
+              <w:t>*o19</w:t>
+            </w:r>
+          </w:p>
+        </w:tc>
+        <w:tc>
+          <w:tcPr>
+            <w:tcW w:w="1701" w:type="dxa"/>
+            <w:tcBorders>
+              <w:top w:val="single" w:sz="4" w:space="0" w:color="auto"/>
+              <w:left w:val="single" w:sz="4" w:space="0" w:color="auto"/>
+              <w:bottom w:val="single" w:sz="4" w:space="0" w:color="auto"/>
+              <w:right w:val="nil"/>
+            </w:tcBorders>
+          </w:tcPr>
+          <w:p>
+            <w:pPr>
+              <w:jc w:val="center"/>
+            </w:pPr>
+            <w:r>
+              <w:t>512:513</w:t>
+            </w:r>
+          </w:p>
+        </w:tc>
+      </w:tr>
+      <w:tr>
+        <w:trPr>
+          <w:jc w:val="center"/>
+        </w:trPr>
+        <w:tc>
+          <w:tcPr>
+            <w:tcW w:w="1701" w:type="dxa"/>
+            <w:tcBorders>
+              <w:top w:val="single" w:sz="4" w:space="0" w:color="auto"/>
+              <w:left w:val="nil"/>
+              <w:bottom w:val="single" w:sz="4" w:space="0" w:color="auto"/>
+              <w:right w:val="single" w:sz="4" w:space="0" w:color="auto"/>
+            </w:tcBorders>
+          </w:tcPr>
+          <w:p>
+            <w:pPr>
+              <w:jc w:val="center"/>
+            </w:pPr>
+            <w:r>
+              <w:t>23</w:t>
+            </w:r>
+          </w:p>
+        </w:tc>
+        <w:tc>
+          <w:tcPr>
+            <w:tcW w:w="1134" w:type="dxa"/>
+            <w:tcBorders>
+              <w:top w:val="single" w:sz="4" w:space="0" w:color="auto"/>
+              <w:left w:val="single" w:sz="4" w:space="0" w:color="auto"/>
+              <w:bottom w:val="single" w:sz="4" w:space="0" w:color="auto"/>
+              <w:right w:val="nil"/>
+            </w:tcBorders>
+          </w:tcPr>
+          <w:p>
+            <w:pPr>
+              <w:jc w:val="right"/>
+            </w:pPr>
+            <w:r>
+              <w:t>*u23</w:t>
+            </w:r>
+          </w:p>
+        </w:tc>
+        <w:tc>
+          <w:tcPr>
+            <w:tcW w:w="113" w:type="dxa"/>
+            <w:tcBorders>
+              <w:top w:val="single" w:sz="4" w:space="0" w:color="auto"/>
+              <w:left w:val="nil"/>
+              <w:bottom w:val="single" w:sz="4" w:space="0" w:color="auto"/>
+              <w:right w:val="nil"/>
+            </w:tcBorders>
+          </w:tcPr>
+          <w:p>
+            <w:pPr>
+              <w:jc w:val="center"/>
+            </w:pPr>
+          </w:p>
+        </w:tc>
+        <w:tc>
+          <w:tcPr>
+            <w:tcW w:w="1134" w:type="dxa"/>
+            <w:tcBorders>
+              <w:top w:val="single" w:sz="4" w:space="0" w:color="auto"/>
+              <w:left w:val="nil"/>
+              <w:bottom w:val="single" w:sz="4" w:space="0" w:color="auto"/>
+              <w:right w:val="single" w:sz="4" w:space="0" w:color="auto"/>
+            </w:tcBorders>
+          </w:tcPr>
+          <w:p>
+            <w:r>
+              <w:t>*o23</w:t>
+            </w:r>
+          </w:p>
+        </w:tc>
+        <w:tc>
+          <w:tcPr>
+            <w:tcW w:w="1701" w:type="dxa"/>
+            <w:tcBorders>
+              <w:top w:val="single" w:sz="4" w:space="0" w:color="auto"/>
+              <w:left w:val="single" w:sz="4" w:space="0" w:color="auto"/>
+              <w:bottom w:val="single" w:sz="4" w:space="0" w:color="auto"/>
+              <w:right w:val="nil"/>
+            </w:tcBorders>
+          </w:tcPr>
+          <w:p>
+            <w:pPr>
+              <w:jc w:val="center"/>
+            </w:pPr>
+            <w:r>
+              <w:t>729:736</w:t>
+            </w:r>
+          </w:p>
+        </w:tc>
+      </w:tr>
+      <w:tr>
+        <w:trPr>
+          <w:jc w:val="center"/>
+        </w:trPr>
+        <w:tc>
+          <w:tcPr>
+            <w:tcW w:w="1701" w:type="dxa"/>
+            <w:tcBorders>
+              <w:top w:val="single" w:sz="4" w:space="0" w:color="auto"/>
+              <w:left w:val="nil"/>
+              <w:bottom w:val="single" w:sz="4" w:space="0" w:color="auto"/>
+              <w:right w:val="single" w:sz="4" w:space="0" w:color="auto"/>
+            </w:tcBorders>
+          </w:tcPr>
+          <w:p>
+            <w:pPr>
+              <w:jc w:val="center"/>
+            </w:pPr>
+            <w:r>
+              <w:t>29</w:t>
+            </w:r>
+          </w:p>
+        </w:tc>
+        <w:tc>
+          <w:tcPr>
+            <w:tcW w:w="1134" w:type="dxa"/>
+            <w:tcBorders>
+              <w:top w:val="single" w:sz="4" w:space="0" w:color="auto"/>
+              <w:left w:val="single" w:sz="4" w:space="0" w:color="auto"/>
+              <w:bottom w:val="single" w:sz="4" w:space="0" w:color="auto"/>
+              <w:right w:val="nil"/>
+            </w:tcBorders>
+          </w:tcPr>
+          <w:p>
+            <w:pPr>
+              <w:jc w:val="right"/>
+            </w:pPr>
+            <w:r>
+              <w:t>*u29</w:t>
+            </w:r>
+          </w:p>
+        </w:tc>
+        <w:tc>
+          <w:tcPr>
+            <w:tcW w:w="113" w:type="dxa"/>
+            <w:tcBorders>
+              <w:top w:val="single" w:sz="4" w:space="0" w:color="auto"/>
+              <w:left w:val="nil"/>
+              <w:bottom w:val="single" w:sz="4" w:space="0" w:color="auto"/>
+              <w:right w:val="nil"/>
+            </w:tcBorders>
+          </w:tcPr>
+          <w:p>
+            <w:pPr>
+              <w:jc w:val="center"/>
+            </w:pPr>
+          </w:p>
+        </w:tc>
+        <w:tc>
+          <w:tcPr>
+            <w:tcW w:w="1134" w:type="dxa"/>
+            <w:tcBorders>
+              <w:top w:val="single" w:sz="4" w:space="0" w:color="auto"/>
+              <w:left w:val="nil"/>
+              <w:bottom w:val="single" w:sz="4" w:space="0" w:color="auto"/>
+              <w:right w:val="single" w:sz="4" w:space="0" w:color="auto"/>
+            </w:tcBorders>
+          </w:tcPr>
+          <w:p>
+            <w:r>
+              <w:t>*o29</w:t>
+            </w:r>
+          </w:p>
+        </w:tc>
+        <w:tc>
+          <w:tcPr>
+            <w:tcW w:w="1701" w:type="dxa"/>
+            <w:tcBorders>
+              <w:top w:val="single" w:sz="4" w:space="0" w:color="auto"/>
+              <w:left w:val="single" w:sz="4" w:space="0" w:color="auto"/>
+              <w:bottom w:val="single" w:sz="4" w:space="0" w:color="auto"/>
+              <w:right w:val="nil"/>
+            </w:tcBorders>
+          </w:tcPr>
+          <w:p>
+            <w:pPr>
+              <w:jc w:val="center"/>
+            </w:pPr>
+            <w:r>
+              <w:t>256:261</w:t>
+            </w:r>
+          </w:p>
+        </w:tc>
+      </w:tr>
+      <w:tr>
+        <w:trPr>
+          <w:jc w:val="center"/>
+        </w:trPr>
+        <w:tc>
+          <w:tcPr>
+            <w:tcW w:w="1701" w:type="dxa"/>
+            <w:tcBorders>
+              <w:top w:val="single" w:sz="4" w:space="0" w:color="auto"/>
+              <w:left w:val="nil"/>
+              <w:bottom w:val="single" w:sz="4" w:space="0" w:color="auto"/>
+              <w:right w:val="single" w:sz="4" w:space="0" w:color="auto"/>
+            </w:tcBorders>
+          </w:tcPr>
+          <w:p>
+            <w:pPr>
+              <w:jc w:val="center"/>
+            </w:pPr>
+            <w:r>
+              <w:t>31</w:t>
+            </w:r>
+          </w:p>
+        </w:tc>
+        <w:tc>
+          <w:tcPr>
+            <w:tcW w:w="1134" w:type="dxa"/>
+            <w:tcBorders>
+              <w:top w:val="single" w:sz="4" w:space="0" w:color="auto"/>
+              <w:left w:val="single" w:sz="4" w:space="0" w:color="auto"/>
+              <w:bottom w:val="single" w:sz="4" w:space="0" w:color="auto"/>
+              <w:right w:val="nil"/>
+            </w:tcBorders>
+          </w:tcPr>
+          <w:p>
+            <w:pPr>
+              <w:jc w:val="right"/>
+            </w:pPr>
+            <w:r>
+              <w:t>*o31</w:t>
+            </w:r>
+          </w:p>
+        </w:tc>
+        <w:tc>
+          <w:tcPr>
+            <w:tcW w:w="113" w:type="dxa"/>
+            <w:tcBorders>
+              <w:top w:val="single" w:sz="4" w:space="0" w:color="auto"/>
+              <w:left w:val="nil"/>
+              <w:bottom w:val="single" w:sz="4" w:space="0" w:color="auto"/>
+              <w:right w:val="nil"/>
+            </w:tcBorders>
+          </w:tcPr>
+          <w:p>
+            <w:pPr>
+              <w:jc w:val="center"/>
+            </w:pPr>
+          </w:p>
+        </w:tc>
+        <w:tc>
+          <w:tcPr>
+            <w:tcW w:w="1134" w:type="dxa"/>
+            <w:tcBorders>
+              <w:top w:val="single" w:sz="4" w:space="0" w:color="auto"/>
+              <w:left w:val="nil"/>
+              <w:bottom w:val="single" w:sz="4" w:space="0" w:color="auto"/>
+              <w:right w:val="single" w:sz="4" w:space="0" w:color="auto"/>
+            </w:tcBorders>
+          </w:tcPr>
+          <w:p>
+            <w:r>
+              <w:t>*u31</w:t>
+            </w:r>
+          </w:p>
+        </w:tc>
+        <w:tc>
+          <w:tcPr>
+            <w:tcW w:w="1701" w:type="dxa"/>
+            <w:tcBorders>
+              <w:top w:val="single" w:sz="4" w:space="0" w:color="auto"/>
+              <w:left w:val="single" w:sz="4" w:space="0" w:color="auto"/>
+              <w:bottom w:val="single" w:sz="4" w:space="0" w:color="auto"/>
+              <w:right w:val="nil"/>
+            </w:tcBorders>
+          </w:tcPr>
+          <w:p>
+            <w:pPr>
+              <w:jc w:val="center"/>
+            </w:pPr>
+            <w:r>
+              <w:t>31:32</w:t>
+            </w:r>
+          </w:p>
+        </w:tc>
+      </w:tr>
+      <w:tr>
+        <w:trPr>
+          <w:jc w:val="center"/>
+        </w:trPr>
+        <w:tc>
+          <w:tcPr>
+            <w:tcW w:w="1701" w:type="dxa"/>
+            <w:tcBorders>
+              <w:top w:val="single" w:sz="4" w:space="0" w:color="auto"/>
+              <w:left w:val="nil"/>
+              <w:bottom w:val="single" w:sz="4" w:space="0" w:color="auto"/>
+              <w:right w:val="single" w:sz="4" w:space="0" w:color="auto"/>
+            </w:tcBorders>
+          </w:tcPr>
+          <w:p>
+            <w:pPr>
+              <w:jc w:val="center"/>
+            </w:pPr>
+            <w:r>
+              <w:t>37</w:t>
+            </w:r>
+          </w:p>
+        </w:tc>
+        <w:tc>
+          <w:tcPr>
+            <w:tcW w:w="1134" w:type="dxa"/>
+            <w:tcBorders>
+              <w:top w:val="single" w:sz="4" w:space="0" w:color="auto"/>
+              <w:left w:val="single" w:sz="4" w:space="0" w:color="auto"/>
+              <w:bottom w:val="single" w:sz="4" w:space="0" w:color="auto"/>
+              <w:right w:val="nil"/>
+            </w:tcBorders>
+          </w:tcPr>
+          <w:p>
+            <w:pPr>
+              <w:jc w:val="right"/>
+            </w:pPr>
+            <w:r>
+              <w:t>*u37</w:t>
+            </w:r>
+          </w:p>
+        </w:tc>
+        <w:tc>
+          <w:tcPr>
+            <w:tcW w:w="113" w:type="dxa"/>
+            <w:tcBorders>
+              <w:top w:val="single" w:sz="4" w:space="0" w:color="auto"/>
+              <w:left w:val="nil"/>
+              <w:bottom w:val="single" w:sz="4" w:space="0" w:color="auto"/>
+              <w:right w:val="nil"/>
+            </w:tcBorders>
+          </w:tcPr>
+          <w:p>
+            <w:pPr>
+              <w:jc w:val="center"/>
+            </w:pPr>
+          </w:p>
+        </w:tc>
+        <w:tc>
+          <w:tcPr>
+            <w:tcW w:w="1134" w:type="dxa"/>
+            <w:tcBorders>
+              <w:top w:val="single" w:sz="4" w:space="0" w:color="auto"/>
+              <w:left w:val="nil"/>
+              <w:bottom w:val="single" w:sz="4" w:space="0" w:color="auto"/>
+              <w:right w:val="single" w:sz="4" w:space="0" w:color="auto"/>
+            </w:tcBorders>
+          </w:tcPr>
+          <w:p>
+            <w:r>
+              <w:t>*o37</w:t>
+            </w:r>
+          </w:p>
+        </w:tc>
+        <w:tc>
+          <w:tcPr>
+            <w:tcW w:w="1701" w:type="dxa"/>
+            <w:tcBorders>
+              <w:top w:val="single" w:sz="4" w:space="0" w:color="auto"/>
+              <w:left w:val="single" w:sz="4" w:space="0" w:color="auto"/>
+              <w:bottom w:val="single" w:sz="4" w:space="0" w:color="auto"/>
+              <w:right w:val="nil"/>
+            </w:tcBorders>
+          </w:tcPr>
+          <w:p>
+            <w:pPr>
+              <w:jc w:val="center"/>
+            </w:pPr>
+            <w:r>
+              <w:t>36:37</w:t>
+            </w:r>
+          </w:p>
+        </w:tc>
+      </w:tr>
+      <w:tr>
+        <w:trPr>
+          <w:jc w:val="center"/>
+        </w:trPr>
+        <w:tc>
+          <w:tcPr>
+            <w:tcW w:w="1701" w:type="dxa"/>
+            <w:tcBorders>
+              <w:top w:val="single" w:sz="4" w:space="0" w:color="auto"/>
+              <w:left w:val="nil"/>
+              <w:bottom w:val="single" w:sz="4" w:space="0" w:color="auto"/>
+              <w:right w:val="single" w:sz="4" w:space="0" w:color="auto"/>
+            </w:tcBorders>
+          </w:tcPr>
+          <w:p>
+            <w:pPr>
+              <w:jc w:val="center"/>
+            </w:pPr>
+            <w:r>
+              <w:t>41</w:t>
+            </w:r>
+          </w:p>
+        </w:tc>
+        <w:tc>
+          <w:tcPr>
+            <w:tcW w:w="1134" w:type="dxa"/>
+            <w:tcBorders>
+              <w:top w:val="single" w:sz="4" w:space="0" w:color="auto"/>
+              <w:left w:val="single" w:sz="4" w:space="0" w:color="auto"/>
+              <w:bottom w:val="single" w:sz="4" w:space="0" w:color="auto"/>
+              <w:right w:val="nil"/>
+            </w:tcBorders>
+          </w:tcPr>
+          <w:p>
+            <w:pPr>
+              <w:jc w:val="right"/>
+            </w:pPr>
+            <w:r>
+              <w:t>*u41</w:t>
+            </w:r>
+          </w:p>
+        </w:tc>
+        <w:tc>
+          <w:tcPr>
+            <w:tcW w:w="113" w:type="dxa"/>
+            <w:tcBorders>
+              <w:top w:val="single" w:sz="4" w:space="0" w:color="auto"/>
+              <w:left w:val="nil"/>
+              <w:bottom w:val="single" w:sz="4" w:space="0" w:color="auto"/>
+              <w:right w:val="nil"/>
+            </w:tcBorders>
+          </w:tcPr>
+          <w:p>
+            <w:pPr>
+              <w:jc w:val="center"/>
+            </w:pPr>
+          </w:p>
+        </w:tc>
+        <w:tc>
+          <w:tcPr>
+            <w:tcW w:w="1134" w:type="dxa"/>
+            <w:tcBorders>
+              <w:top w:val="single" w:sz="4" w:space="0" w:color="auto"/>
+              <w:left w:val="nil"/>
+              <w:bottom w:val="single" w:sz="4" w:space="0" w:color="auto"/>
+              <w:right w:val="single" w:sz="4" w:space="0" w:color="auto"/>
+            </w:tcBorders>
+          </w:tcPr>
+          <w:p>
+            <w:r>
+              <w:t>*o41</w:t>
+            </w:r>
+          </w:p>
+        </w:tc>
+        <w:tc>
+          <w:tcPr>
+            <w:tcW w:w="1701" w:type="dxa"/>
+            <w:tcBorders>
+              <w:top w:val="single" w:sz="4" w:space="0" w:color="auto"/>
+              <w:left w:val="single" w:sz="4" w:space="0" w:color="auto"/>
+              <w:bottom w:val="single" w:sz="4" w:space="0" w:color="auto"/>
+              <w:right w:val="nil"/>
+            </w:tcBorders>
+          </w:tcPr>
+          <w:p>
+            <w:pPr>
+              <w:jc w:val="center"/>
+            </w:pPr>
+            <w:r>
+              <w:t>81:82</w:t>
+            </w:r>
+          </w:p>
+        </w:tc>
+      </w:tr>
+      <w:tr>
+        <w:trPr>
+          <w:jc w:val="center"/>
+        </w:trPr>
+        <w:tc>
+          <w:tcPr>
+            <w:tcW w:w="1701" w:type="dxa"/>
+            <w:tcBorders>
+              <w:top w:val="single" w:sz="4" w:space="0" w:color="auto"/>
+              <w:left w:val="nil"/>
+              <w:bottom w:val="single" w:sz="4" w:space="0" w:color="auto"/>
+              <w:right w:val="single" w:sz="4" w:space="0" w:color="auto"/>
+            </w:tcBorders>
+          </w:tcPr>
+          <w:p>
+            <w:pPr>
+              <w:jc w:val="center"/>
+            </w:pPr>
+            <w:r>
+              <w:t>43</w:t>
+            </w:r>
+          </w:p>
+        </w:tc>
+        <w:tc>
+          <w:tcPr>
+            <w:tcW w:w="1134" w:type="dxa"/>
+            <w:tcBorders>
+              <w:top w:val="single" w:sz="4" w:space="0" w:color="auto"/>
+              <w:left w:val="single" w:sz="4" w:space="0" w:color="auto"/>
+              <w:bottom w:val="single" w:sz="4" w:space="0" w:color="auto"/>
+              <w:right w:val="nil"/>
+            </w:tcBorders>
+          </w:tcPr>
+          <w:p>
+            <w:pPr>
+              <w:jc w:val="right"/>
+            </w:pPr>
+            <w:r>
+              <w:t>*u43</w:t>
+            </w:r>
+          </w:p>
+        </w:tc>
+        <w:tc>
+          <w:tcPr>
+            <w:tcW w:w="113" w:type="dxa"/>
+            <w:tcBorders>
+              <w:top w:val="single" w:sz="4" w:space="0" w:color="auto"/>
+              <w:left w:val="nil"/>
+              <w:bottom w:val="single" w:sz="4" w:space="0" w:color="auto"/>
+              <w:right w:val="nil"/>
+            </w:tcBorders>
+          </w:tcPr>
+          <w:p>
+            <w:pPr>
+              <w:jc w:val="center"/>
+            </w:pPr>
+          </w:p>
+        </w:tc>
+        <w:tc>
+          <w:tcPr>
+            <w:tcW w:w="1134" w:type="dxa"/>
+            <w:tcBorders>
+              <w:top w:val="single" w:sz="4" w:space="0" w:color="auto"/>
+              <w:left w:val="nil"/>
+              <w:bottom w:val="single" w:sz="4" w:space="0" w:color="auto"/>
+              <w:right w:val="single" w:sz="4" w:space="0" w:color="auto"/>
+            </w:tcBorders>
+          </w:tcPr>
+          <w:p>
+            <w:r>
+              <w:t>*o43</w:t>
+            </w:r>
+          </w:p>
+        </w:tc>
+        <w:tc>
+          <w:tcPr>
+            <w:tcW w:w="1701" w:type="dxa"/>
+            <w:tcBorders>
+              <w:top w:val="single" w:sz="4" w:space="0" w:color="auto"/>
+              <w:left w:val="single" w:sz="4" w:space="0" w:color="auto"/>
+              <w:bottom w:val="single" w:sz="4" w:space="0" w:color="auto"/>
+              <w:right w:val="nil"/>
+            </w:tcBorders>
+          </w:tcPr>
+          <w:p>
+            <w:pPr>
+              <w:jc w:val="center"/>
+            </w:pPr>
+            <w:r>
+              <w:t>128:129</w:t>
+            </w:r>
+          </w:p>
+        </w:tc>
+      </w:tr>
+      <w:tr>
+        <w:trPr>
+          <w:jc w:val="center"/>
+        </w:trPr>
+        <w:tc>
+          <w:tcPr>
+            <w:tcW w:w="1701" w:type="dxa"/>
+            <w:tcBorders>
+              <w:top w:val="single" w:sz="4" w:space="0" w:color="auto"/>
+              <w:left w:val="nil"/>
+              <w:bottom w:val="single" w:sz="4" w:space="0" w:color="auto"/>
+              <w:right w:val="single" w:sz="4" w:space="0" w:color="auto"/>
+            </w:tcBorders>
+          </w:tcPr>
+          <w:p>
+            <w:pPr>
+              <w:jc w:val="center"/>
+            </w:pPr>
+            <w:r>
+              <w:t>47</w:t>
+            </w:r>
+          </w:p>
+        </w:tc>
+        <w:tc>
+          <w:tcPr>
+            <w:tcW w:w="1134" w:type="dxa"/>
+            <w:tcBorders>
+              <w:top w:val="single" w:sz="4" w:space="0" w:color="auto"/>
+              <w:left w:val="single" w:sz="4" w:space="0" w:color="auto"/>
+              <w:bottom w:val="single" w:sz="4" w:space="0" w:color="auto"/>
+              <w:right w:val="nil"/>
+            </w:tcBorders>
+          </w:tcPr>
+          <w:p>
+            <w:pPr>
+              <w:jc w:val="right"/>
+            </w:pPr>
+            <w:r>
+              <w:t>*o47</w:t>
+            </w:r>
+          </w:p>
+        </w:tc>
+        <w:tc>
+          <w:tcPr>
+            <w:tcW w:w="113" w:type="dxa"/>
+            <w:tcBorders>
+              <w:top w:val="single" w:sz="4" w:space="0" w:color="auto"/>
+              <w:left w:val="nil"/>
+              <w:bottom w:val="single" w:sz="4" w:space="0" w:color="auto"/>
+              <w:right w:val="nil"/>
+            </w:tcBorders>
+          </w:tcPr>
+          <w:p>
+            <w:pPr>
+              <w:jc w:val="center"/>
+            </w:pPr>
+          </w:p>
+        </w:tc>
+        <w:tc>
+          <w:tcPr>
+            <w:tcW w:w="1134" w:type="dxa"/>
+            <w:tcBorders>
+              <w:top w:val="single" w:sz="4" w:space="0" w:color="auto"/>
+              <w:left w:val="nil"/>
+              <w:bottom w:val="single" w:sz="4" w:space="0" w:color="auto"/>
+              <w:right w:val="single" w:sz="4" w:space="0" w:color="auto"/>
+            </w:tcBorders>
+          </w:tcPr>
+          <w:p>
+            <w:r>
+              <w:t>*u47</w:t>
+            </w:r>
+          </w:p>
+        </w:tc>
+        <w:tc>
+          <w:tcPr>
+            <w:tcW w:w="1701" w:type="dxa"/>
+            <w:tcBorders>
+              <w:top w:val="single" w:sz="4" w:space="0" w:color="auto"/>
+              <w:left w:val="single" w:sz="4" w:space="0" w:color="auto"/>
+              <w:bottom w:val="single" w:sz="4" w:space="0" w:color="auto"/>
+              <w:right w:val="nil"/>
+            </w:tcBorders>
+          </w:tcPr>
+          <w:p>
+            <w:pPr>
+              <w:jc w:val="center"/>
+            </w:pPr>
+            <w:r>
+              <w:t>47:48</w:t>
+            </w:r>
+          </w:p>
+        </w:tc>
+      </w:tr>
+    </w:tbl>
+    <w:p/>
+    <w:p>
+      <w:pPr>
+        <w:pStyle w:val="Heading2"/>
+        <w:numPr>
+          <w:ilvl w:val="1"/>
+          <w:numId w:val="1"/>
+        </w:numPr>
+        <w:spacing w:before="158"/>
+      </w:pPr>
+      <w:bookmarkStart w:id="18" w:name="_Hlk194510399"/>
+      <w:r>
+        <w:t xml:space="preserve">JI </w:t>
+      </w:r>
+      <w:r>
+        <w:t>Ratio</w:t>
+      </w:r>
+    </w:p>
+    <w:p>
+      <w:pPr>
+        <w:pStyle w:val="Heading1"/>
+        <w:spacing w:before="0" w:after="160"/>
+        <w:rPr>
+          <w:rFonts w:eastAsiaTheme="minorHAnsi" w:cs="Times New Roman (Body CS)"/>
+          <w:color w:val="auto"/>
+          <w:sz w:val="22"/>
+          <w:szCs w:val="24"/>
+        </w:rPr>
+      </w:pPr>
+      <w:bookmarkStart w:id="19" w:name="_Hlk194506940"/>
+      <w:bookmarkEnd w:id="18"/>
+      <w:r>
+        <w:rPr>
+          <w:rFonts w:eastAsiaTheme="minorHAnsi" w:cs="Times New Roman (Body CS)"/>
+          <w:color w:val="auto"/>
+          <w:sz w:val="22"/>
+          <w:szCs w:val="24"/>
+        </w:rPr>
+        <w:t>Ratio input comprises two components</w:t>
+      </w:r>
+      <w:r>
+        <w:rPr>
+          <w:rFonts w:eastAsiaTheme="minorHAnsi" w:cs="Times New Roman (Body CS)"/>
+          <w:color w:val="auto"/>
+          <w:sz w:val="22"/>
+          <w:szCs w:val="24"/>
+        </w:rPr>
+        <w:t>—</w:t>
+      </w:r>
+    </w:p>
+    <w:p>
+      <w:pPr>
+        <w:pStyle w:val="Heading1"/>
+        <w:numPr>
+          <w:ilvl w:val="0"/>
+          <w:numId w:val="3"/>
+        </w:numPr>
+        <w:spacing w:before="0" w:after="0"/>
+        <w:rPr>
+          <w:rFonts w:eastAsiaTheme="minorHAnsi" w:cs="Times New Roman (Body CS)"/>
+          <w:color w:val="auto"/>
+          <w:sz w:val="22"/>
+          <w:szCs w:val="24"/>
+        </w:rPr>
+      </w:pPr>
+      <w:r>
+        <w:rPr>
+          <w:rFonts w:eastAsiaTheme="minorHAnsi" w:cs="Times New Roman (Body CS)"/>
+          <w:color w:val="auto"/>
+          <w:sz w:val="22"/>
+          <w:szCs w:val="24"/>
+        </w:rPr>
+        <w:t xml:space="preserve">the </w:t>
+      </w:r>
+      <w:r>
+        <w:rPr>
+          <w:rFonts w:eastAsiaTheme="minorHAnsi" w:cs="Times New Roman (Body CS)"/>
+          <w:i/>
+          <w:iCs/>
+          <w:color w:val="auto"/>
+          <w:sz w:val="22"/>
+          <w:szCs w:val="24"/>
+        </w:rPr>
+        <w:t>offset ratio</w:t>
+      </w:r>
+      <w:r>
+        <w:rPr>
+          <w:rFonts w:eastAsiaTheme="minorHAnsi" w:cs="Times New Roman (Body CS)"/>
+          <w:color w:val="auto"/>
+          <w:sz w:val="22"/>
+          <w:szCs w:val="24"/>
+        </w:rPr>
+        <w:t xml:space="preserve"> – a local 1/1 (with respect to the global 1/1 defined in REFERENCE)</w:t>
+      </w:r>
+    </w:p>
+    <w:p>
+      <w:pPr>
+        <w:pStyle w:val="Heading1"/>
+        <w:numPr>
+          <w:ilvl w:val="0"/>
+          <w:numId w:val="3"/>
+        </w:numPr>
+        <w:spacing w:before="0" w:after="160"/>
+        <w:rPr>
+          <w:rFonts w:eastAsiaTheme="minorHAnsi" w:cs="Times New Roman (Body CS)"/>
+          <w:color w:val="auto"/>
+          <w:sz w:val="22"/>
+          <w:szCs w:val="24"/>
+        </w:rPr>
+      </w:pPr>
+      <w:r>
+        <w:rPr>
+          <w:rFonts w:eastAsiaTheme="minorHAnsi" w:cs="Times New Roman (Body CS)"/>
+          <w:color w:val="auto"/>
+          <w:sz w:val="22"/>
+          <w:szCs w:val="24"/>
+        </w:rPr>
+        <w:t xml:space="preserve">the </w:t>
+      </w:r>
+      <w:r>
+        <w:rPr>
+          <w:rFonts w:eastAsiaTheme="minorHAnsi" w:cs="Times New Roman (Body CS)"/>
+          <w:i/>
+          <w:iCs/>
+          <w:color w:val="auto"/>
+          <w:sz w:val="22"/>
+          <w:szCs w:val="24"/>
+        </w:rPr>
+        <w:t>input ratio</w:t>
+      </w:r>
+      <w:r>
+        <w:rPr>
+          <w:rFonts w:eastAsiaTheme="minorHAnsi" w:cs="Times New Roman (Body CS)"/>
+          <w:color w:val="auto"/>
+          <w:sz w:val="22"/>
+          <w:szCs w:val="24"/>
+        </w:rPr>
+        <w:t xml:space="preserve"> – a ratio which is automatically multiplied by the offset ratio</w:t>
+      </w:r>
+    </w:p>
+    <w:p>
+      <w:pPr>
+        <w:pStyle w:val="Heading1"/>
+        <w:spacing w:before="0" w:after="160"/>
+        <w:rPr>
+          <w:rFonts w:eastAsiaTheme="minorHAnsi" w:cs="Times New Roman (Body CS)"/>
+          <w:color w:val="auto"/>
+          <w:sz w:val="22"/>
+          <w:szCs w:val="24"/>
+        </w:rPr>
+      </w:pPr>
+      <w:r>
+        <w:rPr>
+          <w:noProof/>
+        </w:rPr>
+        <mc:AlternateContent>
+          <mc:Choice Requires="wps">
+            <w:drawing>
+              <wp:anchor distT="0" distB="0" distL="114300" distR="114300" simplePos="0" relativeHeight="251663360" behindDoc="0" locked="0" layoutInCell="1" allowOverlap="0" wp14:anchorId="42D33242" wp14:editId="077B3537">
+                <wp:simplePos x="0" y="0"/>
+                <wp:positionH relativeFrom="margin">
+                  <wp:align>center</wp:align>
+                </wp:positionH>
+                <wp:positionV relativeFrom="paragraph">
+                  <wp:posOffset>537845</wp:posOffset>
+                </wp:positionV>
+                <wp:extent cx="5039995" cy="892175"/>
+                <wp:effectExtent l="0" t="0" r="14605" b="10160"/>
+                <wp:wrapTopAndBottom/>
+                <wp:docPr id="91478590" name="Rounded Rectangle 2"/>
+                <wp:cNvGraphicFramePr/>
+                <a:graphic xmlns:a="http://schemas.openxmlformats.org/drawingml/2006/main">
+                  <a:graphicData uri="http://schemas.microsoft.com/office/word/2010/wordprocessingShape">
+                    <wps:wsp>
+                      <wps:cNvSpPr/>
+                      <wps:spPr>
+                        <a:xfrm>
+                          <a:off x="0" y="0"/>
+                          <a:ext cx="5039995" cy="892175"/>
+                        </a:xfrm>
+                        <a:prstGeom prst="roundRect">
+                          <a:avLst>
+                            <a:gd name="adj" fmla="val 3777"/>
+                          </a:avLst>
+                        </a:prstGeom>
+                        <a:ln w="9525">
+                          <a:solidFill>
+                            <a:srgbClr val="002060"/>
+                          </a:solidFill>
+                        </a:ln>
+                      </wps:spPr>
+                      <wps:style>
+                        <a:lnRef idx="2">
+                          <a:schemeClr val="accent6"/>
+                        </a:lnRef>
+                        <a:fillRef idx="1">
+                          <a:schemeClr val="lt1"/>
+                        </a:fillRef>
+                        <a:effectRef idx="0">
+                          <a:schemeClr val="accent6"/>
+                        </a:effectRef>
+                        <a:fontRef idx="minor">
+                          <a:schemeClr val="dk1"/>
+                        </a:fontRef>
+                      </wps:style>
+                      <wps:txbx>
+                        <w:txbxContent>
+                          <w:p>
+                            <w:pPr>
+                              <w:spacing w:after="0" w:line="240" w:lineRule="auto"/>
+                              <w:jc w:val="both"/>
+                            </w:pPr>
+                            <w:r>
+                              <w:rPr>
+                                <w:i/>
+                                <w:iCs/>
+                                <w14:textOutline w14:w="9525" w14:cap="rnd" w14:cmpd="sng" w14:algn="ctr">
+                                  <w14:noFill/>
+                                  <w14:prstDash w14:val="solid"/>
+                                  <w14:bevel/>
+                                </w14:textOutline>
+                              </w:rPr>
+                              <w:t>Example</w:t>
+                            </w:r>
+                            <w:r>
+                              <w:rPr>
+                                <w14:textOutline w14:w="9525" w14:cap="rnd" w14:cmpd="sng" w14:algn="ctr">
+                                  <w14:noFill/>
+                                  <w14:prstDash w14:val="solid"/>
+                                  <w14:bevel/>
+                                </w14:textOutline>
+                              </w:rPr>
+                              <w:t xml:space="preserve">. </w:t>
+                            </w:r>
+                            <w:r>
+                              <w:rPr>
+                                <w14:textOutline w14:w="9525" w14:cap="rnd" w14:cmpd="sng" w14:algn="ctr">
+                                  <w14:noFill/>
+                                  <w14:prstDash w14:val="solid"/>
+                                  <w14:bevel/>
+                                </w14:textOutline>
+                              </w:rPr>
+                              <w:t xml:space="preserve">If the </w:t>
+                            </w:r>
+                            <w:r>
+                              <w:rPr>
+                                <w:i/>
+                                <w:iCs/>
+                                <w14:textOutline w14:w="9525" w14:cap="rnd" w14:cmpd="sng" w14:algn="ctr">
+                                  <w14:noFill/>
+                                  <w14:prstDash w14:val="solid"/>
+                                  <w14:bevel/>
+                                </w14:textOutline>
+                              </w:rPr>
+                              <w:t>offset ratio</w:t>
+                            </w:r>
+                            <w:r>
+                              <w:rPr>
+                                <w14:textOutline w14:w="9525" w14:cap="rnd" w14:cmpd="sng" w14:algn="ctr">
+                                  <w14:noFill/>
+                                  <w14:prstDash w14:val="solid"/>
+                                  <w14:bevel/>
+                                </w14:textOutline>
+                              </w:rPr>
+                              <w:t xml:space="preserve"> is 1/1 and the </w:t>
+                            </w:r>
+                            <w:r>
+                              <w:rPr>
+                                <w:i/>
+                                <w:iCs/>
+                                <w14:textOutline w14:w="9525" w14:cap="rnd" w14:cmpd="sng" w14:algn="ctr">
+                                  <w14:noFill/>
+                                  <w14:prstDash w14:val="solid"/>
+                                  <w14:bevel/>
+                                </w14:textOutline>
+                              </w:rPr>
+                              <w:t xml:space="preserve">input ratio </w:t>
+                            </w:r>
+                            <w:r>
+                              <w:rPr>
+                                <w14:textOutline w14:w="9525" w14:cap="rnd" w14:cmpd="sng" w14:algn="ctr">
+                                  <w14:noFill/>
+                                  <w14:prstDash w14:val="solid"/>
+                                  <w14:bevel/>
+                                </w14:textOutline>
+                              </w:rPr>
+                              <w:t>is 10/9,</w:t>
+                            </w:r>
+                            <w:r>
+                              <w:rPr>
+                                <w14:textOutline w14:w="9525" w14:cap="rnd" w14:cmpd="sng" w14:algn="ctr">
+                                  <w14:noFill/>
+                                  <w14:prstDash w14:val="solid"/>
+                                  <w14:bevel/>
+                                </w14:textOutline>
+                              </w:rPr>
+                              <w:t xml:space="preserve"> then the OUTPUT is calculated to be 10/9 in relation to the REFERENCE PITCH. If the </w:t>
+                            </w:r>
+                            <w:r>
+                              <w:rPr>
+                                <w:i/>
+                                <w:iCs/>
+                                <w14:textOutline w14:w="9525" w14:cap="rnd" w14:cmpd="sng" w14:algn="ctr">
+                                  <w14:noFill/>
+                                  <w14:prstDash w14:val="solid"/>
+                                  <w14:bevel/>
+                                </w14:textOutline>
+                              </w:rPr>
+                              <w:t>offset ratio</w:t>
+                            </w:r>
+                            <w:r>
+                              <w:rPr>
+                                <w14:textOutline w14:w="9525" w14:cap="rnd" w14:cmpd="sng" w14:algn="ctr">
+                                  <w14:noFill/>
+                                  <w14:prstDash w14:val="solid"/>
+                                  <w14:bevel/>
+                                </w14:textOutline>
+                              </w:rPr>
+                              <w:t xml:space="preserve"> is altered to 9/8, then the output is 10/9 in relation to 9/8, compounding the two ratios. Thus, the calculatio</w:t>
+                            </w:r>
+                            <w:r>
+                              <w:rPr>
+                                <w14:textOutline w14:w="9525" w14:cap="rnd" w14:cmpd="sng" w14:algn="ctr">
+                                  <w14:noFill/>
+                                  <w14:prstDash w14:val="solid"/>
+                                  <w14:bevel/>
+                                </w14:textOutline>
+                              </w:rPr>
+                              <w:t>n obtains (10/9)</w:t>
+                            </w:r>
+                            <w:r>
+                              <w:rPr>
+                                <w14:textOutline w14:w="9525" w14:cap="rnd" w14:cmpd="sng" w14:algn="ctr">
+                                  <w14:noFill/>
+                                  <w14:prstDash w14:val="solid"/>
+                                  <w14:bevel/>
+                                </w14:textOutline>
+                              </w:rPr>
+                              <w:t>⋅</w:t>
+                            </w:r>
+                            <w:r>
+                              <w:rPr>
+                                <w14:textOutline w14:w="9525" w14:cap="rnd" w14:cmpd="sng" w14:algn="ctr">
+                                  <w14:noFill/>
+                                  <w14:prstDash w14:val="solid"/>
+                                  <w14:bevel/>
+                                </w14:textOutline>
+                              </w:rPr>
+                              <w:t xml:space="preserve">(9/8)  =  5/4 </w:t>
+                            </w:r>
+                            <w:r>
+                              <w:rPr>
+                                <w14:textOutline w14:w="9525" w14:cap="rnd" w14:cmpd="sng" w14:algn="ctr">
+                                  <w14:noFill/>
+                                  <w14:prstDash w14:val="solid"/>
+                                  <w14:bevel/>
+                                </w14:textOutline>
+                              </w:rPr>
+                              <w:t>in relation to the REFERENCE</w:t>
+                            </w:r>
+                            <w:r>
+                              <w:rPr>
+                                <w14:textOutline w14:w="9525" w14:cap="rnd" w14:cmpd="sng" w14:algn="ctr">
+                                  <w14:noFill/>
+                                  <w14:prstDash w14:val="solid"/>
+                                  <w14:bevel/>
+                                </w14:textOutline>
+                              </w:rPr>
+                              <w:t>.</w:t>
+                            </w:r>
+                          </w:p>
+                        </w:txbxContent>
+                      </wps:txbx>
+                      <wps:bodyPr rot="0" spcFirstLastPara="0" vertOverflow="overflow" horzOverflow="overflow" vert="horz" wrap="square" lIns="91440" tIns="90000" rIns="91440" bIns="90000" numCol="1" spcCol="0" rtlCol="0" fromWordArt="0" anchor="ctr" anchorCtr="0" forceAA="0" compatLnSpc="1">
+                        <a:prstTxWarp prst="textNoShape">
+                          <a:avLst/>
+                        </a:prstTxWarp>
+                        <a:spAutoFit/>
+                      </wps:bodyPr>
+                    </wps:wsp>
+                  </a:graphicData>
+                </a:graphic>
+                <wp14:sizeRelH relativeFrom="margin">
+                  <wp14:pctWidth>0</wp14:pctWidth>
+                </wp14:sizeRelH>
+                <wp14:sizeRelV relativeFrom="margin">
+                  <wp14:pctHeight>0</wp14:pctHeight>
+                </wp14:sizeRelV>
+              </wp:anchor>
+            </w:drawing>
+          </mc:Choice>
+          <mc:Fallback>
+            <w:pict>
+              <v:roundrect w14:anchorId="42D33242" id="_x0000_s1028" style="position:absolute;margin-left:0;margin-top:42.35pt;width:396.85pt;height:70.25pt;z-index:251663360;visibility:visible;mso-wrap-style:square;mso-width-percent:0;mso-height-percent:0;mso-wrap-distance-left:9pt;mso-wrap-distance-top:0;mso-wrap-distance-right:9pt;mso-wrap-distance-bottom:0;mso-position-horizontal:center;mso-position-horizontal-relative:margin;mso-position-vertical:absolute;mso-position-vertical-relative:text;mso-width-percent:0;mso-height-percent:0;mso-width-relative:margin;mso-height-relative:margin;v-text-anchor:middle" arcsize="2476f" o:gfxdata="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" o:allowoverlap="f" fillcolor="white [3201]" strokecolor="#002060">
+                <v:stroke joinstyle="miter"/>
+                <v:textbox style="mso-fit-shape-to-text:t" inset=",2.5mm,,2.5mm">
+                  <w:txbxContent>
+                    <w:p>
+                      <w:pPr>
+                        <w:spacing w:after="0" w:line="240" w:lineRule="auto"/>
+                        <w:jc w:val="both"/>
+                      </w:pPr>
+                      <w:r>
+                        <w:rPr>
+                          <w:i/>
+                          <w:iCs/>
+                          <w14:textOutline w14:w="9525" w14:cap="rnd" w14:cmpd="sng" w14:algn="ctr">
+                            <w14:noFill/>
+                            <w14:prstDash w14:val="solid"/>
+                            <w14:bevel/>
+                          </w14:textOutline>
+                        </w:rPr>
+                        <w:t>Example</w:t>
+                      </w:r>
+                      <w:r>
+                        <w:rPr>
+                          <w14:textOutline w14:w="9525" w14:cap="rnd" w14:cmpd="sng" w14:algn="ctr">
+                            <w14:noFill/>
+                            <w14:prstDash w14:val="solid"/>
+                            <w14:bevel/>
+                          </w14:textOutline>
+                        </w:rPr>
+                        <w:t xml:space="preserve">. </w:t>
+                      </w:r>
+                      <w:r>
+                        <w:rPr>
+                          <w14:textOutline w14:w="9525" w14:cap="rnd" w14:cmpd="sng" w14:algn="ctr">
+                            <w14:noFill/>
+                            <w14:prstDash w14:val="solid"/>
+                            <w14:bevel/>
+                          </w14:textOutline>
+                        </w:rPr>
+                        <w:t xml:space="preserve">If the </w:t>
+                      </w:r>
+                      <w:r>
+                        <w:rPr>
+                          <w:i/>
+                          <w:iCs/>
+                          <w14:textOutline w14:w="9525" w14:cap="rnd" w14:cmpd="sng" w14:algn="ctr">
+                            <w14:noFill/>
+                            <w14:prstDash w14:val="solid"/>
+                            <w14:bevel/>
+                          </w14:textOutline>
+                        </w:rPr>
+                        <w:t>offset ratio</w:t>
+                      </w:r>
+                      <w:r>
+                        <w:rPr>
+                          <w14:textOutline w14:w="9525" w14:cap="rnd" w14:cmpd="sng" w14:algn="ctr">
+                            <w14:noFill/>
+                            <w14:prstDash w14:val="solid"/>
+                            <w14:bevel/>
+                          </w14:textOutline>
+                        </w:rPr>
+                        <w:t xml:space="preserve"> is 1/1 and the </w:t>
+                      </w:r>
+                      <w:r>
+                        <w:rPr>
+                          <w:i/>
+                          <w:iCs/>
+                          <w14:textOutline w14:w="9525" w14:cap="rnd" w14:cmpd="sng" w14:algn="ctr">
+                            <w14:noFill/>
+                            <w14:prstDash w14:val="solid"/>
+                            <w14:bevel/>
+                          </w14:textOutline>
+                        </w:rPr>
+                        <w:t xml:space="preserve">input ratio </w:t>
+                      </w:r>
+                      <w:r>
+                        <w:rPr>
+                          <w14:textOutline w14:w="9525" w14:cap="rnd" w14:cmpd="sng" w14:algn="ctr">
+                            <w14:noFill/>
+                            <w14:prstDash w14:val="solid"/>
+                            <w14:bevel/>
+                          </w14:textOutline>
+                        </w:rPr>
+                        <w:t>is 10/9,</w:t>
+                      </w:r>
+                      <w:r>
+                        <w:rPr>
+                          <w14:textOutline w14:w="9525" w14:cap="rnd" w14:cmpd="sng" w14:algn="ctr">
+                            <w14:noFill/>
+                            <w14:prstDash w14:val="solid"/>
+                            <w14:bevel/>
+                          </w14:textOutline>
+                        </w:rPr>
+                        <w:t xml:space="preserve"> then the OUTPUT is calculated to be 10/9 in relation to the REFERENCE PITCH. If the </w:t>
+                      </w:r>
+                      <w:r>
+                        <w:rPr>
+                          <w:i/>
+                          <w:iCs/>
+                          <w14:textOutline w14:w="9525" w14:cap="rnd" w14:cmpd="sng" w14:algn="ctr">
+                            <w14:noFill/>
+                            <w14:prstDash w14:val="solid"/>
+                            <w14:bevel/>
+                          </w14:textOutline>
+                        </w:rPr>
+                        <w:t>offset ratio</w:t>
+                      </w:r>
+                      <w:r>
+                        <w:rPr>
+                          <w14:textOutline w14:w="9525" w14:cap="rnd" w14:cmpd="sng" w14:algn="ctr">
+                            <w14:noFill/>
+                            <w14:prstDash w14:val="solid"/>
+                            <w14:bevel/>
+                          </w14:textOutline>
+                        </w:rPr>
+                        <w:t xml:space="preserve"> is altered to 9/8, then the output is 10/9 in relation to 9/8, compounding the two ratios. Thus, the calculatio</w:t>
+                      </w:r>
+                      <w:r>
+                        <w:rPr>
+                          <w14:textOutline w14:w="9525" w14:cap="rnd" w14:cmpd="sng" w14:algn="ctr">
+                            <w14:noFill/>
+                            <w14:prstDash w14:val="solid"/>
+                            <w14:bevel/>
+                          </w14:textOutline>
+                        </w:rPr>
+                        <w:t>n obtains (10/9)</w:t>
+                      </w:r>
+                      <w:r>
+                        <w:rPr>
+                          <w14:textOutline w14:w="9525" w14:cap="rnd" w14:cmpd="sng" w14:algn="ctr">
+                            <w14:noFill/>
+                            <w14:prstDash w14:val="solid"/>
+                            <w14:bevel/>
+                          </w14:textOutline>
+                        </w:rPr>
+                        <w:t>⋅</w:t>
+                      </w:r>
+                      <w:r>
+                        <w:rPr>
+                          <w14:textOutline w14:w="9525" w14:cap="rnd" w14:cmpd="sng" w14:algn="ctr">
+                            <w14:noFill/>
+                            <w14:prstDash w14:val="solid"/>
+                            <w14:bevel/>
+                          </w14:textOutline>
+                        </w:rPr>
+                        <w:t xml:space="preserve">(9/8)  =  5/4 </w:t>
+                      </w:r>
+                      <w:r>
+                        <w:rPr>
+                          <w14:textOutline w14:w="9525" w14:cap="rnd" w14:cmpd="sng" w14:algn="ctr">
+                            <w14:noFill/>
+                            <w14:prstDash w14:val="solid"/>
+                            <w14:bevel/>
+                          </w14:textOutline>
+                        </w:rPr>
+                        <w:t>in relation to the REFERENCE</w:t>
+                      </w:r>
+                      <w:r>
+                        <w:rPr>
+                          <w14:textOutline w14:w="9525" w14:cap="rnd" w14:cmpd="sng" w14:algn="ctr">
+                            <w14:noFill/>
+                            <w14:prstDash w14:val="solid"/>
+                            <w14:bevel/>
+                          </w14:textOutline>
+                        </w:rPr>
+                        <w:t>.</w:t>
+                      </w:r>
+                    </w:p>
+                  </w:txbxContent>
+                </v:textbox>
+                <w10:wrap type="topAndBottom" anchorx="margin"/>
+              </v:roundrect>
+            </w:pict>
+          </mc:Fallback>
+        </mc:AlternateContent>
+      </w:r>
+      <w:r>
+        <w:rPr>
+          <w:rFonts w:eastAsiaTheme="minorHAnsi" w:cs="Times New Roman (Body CS)"/>
+          <w:color w:val="auto"/>
+          <w:sz w:val="22"/>
+          <w:szCs w:val="24"/>
+        </w:rPr>
+        <w:t>Whole numbers or decimal values may be used; the calculator will automatically convert decimals into whole number fractions when possible.</w:t>
       </w:r>
     </w:p>
     <w:p/>
+    <w:p>
+      <w:pPr>
+        <w:pStyle w:val="Heading2"/>
+        <w:numPr>
+          <w:ilvl w:val="1"/>
+          <w:numId w:val="1"/>
+        </w:numPr>
+        <w:spacing w:before="158"/>
+      </w:pPr>
+      <w:r>
+        <w:t>Moving between input methods</w:t>
+      </w:r>
+    </w:p>
+    <w:p>
+      <w:r>
+        <w:t>Making changes in an inactive input method will have no effect on the output until that</w:t>
+      </w:r>
+      <w:r>
+        <w:t xml:space="preserve"> </w:t>
+      </w:r>
+      <w:r>
+        <w:t>method is made active (i.e. selected). However, calculated outputs (irrespective of the</w:t>
+      </w:r>
+      <w:r>
+        <w:t xml:space="preserve"> </w:t>
+      </w:r>
+      <w:r>
+        <w:t xml:space="preserve">active input method) may be loaded at any time into the </w:t>
+      </w:r>
+      <w:r>
+        <w:rPr>
+          <w:i/>
+          <w:iCs/>
+        </w:rPr>
+        <w:t>offset ratio</w:t>
+      </w:r>
+      <w:r>
+        <w:t xml:space="preserve"> and the </w:t>
+      </w:r>
+      <w:r>
+        <w:rPr>
+          <w:i/>
+          <w:iCs/>
+        </w:rPr>
+        <w:t>input ratio</w:t>
+      </w:r>
+      <w:r>
+        <w:t xml:space="preserve"> </w:t>
+      </w:r>
+      <w:r>
+        <w:t xml:space="preserve">fields by means of the load output buttons. This allows pitches </w:t>
+      </w:r>
+      <w:r>
+        <w:t>from</w:t>
+      </w:r>
+      <w:r>
+        <w:t xml:space="preserve"> the HEJI</w:t>
+      </w:r>
+      <w:r>
+        <w:t xml:space="preserve"> </w:t>
+      </w:r>
+      <w:r>
+        <w:t>notation palette to be easily stored as offset or input values for later use in JI ratio input.</w:t>
+      </w:r>
+      <w:r>
+        <w:t xml:space="preserve"> </w:t>
+      </w:r>
+      <w:r>
+        <w:t>Additionally, while input by JI ratio is active, an input interval may easily be stacked</w:t>
+      </w:r>
+      <w:r>
+        <w:t xml:space="preserve"> </w:t>
+      </w:r>
+      <w:r>
+        <w:t xml:space="preserve">multiple times by repeatedly loading the calculated output into the </w:t>
+      </w:r>
+      <w:r>
+        <w:rPr>
+          <w:i/>
+          <w:iCs/>
+        </w:rPr>
+        <w:t>offset ratio</w:t>
+      </w:r>
+      <w:r>
+        <w:t>.</w:t>
+      </w:r>
+    </w:p>
+    <w:p>
+      <w:pPr>
+        <w:pStyle w:val="Heading1"/>
+        <w:numPr>
+          <w:ilvl w:val="0"/>
+          <w:numId w:val="1"/>
+        </w:numPr>
+      </w:pPr>
+      <w:bookmarkStart w:id="20" w:name="_Hlk194506886"/>
+      <w:r>
+        <w:t>OUT</w:t>
+      </w:r>
+      <w:r>
+        <w:t>PUT</w:t>
+      </w:r>
+    </w:p>
+    <w:p>
+      <w:r>
+        <w:t>The calculator c</w:t>
+      </w:r>
+      <w:r>
+        <w:t xml:space="preserve">omputes information based on the INPUT and REFERENCE </w:t>
+      </w:r>
+      <w:r>
+        <w:t xml:space="preserve">PITCH </w:t>
+      </w:r>
+      <w:r>
+        <w:t>values.</w:t>
+      </w:r>
+      <w:r>
+        <w:t xml:space="preserve"> </w:t>
+      </w:r>
+      <w:r>
+        <w:t xml:space="preserve">Toggling normalise optionally reduces output results to pitch classes by reducing </w:t>
+      </w:r>
+      <w:r>
+        <w:t>ratios</w:t>
+      </w:r>
+      <w:r>
+        <w:t xml:space="preserve"> to</w:t>
+      </w:r>
+      <w:r>
+        <w:t xml:space="preserve"> </w:t>
+      </w:r>
+      <w:r>
+        <w:t xml:space="preserve">the span between </w:t>
+      </w:r>
+      <w:r>
+        <w:t>unison (</w:t>
+      </w:r>
+      <w:r>
+        <w:t>1/</w:t>
+      </w:r>
+      <w:r>
+        <w:t>1)</w:t>
+      </w:r>
+      <w:r>
+        <w:t xml:space="preserve"> and octave </w:t>
+      </w:r>
+      <w:r>
+        <w:t>(</w:t>
+      </w:r>
+      <w:r>
+        <w:t>2/1</w:t>
+      </w:r>
+      <w:r>
+        <w:t>).</w:t>
+      </w:r>
+      <w:r>
+        <w:t xml:space="preserve"> </w:t>
+      </w:r>
+      <w:r>
+        <w:t>For example:</w:t>
+      </w:r>
+      <w:r>
+        <w:t xml:space="preserve"> 3/1 </w:t>
+      </w:r>
+      <w:r>
+        <w:rPr>
+          <w:rFonts w:ascii="Cambria Math" w:hAnsi="Cambria Math" w:cs="Cambria Math"/>
+        </w:rPr>
+        <w:t>⇒</w:t>
+      </w:r>
+      <w:r>
+        <w:t xml:space="preserve"> 3/2; 1/3 </w:t>
+      </w:r>
+      <w:r>
+        <w:rPr>
+          <w:rFonts w:ascii="Cambria Math" w:hAnsi="Cambria Math" w:cs="Cambria Math"/>
+        </w:rPr>
+        <w:t>⇒</w:t>
+      </w:r>
+      <w:r>
+        <w:t xml:space="preserve"> 4/3; etc.</w:t>
+      </w:r>
+    </w:p>
+    <w:p>
+      <w:pPr>
+        <w:pStyle w:val="Heading2"/>
+        <w:numPr>
+          <w:ilvl w:val="1"/>
+          <w:numId w:val="1"/>
+        </w:numPr>
+        <w:spacing w:before="158"/>
+      </w:pPr>
+      <w:bookmarkStart w:id="21" w:name="_Hlk194511172"/>
+      <w:r>
+        <w:t>HEJI Notation</w:t>
+      </w:r>
+    </w:p>
+    <w:bookmarkEnd w:id="19"/>
+    <w:p>
+      <w:r>
+        <w:t xml:space="preserve">Corresponding notation of a ratio in terms of the reference pitch, up to the 47-Limit. If the scope of the calculator is exceeded, the message </w:t>
+      </w:r>
+      <w:r>
+        <w:rPr>
+          <w:i/>
+          <w:iCs/>
+        </w:rPr>
+        <w:t>undefined</w:t>
+      </w:r>
+      <w:r>
+        <w:t xml:space="preserve"> is displayed.</w:t>
+      </w:r>
+    </w:p>
+    <w:p>
+      <w:pPr>
+        <w:pStyle w:val="Heading2"/>
+        <w:numPr>
+          <w:ilvl w:val="1"/>
+          <w:numId w:val="1"/>
+        </w:numPr>
+        <w:spacing w:before="158"/>
+      </w:pPr>
+      <w:bookmarkStart w:id="22" w:name="_Hlk194511259"/>
+      <w:r>
+        <w:t>Ratio</w:t>
+      </w:r>
+    </w:p>
+    <w:p>
+      <w:r>
+        <w:t>The calculated output expressed as a ratio of whole numbers with respect to</w:t>
+      </w:r>
+      <w:r>
+        <w:t xml:space="preserve"> </w:t>
+      </w:r>
+      <w:r>
+        <w:t>the REFERENCE</w:t>
+      </w:r>
+      <w:r>
+        <w:t xml:space="preserve"> PITCH</w:t>
+      </w:r>
+      <w:r>
+        <w:t>. If values become very large, the ratio is automatically converted to a</w:t>
+      </w:r>
+      <w:r>
+        <w:t xml:space="preserve"> </w:t>
+      </w:r>
+      <w:r>
+        <w:t>decimal value.</w:t>
+      </w:r>
+    </w:p>
+    <w:p>
+      <w:pPr>
+        <w:pStyle w:val="Heading2"/>
+        <w:numPr>
+          <w:ilvl w:val="1"/>
+          <w:numId w:val="1"/>
+        </w:numPr>
+        <w:spacing w:before="158"/>
+      </w:pPr>
+      <w:bookmarkStart w:id="23" w:name="_Hlk194511306"/>
+      <w:r>
+        <w:t>Tuning meter</w:t>
+      </w:r>
+    </w:p>
+    <w:p>
+      <w:r>
+        <w:t>The output ratio as a microtonal deviation falling within 50 cents</w:t>
+      </w:r>
+      <w:r>
+        <w:t xml:space="preserve"> </w:t>
+      </w:r>
+      <w:r>
+        <w:t xml:space="preserve">of the nearest </w:t>
+      </w:r>
+      <w:r>
+        <w:t>12edo</w:t>
+      </w:r>
+      <w:r>
+        <w:t xml:space="preserve"> chromatic note.</w:t>
+      </w:r>
+    </w:p>
+    <w:p>
+      <w:pPr>
+        <w:pStyle w:val="Heading2"/>
+        <w:numPr>
+          <w:ilvl w:val="1"/>
+          <w:numId w:val="1"/>
+        </w:numPr>
+        <w:spacing w:before="158"/>
+      </w:pPr>
+      <w:bookmarkStart w:id="24" w:name="_Hlk194511410"/>
+      <w:r>
+        <w:t>Frequency</w:t>
+      </w:r>
+    </w:p>
+    <w:p>
+      <w:r>
+        <w:t xml:space="preserve">The output </w:t>
+      </w:r>
+      <w:r>
+        <w:t>as a frequency in Hz</w:t>
+      </w:r>
+      <w:r>
+        <w:t>.</w:t>
+      </w:r>
+    </w:p>
+    <w:p>
+      <w:pPr>
+        <w:pStyle w:val="Heading2"/>
+        <w:numPr>
+          <w:ilvl w:val="1"/>
+          <w:numId w:val="1"/>
+        </w:numPr>
+        <w:spacing w:before="158"/>
+      </w:pPr>
+      <w:r>
+        <w:t>Cents from reference</w:t>
+      </w:r>
+    </w:p>
+    <w:p>
+      <w:r>
+        <w:t xml:space="preserve">The </w:t>
+      </w:r>
+      <w:r>
+        <w:t>size of the output ratio measured in cents</w:t>
+      </w:r>
+      <w:r>
+        <w:t>.</w:t>
+      </w:r>
+      <w:bookmarkEnd w:id="24"/>
+    </w:p>
+    <w:bookmarkEnd w:id="21"/>
+    <w:bookmarkEnd w:id="22"/>
+    <w:bookmarkEnd w:id="23"/>
+    <w:p>
+      <w:pPr>
+        <w:pStyle w:val="Heading2"/>
+        <w:numPr>
+          <w:ilvl w:val="1"/>
+          <w:numId w:val="1"/>
+        </w:numPr>
+        <w:spacing w:before="158"/>
+      </w:pPr>
+      <w:r>
+        <w:t>Software pitch bend</w:t>
+      </w:r>
+      <w:r>
+        <w:t>s</w:t>
+      </w:r>
+    </w:p>
+    <w:p>
+      <w:r>
+        <w:t xml:space="preserve">Values for generating microtonal pitch deviations in notation software (Sibelius, Finale, Musescore). The </w:t>
+      </w:r>
+      <w:r>
+        <w:rPr>
+          <w:i/>
+          <w:iCs/>
+        </w:rPr>
+        <w:t>pb range</w:t>
+      </w:r>
+      <w:r>
+        <w:t xml:space="preserve"> depends on the software instrument used. </w:t>
+      </w:r>
+    </w:p>
+    <w:p>
+      <w:r>
+        <w:t>Dorico natively supports playback of user-defined microtonal accidentals. To set</w:t>
+      </w:r>
+      <w:r>
+        <w:t xml:space="preserve"> </w:t>
+      </w:r>
+      <w:r>
+        <w:t>up HEJI, the first step is to create a new Tonality System with 12000 divisions per</w:t>
+      </w:r>
+      <w:r>
+        <w:t xml:space="preserve"> </w:t>
+      </w:r>
+      <w:r>
+        <w:t>octave, achieved by setting the wholetones A–B, C–D, D–E, F–G, and G–A to 2040</w:t>
+      </w:r>
+      <w:r>
+        <w:t xml:space="preserve"> </w:t>
+      </w:r>
+      <w:r>
+        <w:t>divisions and the semitones B–C and E–F to 900 divisions. In principle, this allows for</w:t>
+      </w:r>
+      <w:r>
+        <w:t xml:space="preserve"> </w:t>
+      </w:r>
+      <w:r>
+        <w:t>an accuracy of up to 1</w:t>
+      </w:r>
+      <w:r>
+        <w:t>/</w:t>
+      </w:r>
+      <w:r>
+        <w:t>10th of a cent while simultaneously defining the diatonic wholetones</w:t>
+      </w:r>
+      <w:r>
+        <w:t xml:space="preserve"> </w:t>
+      </w:r>
+      <w:r>
+        <w:t xml:space="preserve">in terms of the Pythagorean wholetone </w:t>
+      </w:r>
+      <w:r>
+        <w:t>8:</w:t>
+      </w:r>
+      <w:r>
+        <w:t>9</w:t>
+      </w:r>
+      <w:r>
+        <w:t xml:space="preserve"> </w:t>
+      </w:r>
+      <w:r>
+        <w:t>and the diatonic semitones in terms of the</w:t>
+      </w:r>
+      <w:r>
+        <w:t xml:space="preserve"> </w:t>
+      </w:r>
+      <w:r>
+        <w:t xml:space="preserve">Pythagorean limma </w:t>
+      </w:r>
+      <w:r>
+        <w:t>243:</w:t>
+      </w:r>
+      <w:r>
+        <w:t xml:space="preserve">256. </w:t>
+      </w:r>
+    </w:p>
+    <w:p>
+      <w:r>
+        <w:t>Accidental symbols may then</w:t>
+      </w:r>
+      <w:r>
+        <w:t xml:space="preserve"> </w:t>
+      </w:r>
+      <w:r>
+        <w:t xml:space="preserve">be created using font glyphs, which the user associates with </w:t>
+      </w:r>
+      <w:r>
+        <w:rPr>
+          <w:i/>
+          <w:iCs/>
+        </w:rPr>
+        <w:t>pitch deltas</w:t>
+      </w:r>
+      <w:r>
+        <w:t>. Like HEJI</w:t>
+      </w:r>
+      <w:r>
+        <w:t xml:space="preserve"> </w:t>
+      </w:r>
+      <w:r>
+        <w:t>accidentals themselves, the software makes use of these deltas to modify the previously</w:t>
+      </w:r>
+      <w:r>
+        <w:t xml:space="preserve"> </w:t>
+      </w:r>
+      <w:r>
+        <w:t>defined Pythagorean diatonic notes.</w:t>
+      </w:r>
+      <w:r>
+        <w:t xml:space="preserve"> </w:t>
+      </w:r>
+      <w:r>
+        <w:t>Pitch delta values may be easily computed using information computed by the calculator.</w:t>
+      </w:r>
+    </w:p>
+    <w:p>
+      <w:r>
+        <w:t xml:space="preserve">To define the deviation of accidentals in a Dorico tonality system, set A as the reference, apply the desired accidental combination from the HEJI input palette with diatonic note A chosen, then use the </w:t>
+      </w:r>
+      <w:r>
+        <w:rPr>
+          <w:i/>
+          <w:iCs/>
+        </w:rPr>
+        <w:t>cents from reference</w:t>
+      </w:r>
+      <w:r>
+        <w:t xml:space="preserve"> value. </w:t>
+      </w:r>
+      <w:r>
+        <w:t>T</w:t>
+      </w:r>
+      <w:r>
+        <w:t xml:space="preserve">he deviation is 10 times the cents value. </w:t>
+      </w:r>
+    </w:p>
+    <w:p>
+      <w:pPr>
+        <w:pStyle w:val="Heading1"/>
+        <w:numPr>
+          <w:ilvl w:val="0"/>
+          <w:numId w:val="1"/>
+        </w:numPr>
+      </w:pPr>
+      <w:r>
+        <w:t>MELODIC DISTANCE</w:t>
+      </w:r>
+    </w:p>
+    <w:p>
+      <w:r>
+        <w:t>To find the interval between two pitches, computed OUTPUTs may be saved by clicking</w:t>
+      </w:r>
+      <w:r>
+        <w:t xml:space="preserve"> </w:t>
+      </w:r>
+      <w:r>
+        <w:t>the load output buttons or ratios may be typed directly into the MELODIC DISTANCE input</w:t>
+      </w:r>
+      <w:r>
+        <w:t xml:space="preserve"> </w:t>
+      </w:r>
+      <w:r>
+        <w:t>fields. The calculation is sensitive to the order of input, as ratio II ÷ ratio I. The output</w:t>
+      </w:r>
+      <w:r>
+        <w:t xml:space="preserve"> </w:t>
+      </w:r>
+      <w:r>
+        <w:t>ratio—in the form denominator : numerator—expresses melodic distance as a melody</w:t>
+      </w:r>
+      <w:r>
+        <w:t xml:space="preserve"> </w:t>
+      </w:r>
+      <w:r>
+        <w:t>between partials in the harmonic/subharmonic series shared by the two input ratios.</w:t>
+      </w:r>
+    </w:p>
     <w:p/>
+    <w:bookmarkEnd w:id="17"/>
+    <w:bookmarkEnd w:id="20"/>
     <w:p/>
     <w:p/>
     <w:p/>
@@ -1040,6 +4839,119 @@
 <file path=word/numbering.xml><?xml version="1.0" encoding="utf-8"?>
 <w:numbering xmlns:wpc="http://schemas.microsoft.com/office/word/2010/wordprocessingCanvas" xmlns:cx="http://schemas.microsoft.com/office/drawing/2014/chartex" xmlns:cx1="http://schemas.microsoft.com/office/drawing/2015/9/8/chartex" xmlns:cx2="http://schemas.microsoft.com/office/drawing/2015/10/21/chartex" xmlns:cx3="http://schemas.microsoft.com/office/drawing/2016/5/9/chartex" xmlns:cx4="http://schemas.microsoft.com/office/drawing/2016/5/10/chartex" xmlns:cx5="http://schemas.microsoft.com/office/drawing/2016/5/11/chartex" xmlns:cx6="http://schemas.microsoft.com/office/drawing/2016/5/12/chartex" xmlns:cx7="http://schemas.microsoft.com/office/drawing/2016/5/13/chartex" xmlns:cx8="http://schemas.microsoft.com/office/drawing/2016/5/14/chartex" xmlns:mc="http://schemas.openxmlformats.org/markup-compatibility/2006" xmlns:aink="http://schemas.microsoft.com/office/drawing/2016/ink" xmlns:am3d="http://schemas.microsoft.com/office/drawing/2017/model3d" xmlns:o="urn:schemas-microsoft-com:office:office" xmlns:oel="http://schemas.microsoft.com/office/2019/extlst" xmlns:r="http://schemas.openxmlformats.org/officeDocument/2006/relationships" xmlns:m="http://schemas.openxmlformats.org/officeDocument/2006/math" xmlns:v="urn:schemas-microsoft-com:vml" xmlns:wp14="http://schemas.microsoft.com/office/word/2010/wordprocessingDrawing" xmlns:wp="http://schemas.openxmlformats.org/drawingml/2006/wordprocessingDrawing" xmlns:w10="urn:schemas-microsoft-com:office:word" xmlns:w="http://schemas.openxmlformats.org/wordprocessingml/2006/main" xmlns:w14="http://schemas.microsoft.com/office/word/2010/wordml" xmlns:w15="http://schemas.microsoft.com/office/word/2012/wordml" xmlns:w16cex="http://schemas.microsoft.com/office/word/2018/wordml/cex" xmlns:w16cid="http://schemas.microsoft.com/office/word/2016/wordml/cid" xmlns:w16="http://schemas.microsoft.com/office/word/2018/wordml" xmlns:w16du="http://schemas.microsoft.com/office/word/2023/wordml/word16du" xmlns:w16sdtdh="http://schemas.microsoft.com/office/word/2020/wordml/sdtdatahash" xmlns:w16sdtfl="http://schemas.microsoft.com/office/word/2024/wordml/sdtformatlock" xmlns:w16se="http://schemas.microsoft.com/office/word/2015/wordml/symex" xmlns:wpg="http://schemas.microsoft.com/office/word/2010/wordprocessingGroup" xmlns:wpi="http://schemas.microsoft.com/office/word/2010/wordprocessingInk" xmlns:wne="http://schemas.microsoft.com/office/word/2006/wordml" xmlns:wps="http://schemas.microsoft.com/office/word/2010/wordprocessingShape" mc:Ignorable="w14 w15 w16se w16cid w16 w16cex w16sdtdh w16sdtfl w16du wp14">
   <w:abstractNum w:abstractNumId="0" w15:restartNumberingAfterBreak="0">
+    <w:nsid w:val="2A540936"/>
+    <w:multiLevelType w:val="hybridMultilevel"/>
+    <w:tmpl w:val="10C0FB7E"/>
+    <w:lvl w:ilvl="0" w:tplc="04090001">
+      <w:start w:val="1"/>
+      <w:numFmt w:val="bullet"/>
+      <w:lvlText w:val=""/>
+      <w:lvlJc w:val="left"/>
+      <w:pPr>
+        <w:ind w:left="720" w:hanging="360"/>
+      </w:pPr>
+      <w:rPr>
+        <w:rFonts w:ascii="Symbol" w:hAnsi="Symbol" w:hint="default"/>
+      </w:rPr>
+    </w:lvl>
+    <w:lvl w:ilvl="1" w:tplc="04090003" w:tentative="1">
+      <w:start w:val="1"/>
+      <w:numFmt w:val="bullet"/>
+      <w:lvlText w:val="o"/>
+      <w:lvlJc w:val="left"/>
+      <w:pPr>
+        <w:ind w:left="1440" w:hanging="360"/>
+      </w:pPr>
+      <w:rPr>
+        <w:rFonts w:ascii="Courier New" w:hAnsi="Courier New" w:cs="Courier New" w:hint="default"/>
+      </w:rPr>
+    </w:lvl>
+    <w:lvl w:ilvl="2" w:tplc="04090005" w:tentative="1">
+      <w:start w:val="1"/>
+      <w:numFmt w:val="bullet"/>
+      <w:lvlText w:val=""/>
+      <w:lvlJc w:val="left"/>
+      <w:pPr>
+        <w:ind w:left="2160" w:hanging="360"/>
+      </w:pPr>
+      <w:rPr>
+        <w:rFonts w:ascii="Wingdings" w:hAnsi="Wingdings" w:hint="default"/>
+      </w:rPr>
+    </w:lvl>
+    <w:lvl w:ilvl="3" w:tplc="04090001" w:tentative="1">
+      <w:start w:val="1"/>
+      <w:numFmt w:val="bullet"/>
+      <w:lvlText w:val=""/>
+      <w:lvlJc w:val="left"/>
+      <w:pPr>
+        <w:ind w:left="2880" w:hanging="360"/>
+      </w:pPr>
+      <w:rPr>
+        <w:rFonts w:ascii="Symbol" w:hAnsi="Symbol" w:hint="default"/>
+      </w:rPr>
+    </w:lvl>
+    <w:lvl w:ilvl="4" w:tplc="04090003" w:tentative="1">
+      <w:start w:val="1"/>
+      <w:numFmt w:val="bullet"/>
+      <w:lvlText w:val="o"/>
+      <w:lvlJc w:val="left"/>
+      <w:pPr>
+        <w:ind w:left="3600" w:hanging="360"/>
+      </w:pPr>
+      <w:rPr>
+        <w:rFonts w:ascii="Courier New" w:hAnsi="Courier New" w:cs="Courier New" w:hint="default"/>
+      </w:rPr>
+    </w:lvl>
+    <w:lvl w:ilvl="5" w:tplc="04090005" w:tentative="1">
+      <w:start w:val="1"/>
+      <w:numFmt w:val="bullet"/>
+      <w:lvlText w:val=""/>
+      <w:lvlJc w:val="left"/>
+      <w:pPr>
+        <w:ind w:left="4320" w:hanging="360"/>
+      </w:pPr>
+      <w:rPr>
+        <w:rFonts w:ascii="Wingdings" w:hAnsi="Wingdings" w:hint="default"/>
+      </w:rPr>
+    </w:lvl>
+    <w:lvl w:ilvl="6" w:tplc="04090001" w:tentative="1">
+      <w:start w:val="1"/>
+      <w:numFmt w:val="bullet"/>
+      <w:lvlText w:val=""/>
+      <w:lvlJc w:val="left"/>
+      <w:pPr>
+        <w:ind w:left="5040" w:hanging="360"/>
+      </w:pPr>
+      <w:rPr>
+        <w:rFonts w:ascii="Symbol" w:hAnsi="Symbol" w:hint="default"/>
+      </w:rPr>
+    </w:lvl>
+    <w:lvl w:ilvl="7" w:tplc="04090003" w:tentative="1">
+      <w:start w:val="1"/>
+      <w:numFmt w:val="bullet"/>
+      <w:lvlText w:val="o"/>
+      <w:lvlJc w:val="left"/>
+      <w:pPr>
+        <w:ind w:left="5760" w:hanging="360"/>
+      </w:pPr>
+      <w:rPr>
+        <w:rFonts w:ascii="Courier New" w:hAnsi="Courier New" w:cs="Courier New" w:hint="default"/>
+      </w:rPr>
+    </w:lvl>
+    <w:lvl w:ilvl="8" w:tplc="04090005" w:tentative="1">
+      <w:start w:val="1"/>
+      <w:numFmt w:val="bullet"/>
+      <w:lvlText w:val=""/>
+      <w:lvlJc w:val="left"/>
+      <w:pPr>
+        <w:ind w:left="6480" w:hanging="360"/>
+      </w:pPr>
+      <w:rPr>
+        <w:rFonts w:ascii="Wingdings" w:hAnsi="Wingdings" w:hint="default"/>
+      </w:rPr>
+    </w:lvl>
+  </w:abstractNum>
+  <w:abstractNum w:abstractNumId="1" w15:restartNumberingAfterBreak="0">
     <w:nsid w:val="3224486E"/>
     <w:multiLevelType w:val="multilevel"/>
     <w:tmpl w:val="DFF6A576"/>
@@ -1152,8 +5064,126 @@
       </w:rPr>
     </w:lvl>
   </w:abstractNum>
+  <w:abstractNum w:abstractNumId="2" w15:restartNumberingAfterBreak="0">
+    <w:nsid w:val="44B175A2"/>
+    <w:multiLevelType w:val="hybridMultilevel"/>
+    <w:tmpl w:val="84AE6D98"/>
+    <w:lvl w:ilvl="0" w:tplc="3DAC512C">
+      <w:numFmt w:val="bullet"/>
+      <w:lvlText w:val="•"/>
+      <w:lvlJc w:val="left"/>
+      <w:pPr>
+        <w:ind w:left="720" w:hanging="360"/>
+      </w:pPr>
+      <w:rPr>
+        <w:rFonts w:ascii="Plainsound Text" w:eastAsiaTheme="minorHAnsi" w:hAnsi="Plainsound Text" w:cs="Times New Roman (Body CS)" w:hint="default"/>
+      </w:rPr>
+    </w:lvl>
+    <w:lvl w:ilvl="1" w:tplc="04090003" w:tentative="1">
+      <w:start w:val="1"/>
+      <w:numFmt w:val="bullet"/>
+      <w:lvlText w:val="o"/>
+      <w:lvlJc w:val="left"/>
+      <w:pPr>
+        <w:ind w:left="1440" w:hanging="360"/>
+      </w:pPr>
+      <w:rPr>
+        <w:rFonts w:ascii="Courier New" w:hAnsi="Courier New" w:cs="Courier New" w:hint="default"/>
+      </w:rPr>
+    </w:lvl>
+    <w:lvl w:ilvl="2" w:tplc="04090005" w:tentative="1">
+      <w:start w:val="1"/>
+      <w:numFmt w:val="bullet"/>
+      <w:lvlText w:val=""/>
+      <w:lvlJc w:val="left"/>
+      <w:pPr>
+        <w:ind w:left="2160" w:hanging="360"/>
+      </w:pPr>
+      <w:rPr>
+        <w:rFonts w:ascii="Wingdings" w:hAnsi="Wingdings" w:hint="default"/>
+      </w:rPr>
+    </w:lvl>
+    <w:lvl w:ilvl="3" w:tplc="04090001" w:tentative="1">
+      <w:start w:val="1"/>
+      <w:numFmt w:val="bullet"/>
+      <w:lvlText w:val=""/>
+      <w:lvlJc w:val="left"/>
+      <w:pPr>
+        <w:ind w:left="2880" w:hanging="360"/>
+      </w:pPr>
+      <w:rPr>
+        <w:rFonts w:ascii="Symbol" w:hAnsi="Symbol" w:hint="default"/>
+      </w:rPr>
+    </w:lvl>
+    <w:lvl w:ilvl="4" w:tplc="04090003" w:tentative="1">
+      <w:start w:val="1"/>
+      <w:numFmt w:val="bullet"/>
+      <w:lvlText w:val="o"/>
+      <w:lvlJc w:val="left"/>
+      <w:pPr>
+        <w:ind w:left="3600" w:hanging="360"/>
+      </w:pPr>
+      <w:rPr>
+        <w:rFonts w:ascii="Courier New" w:hAnsi="Courier New" w:cs="Courier New" w:hint="default"/>
+      </w:rPr>
+    </w:lvl>
+    <w:lvl w:ilvl="5" w:tplc="04090005" w:tentative="1">
+      <w:start w:val="1"/>
+      <w:numFmt w:val="bullet"/>
+      <w:lvlText w:val=""/>
+      <w:lvlJc w:val="left"/>
+      <w:pPr>
+        <w:ind w:left="4320" w:hanging="360"/>
+      </w:pPr>
+      <w:rPr>
+        <w:rFonts w:ascii="Wingdings" w:hAnsi="Wingdings" w:hint="default"/>
+      </w:rPr>
+    </w:lvl>
+    <w:lvl w:ilvl="6" w:tplc="04090001" w:tentative="1">
+      <w:start w:val="1"/>
+      <w:numFmt w:val="bullet"/>
+      <w:lvlText w:val=""/>
+      <w:lvlJc w:val="left"/>
+      <w:pPr>
+        <w:ind w:left="5040" w:hanging="360"/>
+      </w:pPr>
+      <w:rPr>
+        <w:rFonts w:ascii="Symbol" w:hAnsi="Symbol" w:hint="default"/>
+      </w:rPr>
+    </w:lvl>
+    <w:lvl w:ilvl="7" w:tplc="04090003" w:tentative="1">
+      <w:start w:val="1"/>
+      <w:numFmt w:val="bullet"/>
+      <w:lvlText w:val="o"/>
+      <w:lvlJc w:val="left"/>
+      <w:pPr>
+        <w:ind w:left="5760" w:hanging="360"/>
+      </w:pPr>
+      <w:rPr>
+        <w:rFonts w:ascii="Courier New" w:hAnsi="Courier New" w:cs="Courier New" w:hint="default"/>
+      </w:rPr>
+    </w:lvl>
+    <w:lvl w:ilvl="8" w:tplc="04090005" w:tentative="1">
+      <w:start w:val="1"/>
+      <w:numFmt w:val="bullet"/>
+      <w:lvlText w:val=""/>
+      <w:lvlJc w:val="left"/>
+      <w:pPr>
+        <w:ind w:left="6480" w:hanging="360"/>
+      </w:pPr>
+      <w:rPr>
+        <w:rFonts w:ascii="Wingdings" w:hAnsi="Wingdings" w:hint="default"/>
+      </w:rPr>
+    </w:lvl>
+  </w:abstractNum>
   <w:num w:numId="1" w16cid:durableId="254828489">
+    <w:abstractNumId w:val="1"/>
+  </w:num>
+  <w:num w:numId="2" w16cid:durableId="1539388893">
     <w:abstractNumId w:val="0"/>
+  </w:num>
+  <w:num w:numId="3" w16cid:durableId="651106285">
+    <w:abstractNumId w:val="2"/>
   </w:num>
 </w:numbering>
 </file>
@@ -1558,7 +5588,10 @@
   <w:style w:type="paragraph" w:default="1" w:styleId="Normal">
     <w:name w:val="Normal"/>
     <w:qFormat/>
-    <w:rsid w:val="00945B50"/>
+    <w:rsid w:val="00C079E2"/>
+    <w:rPr>
+      <w:sz w:val="22"/>
+    </w:rPr>
   </w:style>
   <w:style w:type="paragraph" w:styleId="Heading1">
     <w:name w:val="heading 1"/>
@@ -1567,7 +5600,7 @@
     <w:link w:val="Heading1Char"/>
     <w:uiPriority w:val="9"/>
     <w:qFormat/>
-    <w:rsid w:val="00AA7723"/>
+    <w:rsid w:val="00B5625E"/>
     <w:pPr>
       <w:keepNext/>
       <w:keepLines/>
@@ -1577,7 +5610,7 @@
     <w:rPr>
       <w:rFonts w:eastAsiaTheme="majorEastAsia" w:cstheme="majorBidi"/>
       <w:color w:val="0F4761" w:themeColor="accent1" w:themeShade="BF"/>
-      <w:sz w:val="40"/>
+      <w:sz w:val="36"/>
       <w:szCs w:val="40"/>
     </w:rPr>
   </w:style>
@@ -1589,7 +5622,7 @@
     <w:uiPriority w:val="9"/>
     <w:unhideWhenUsed/>
     <w:qFormat/>
-    <w:rsid w:val="00AA7723"/>
+    <w:rsid w:val="00B5625E"/>
     <w:pPr>
       <w:keepNext/>
       <w:keepLines/>
@@ -1599,7 +5632,7 @@
     <w:rPr>
       <w:rFonts w:eastAsiaTheme="majorEastAsia" w:cstheme="majorBidi"/>
       <w:color w:val="0F4761" w:themeColor="accent1" w:themeShade="BF"/>
-      <w:sz w:val="32"/>
+      <w:sz w:val="28"/>
       <w:szCs w:val="32"/>
     </w:rPr>
   </w:style>
@@ -1758,7 +5791,6 @@
   <w:style w:type="character" w:default="1" w:styleId="DefaultParagraphFont">
     <w:name w:val="Default Paragraph Font"/>
     <w:uiPriority w:val="1"/>
-    <w:semiHidden/>
     <w:unhideWhenUsed/>
   </w:style>
   <w:style w:type="table" w:default="1" w:styleId="TableNormal">
@@ -1787,11 +5819,11 @@
     <w:basedOn w:val="DefaultParagraphFont"/>
     <w:link w:val="Heading1"/>
     <w:uiPriority w:val="9"/>
-    <w:rsid w:val="00AA7723"/>
+    <w:rsid w:val="00B5625E"/>
     <w:rPr>
       <w:rFonts w:eastAsiaTheme="majorEastAsia" w:cstheme="majorBidi"/>
       <w:color w:val="0F4761" w:themeColor="accent1" w:themeShade="BF"/>
-      <w:sz w:val="40"/>
+      <w:sz w:val="36"/>
       <w:szCs w:val="40"/>
     </w:rPr>
   </w:style>
@@ -1800,11 +5832,11 @@
     <w:basedOn w:val="DefaultParagraphFont"/>
     <w:link w:val="Heading2"/>
     <w:uiPriority w:val="9"/>
-    <w:rsid w:val="00AA7723"/>
+    <w:rsid w:val="00B5625E"/>
     <w:rPr>
       <w:rFonts w:eastAsiaTheme="majorEastAsia" w:cstheme="majorBidi"/>
       <w:color w:val="0F4761" w:themeColor="accent1" w:themeShade="BF"/>
-      <w:sz w:val="32"/>
+      <w:sz w:val="28"/>
       <w:szCs w:val="32"/>
     </w:rPr>
   </w:style>
@@ -2223,6 +6255,25 @@
       <w:u w:val="single"/>
     </w:rPr>
   </w:style>
+  <w:style w:type="table" w:styleId="TableGrid">
+    <w:name w:val="Table Grid"/>
+    <w:basedOn w:val="TableNormal"/>
+    <w:uiPriority w:val="39"/>
+    <w:rsid w:val="00C8303E"/>
+    <w:pPr>
+      <w:spacing w:after="0" w:line="240" w:lineRule="auto"/>
+    </w:pPr>
+    <w:tblPr>
+      <w:tblBorders>
+        <w:top w:val="single" w:sz="4" w:space="0" w:color="auto"/>
+        <w:left w:val="single" w:sz="4" w:space="0" w:color="auto"/>
+        <w:bottom w:val="single" w:sz="4" w:space="0" w:color="auto"/>
+        <w:right w:val="single" w:sz="4" w:space="0" w:color="auto"/>
+        <w:insideH w:val="single" w:sz="4" w:space="0" w:color="auto"/>
+        <w:insideV w:val="single" w:sz="4" w:space="0" w:color="auto"/>
+      </w:tblBorders>
+    </w:tblPr>
+  </w:style>
 </w:styles>
 </file>
 

--- a/src/Plainsound Harmonic Space Calculator.docx
+++ b/src/Plainsound Harmonic Space Calculator.docx
@@ -31,14 +31,8 @@
     <w:p>
       <w:pPr>
         <w:jc w:val="center"/>
-        <w:rPr>
-          <w:lang w:val="de-DE"/>
-        </w:rPr>
       </w:pPr>
       <w:r>
-        <w:rPr>
-          <w:lang w:val="de-DE"/>
-        </w:rPr>
         <w:t>Thomas Nicholson &amp; Marc Sabat</w:t>
       </w:r>
       <w:bookmarkStart w:id="0" w:name="_Hlk194485677"/>
@@ -47,26 +41,14 @@
       <w:pPr>
         <w:spacing w:after="0"/>
         <w:jc w:val="center"/>
-        <w:rPr>
-          <w:lang w:val="de-DE"/>
-        </w:rPr>
       </w:pPr>
       <w:r>
-        <w:rPr>
-          <w:lang w:val="de-DE"/>
-        </w:rPr>
         <w:t>thomasnicholson@superparticular.com</w:t>
       </w:r>
       <w:r>
-        <w:rPr>
-          <w:lang w:val="de-DE"/>
-        </w:rPr>
         <w:t xml:space="preserve"> </w:t>
       </w:r>
       <w:r>
-        <w:rPr>
-          <w:lang w:val="de-DE"/>
-        </w:rPr>
         <w:t>| masa@plainsound.org</w:t>
       </w:r>
     </w:p>
@@ -104,19 +86,7 @@
           <w:rPr>
             <w:rStyle w:val="Hyperlink"/>
           </w:rPr>
-          <w:t>hejicalc.plainso</w:t>
-        </w:r>
-        <w:r>
-          <w:rPr>
-            <w:rStyle w:val="Hyperlink"/>
-          </w:rPr>
-          <w:t>u</w:t>
-        </w:r>
-        <w:r>
-          <w:rPr>
-            <w:rStyle w:val="Hyperlink"/>
-          </w:rPr>
-          <w:t>nd.org</w:t>
+          <w:t>hejicalc.plainsound.org</w:t>
         </w:r>
       </w:hyperlink>
       <w:r>
@@ -302,87 +272,6 @@
       <w:bookmarkStart w:id="1" w:name="_Hlk194498022"/>
       <w:r>
         <w:t>Introduction</w:t>
-      </w:r>
-    </w:p>
-    <w:bookmarkEnd w:id="1"/>
-    <w:p>
-      <w:pPr>
-        <w:pStyle w:val="Heading2"/>
-        <w:numPr>
-          <w:ilvl w:val="1"/>
-          <w:numId w:val="1"/>
-        </w:numPr>
-      </w:pPr>
-      <w:r>
-        <w:t>Basic workflow</w:t>
-      </w:r>
-    </w:p>
-    <w:p>
-      <w:r>
-        <w:t>In general, movement of information through the calculator ﬂows from left to right across the screen on desktop and top to bottom on mobile.</w:t>
-      </w:r>
-    </w:p>
-    <w:p>
-      <w:r>
-        <w:t>After setting the REFERENCE</w:t>
-      </w:r>
-      <w:r>
-        <w:t xml:space="preserve"> PITCH</w:t>
-      </w:r>
-      <w:r>
-        <w:t xml:space="preserve"> (1/1), just intonation relationships—whether as notation or ratios—may be entered into the calculator </w:t>
-      </w:r>
-      <w:r>
-        <w:t>by selecting either</w:t>
-      </w:r>
-      <w:r>
-        <w:t xml:space="preserve"> the HEJI notation palette </w:t>
-      </w:r>
-      <w:r>
-        <w:t xml:space="preserve">(INPUT 1) </w:t>
-      </w:r>
-      <w:r>
-        <w:t>or the JI ratio input ﬁelds</w:t>
-      </w:r>
-      <w:r>
-        <w:t xml:space="preserve"> (INPUT 2)</w:t>
-      </w:r>
-      <w:r>
-        <w:t>.</w:t>
-      </w:r>
-    </w:p>
-    <w:p>
-      <w:r>
-        <w:t xml:space="preserve">The calculator computes various types of information about the </w:t>
-      </w:r>
-      <w:r>
-        <w:t>input</w:t>
-      </w:r>
-      <w:r>
-        <w:t xml:space="preserve">, including notation, ratio, tuning meter cent deviation, frequency, software pitch bend values, etc. The results are displayed in the OUTPUT area. </w:t>
-      </w:r>
-      <w:r>
-        <w:t>The</w:t>
-      </w:r>
-      <w:r>
-        <w:t xml:space="preserve"> number of decimal places</w:t>
-      </w:r>
-      <w:r>
-        <w:t xml:space="preserve"> shown </w:t>
-      </w:r>
-      <w:r>
-        <w:t>may be speciﬁed with the calculator precision drop-down menu.</w:t>
-      </w:r>
-    </w:p>
-    <w:p>
-      <w:r>
-        <w:t>Additionally, two pitches may be compared to determine their MELODIC DISTANCE (i.e.</w:t>
-      </w:r>
-      <w:r>
-        <w:t>,</w:t>
-      </w:r>
-      <w:r>
-        <w:t xml:space="preserve"> the interval between them). Ratios may be directly entered in the input ﬁelds or “loaded” by re-routing previously calculated pitches from the OUTPUT area.</w:t>
       </w:r>
     </w:p>
     <w:p>
@@ -393,18 +282,111 @@
           <w:numId w:val="1"/>
         </w:numPr>
       </w:pPr>
-      <w:bookmarkStart w:id="2" w:name="_Hlk194498066"/>
-      <w:bookmarkStart w:id="3" w:name="_Hlk194498076"/>
-      <w:r>
+      <w:bookmarkStart w:id="2" w:name="_Hlk194570935"/>
+      <w:bookmarkEnd w:id="1"/>
+      <w:r>
+        <w:t>Basic workflow</w:t>
+      </w:r>
+    </w:p>
+    <w:p>
+      <w:bookmarkStart w:id="3" w:name="_Hlk194570964"/>
+      <w:bookmarkEnd w:id="2"/>
+      <w:r>
+        <w:t>In general, movement of information through the calculator ﬂows from left to right across the screen on desktop and top to bottom on mobile.</w:t>
+      </w:r>
+    </w:p>
+    <w:p>
+      <w:r>
+        <w:t>After setting the REFERENCE</w:t>
+      </w:r>
+      <w:r>
+        <w:t xml:space="preserve"> PITCH</w:t>
+      </w:r>
+      <w:r>
+        <w:t xml:space="preserve"> (1/1), just intonation relationships—whether as notation or ratios—may be entered into the calculator </w:t>
+      </w:r>
+      <w:r>
+        <w:t>by selecting either</w:t>
+      </w:r>
+      <w:r>
+        <w:t xml:space="preserve"> the HEJI notation palette </w:t>
+      </w:r>
+      <w:r>
+        <w:t xml:space="preserve">(INPUT 1) </w:t>
+      </w:r>
+      <w:r>
+        <w:t>or the JI ratio input</w:t>
+      </w:r>
+      <w:r>
+        <w:t xml:space="preserve"> fi</w:t>
+      </w:r>
+      <w:r>
+        <w:t>elds</w:t>
+      </w:r>
+      <w:r>
+        <w:t xml:space="preserve"> (INPUT 2)</w:t>
+      </w:r>
+      <w:r>
+        <w:t>.</w:t>
+      </w:r>
+    </w:p>
+    <w:p>
+      <w:r>
+        <w:t xml:space="preserve">The calculator computes various types of information about the </w:t>
+      </w:r>
+      <w:r>
+        <w:t>input</w:t>
+      </w:r>
+      <w:r>
+        <w:t xml:space="preserve">, including notation, ratio, tuning meter cent deviation, frequency, software pitch bend values, etc. The results are displayed in the OUTPUT area. </w:t>
+      </w:r>
+      <w:r>
+        <w:t>The</w:t>
+      </w:r>
+      <w:r>
+        <w:t xml:space="preserve"> number of decimal places</w:t>
+      </w:r>
+      <w:r>
+        <w:t xml:space="preserve"> shown </w:t>
+      </w:r>
+      <w:r>
+        <w:t>may be speciﬁed with the calculator precision drop-down menu.</w:t>
+      </w:r>
+    </w:p>
+    <w:p>
+      <w:r>
+        <w:t>Additionally, two pitches may be compared to determine their MELODIC DISTANCE (i.e.</w:t>
+      </w:r>
+      <w:r>
+        <w:t>,</w:t>
+      </w:r>
+      <w:r>
+        <w:t xml:space="preserve"> the interval between them). Ratios may be directly entered in the input ﬁelds or “loaded” by re-routing previously calculated pitches from the OUTPUT area.</w:t>
+      </w:r>
+    </w:p>
+    <w:p>
+      <w:pPr>
+        <w:pStyle w:val="Heading2"/>
+        <w:numPr>
+          <w:ilvl w:val="1"/>
+          <w:numId w:val="1"/>
+        </w:numPr>
+      </w:pPr>
+      <w:bookmarkStart w:id="4" w:name="_Hlk194498066"/>
+      <w:bookmarkStart w:id="5" w:name="_Hlk194498076"/>
+      <w:bookmarkEnd w:id="3"/>
+      <w:r>
+        <w:lastRenderedPageBreak/>
         <w:t>System</w:t>
       </w:r>
-      <w:bookmarkEnd w:id="2"/>
+      <w:bookmarkEnd w:id="4"/>
       <w:r>
         <w:t xml:space="preserve"> Requirements</w:t>
       </w:r>
     </w:p>
-    <w:bookmarkEnd w:id="3"/>
     <w:p>
+      <w:bookmarkStart w:id="6" w:name="_Hlk194571427"/>
+      <w:bookmarkEnd w:id="5"/>
       <w:r>
         <w:t>The calculator</w:t>
       </w:r>
@@ -412,10 +394,7 @@
         <w:t xml:space="preserve"> is a simple JavaScript application able to run in any HTML5-compatible web browser on a wide variety of system conﬁgurations.</w:t>
       </w:r>
       <w:r>
-        <w:t xml:space="preserve"> </w:t>
-      </w:r>
-      <w:r>
-        <w:t>The calculator requires an active connection to the internet to guarantee proper functionality.</w:t>
+        <w:t xml:space="preserve"> The calculator requires an active connection to the internet to guarantee proper functionality.</w:t>
       </w:r>
     </w:p>
     <w:p>
@@ -431,7 +410,8 @@
           <w:numId w:val="1"/>
         </w:numPr>
       </w:pPr>
-      <w:bookmarkStart w:id="4" w:name="_Hlk194506784"/>
+      <w:bookmarkStart w:id="7" w:name="_Hlk194506784"/>
+      <w:bookmarkEnd w:id="6"/>
       <w:r>
         <w:t xml:space="preserve">REFERENCE </w:t>
       </w:r>
@@ -448,18 +428,21 @@
         </w:numPr>
         <w:spacing w:before="158"/>
       </w:pPr>
+      <w:bookmarkStart w:id="8" w:name="_Hlk194571499"/>
       <w:r>
         <w:t>Notation and frequency of 1/1</w:t>
       </w:r>
     </w:p>
     <w:p>
+      <w:bookmarkStart w:id="9" w:name="_Hlk194571518"/>
+      <w:bookmarkEnd w:id="8"/>
       <w:r>
         <w:t xml:space="preserve">By default, 1/1 is the pitch written as </w:t>
       </w:r>
       <w:r>
         <w:t>*nt</w:t>
       </w:r>
-      <w:bookmarkEnd w:id="4"/>
+      <w:bookmarkEnd w:id="7"/>
       <w:r>
         <w:t>A</w:t>
       </w:r>
@@ -779,7 +762,7 @@
                               </w:rPr>
                               <w:t xml:space="preserve"> </w:t>
                             </w:r>
-                            <w:bookmarkStart w:id="5" w:name="_Hlk194496496"/>
+                            <w:bookmarkStart w:id="10" w:name="_Hlk194496496"/>
                             <w:r>
                               <w:rPr>
                                 <w14:textOutline w14:w="9525" w14:cap="rnd" w14:cmpd="sng" w14:algn="ctr">
@@ -790,7 +773,7 @@
                               </w:rPr>
                               <w:t>391.9954</w:t>
                             </w:r>
-                            <w:bookmarkEnd w:id="5"/>
+                            <w:bookmarkEnd w:id="10"/>
                             <w:r>
                               <w:rPr>
                                 <w14:textOutline w14:w="9525" w14:cap="rnd" w14:cmpd="sng" w14:algn="ctr">
@@ -1017,7 +1000,7 @@
           </mc:Choice>
           <mc:Fallback>
             <w:pict>
-              <v:roundrect w14:anchorId="173D34AA" id="Rounded Rectangle 2" o:spid="_x0000_s1026" style="position:absolute;margin-left:0;margin-top:54.5pt;width:396.85pt;height:70.3pt;z-index:251659264;visibility:visible;mso-wrap-style:square;mso-width-percent:0;mso-height-percent:0;mso-wrap-distance-left:9pt;mso-wrap-distance-top:0;mso-wrap-distance-right:9pt;mso-wrap-distance-bottom:0;mso-position-horizontal:center;mso-position-horizontal-relative:margin;mso-position-vertical:absolute;mso-position-vertical-relative:text;mso-width-percent:0;mso-height-percent:0;mso-width-relative:margin;mso-height-relative:margin;v-text-anchor:middle" arcsize="2476f" o:gfxdata="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" o:allowoverlap="f" fillcolor="white [3201]" strokecolor="#002060">
+              <v:roundrect w14:anchorId="173D34AA" id="Rounded Rectangle 2" o:spid="_x0000_s1026" style="position:absolute;margin-left:0;margin-top:54.5pt;width:396.85pt;height:70.3pt;z-index:251659264;visibility:visible;mso-wrap-style:square;mso-width-percent:0;mso-height-percent:0;mso-wrap-distance-left:9pt;mso-wrap-distance-top:0;mso-wrap-distance-right:9pt;mso-wrap-distance-bottom:0;mso-position-horizontal:center;mso-position-horizontal-relative:margin;mso-position-vertical:absolute;mso-position-vertical-relative:text;mso-width-percent:0;mso-height-percent:0;mso-width-relative:margin;mso-height-relative:margin;v-text-anchor:middle" arcsize="2476f" o:gfxdata="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" o:allowoverlap="f" fillcolor="white [3201]" strokecolor="#002060">
                 <v:stroke joinstyle="miter"/>
                 <v:textbox style="mso-fit-shape-to-text:t" inset=",2.5mm,,2.5mm">
                   <w:txbxContent>
@@ -1211,7 +1194,7 @@
                         </w:rPr>
                         <w:t xml:space="preserve"> </w:t>
                       </w:r>
-                      <w:bookmarkStart w:id="6" w:name="_Hlk194496496"/>
+                      <w:bookmarkStart w:id="11" w:name="_Hlk194496496"/>
                       <w:r>
                         <w:rPr>
                           <w14:textOutline w14:w="9525" w14:cap="rnd" w14:cmpd="sng" w14:algn="ctr">
@@ -1222,7 +1205,7 @@
                         </w:rPr>
                         <w:t>391.9954</w:t>
                       </w:r>
-                      <w:bookmarkEnd w:id="6"/>
+                      <w:bookmarkEnd w:id="11"/>
                       <w:r>
                         <w:rPr>
                           <w14:textOutline w14:w="9525" w14:cap="rnd" w14:cmpd="sng" w14:algn="ctr">
@@ -1481,7 +1464,8 @@
       <w:r>
         <w:t>.</w:t>
       </w:r>
-      <w:bookmarkStart w:id="7" w:name="_Hlk194482485"/>
+      <w:bookmarkStart w:id="12" w:name="_Hlk194482485"/>
+      <w:bookmarkEnd w:id="9"/>
     </w:p>
     <w:p/>
     <w:p>
@@ -1493,14 +1477,15 @@
         </w:numPr>
         <w:spacing w:before="158"/>
       </w:pPr>
-      <w:bookmarkStart w:id="8" w:name="_Hlk194497126"/>
-      <w:bookmarkEnd w:id="7"/>
+      <w:bookmarkStart w:id="13" w:name="_Hlk194497126"/>
+      <w:bookmarkEnd w:id="12"/>
       <w:r>
         <w:t>Tuning meter setting</w:t>
       </w:r>
     </w:p>
-    <w:bookmarkEnd w:id="8"/>
     <w:p>
+      <w:bookmarkStart w:id="14" w:name="_Hlk194571762"/>
+      <w:bookmarkEnd w:id="13"/>
       <w:r>
         <w:rPr>
           <w:noProof/>
@@ -1634,7 +1619,7 @@
                             <w:r>
                               <w:t xml:space="preserve"> is selected, </w:t>
                             </w:r>
-                            <w:bookmarkStart w:id="9" w:name="_Hlk194505784"/>
+                            <w:bookmarkStart w:id="15" w:name="_Hlk194505784"/>
                             <w:r>
                               <w:rPr>
                                 <w:i/>
@@ -1645,7 +1630,7 @@
                             <w:r>
                               <w:t xml:space="preserve"> </w:t>
                             </w:r>
-                            <w:bookmarkEnd w:id="9"/>
+                            <w:bookmarkEnd w:id="15"/>
                             <w:r>
                               <w:t>will need to be</w:t>
                             </w:r>
@@ -1670,22 +1655,7 @@
                               <w:t>tuning meter A4 frequency</w:t>
                             </w:r>
                             <w:r>
-                              <w:t xml:space="preserve"> is</w:t>
-                            </w:r>
-                            <w:r>
-                              <w:t xml:space="preserve"> adjusted to 440Hz, *fE will indicate the deviation </w:t>
-                            </w:r>
-                            <w:r>
-                              <w:t>*ftE</w:t>
-                            </w:r>
-                            <w:r>
-                              <w:t xml:space="preserve"> </w:t>
-                            </w:r>
-                            <w:r>
-                              <w:t>+48.7</w:t>
-                            </w:r>
-                            <w:r>
-                              <w:t xml:space="preserve"> cents.</w:t>
+                              <w:t xml:space="preserve"> is adjusted to 440Hz, *fE will indicate the deviation *ftE +48.7 cents.</w:t>
                             </w:r>
                           </w:p>
                         </w:txbxContent>
@@ -1710,7 +1680,7 @@
           </mc:Choice>
           <mc:Fallback>
             <w:pict>
-              <v:roundrect w14:anchorId="0EDD5AC7" id="_x0000_s1027" style="position:absolute;margin-left:0;margin-top:85pt;width:396.85pt;height:70.3pt;z-index:251661312;visibility:visible;mso-wrap-style:square;mso-width-percent:0;mso-height-percent:0;mso-wrap-distance-left:9pt;mso-wrap-distance-top:0;mso-wrap-distance-right:9pt;mso-wrap-distance-bottom:0;mso-position-horizontal:center;mso-position-horizontal-relative:margin;mso-position-vertical:absolute;mso-position-vertical-relative:text;mso-width-percent:0;mso-height-percent:0;mso-width-relative:margin;mso-height-relative:margin;v-text-anchor:middle" arcsize="2476f" o:gfxdata="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" o:allowoverlap="f" fillcolor="white [3201]" strokecolor="#002060">
+              <v:roundrect w14:anchorId="0EDD5AC7" id="_x0000_s1027" style="position:absolute;margin-left:0;margin-top:85pt;width:396.85pt;height:70.3pt;z-index:251661312;visibility:visible;mso-wrap-style:square;mso-width-percent:0;mso-height-percent:0;mso-wrap-distance-left:9pt;mso-wrap-distance-top:0;mso-wrap-distance-right:9pt;mso-wrap-distance-bottom:0;mso-position-horizontal:center;mso-position-horizontal-relative:margin;mso-position-vertical:absolute;mso-position-vertical-relative:text;mso-width-percent:0;mso-height-percent:0;mso-width-relative:margin;mso-height-relative:margin;v-text-anchor:middle" arcsize="2476f" o:gfxdata="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" o:allowoverlap="f" fillcolor="white [3201]" strokecolor="#002060">
                 <v:stroke joinstyle="miter"/>
                 <v:textbox style="mso-fit-shape-to-text:t" inset=",2.5mm,,2.5mm">
                   <w:txbxContent>
@@ -1791,7 +1761,7 @@
                       <w:r>
                         <w:t xml:space="preserve"> is selected, </w:t>
                       </w:r>
-                      <w:bookmarkStart w:id="10" w:name="_Hlk194505784"/>
+                      <w:bookmarkStart w:id="16" w:name="_Hlk194505784"/>
                       <w:r>
                         <w:rPr>
                           <w:i/>
@@ -1802,7 +1772,7 @@
                       <w:r>
                         <w:t xml:space="preserve"> </w:t>
                       </w:r>
-                      <w:bookmarkEnd w:id="10"/>
+                      <w:bookmarkEnd w:id="16"/>
                       <w:r>
                         <w:t>will need to be</w:t>
                       </w:r>
@@ -1827,22 +1797,7 @@
                         <w:t>tuning meter A4 frequency</w:t>
                       </w:r>
                       <w:r>
-                        <w:t xml:space="preserve"> is</w:t>
-                      </w:r>
-                      <w:r>
-                        <w:t xml:space="preserve"> adjusted to 440Hz, *fE will indicate the deviation </w:t>
-                      </w:r>
-                      <w:r>
-                        <w:t>*ftE</w:t>
-                      </w:r>
-                      <w:r>
-                        <w:t xml:space="preserve"> </w:t>
-                      </w:r>
-                      <w:r>
-                        <w:t>+48.7</w:t>
-                      </w:r>
-                      <w:r>
-                        <w:t xml:space="preserve"> cents.</w:t>
+                        <w:t xml:space="preserve"> is adjusted to 440Hz, *fE will indicate the deviation *ftE +48.7 cents.</w:t>
                       </w:r>
                     </w:p>
                   </w:txbxContent>
@@ -1881,7 +1836,7 @@
       <w:r>
         <w:t xml:space="preserve"> </w:t>
       </w:r>
-      <w:bookmarkStart w:id="11" w:name="_Hlk194505681"/>
+      <w:bookmarkStart w:id="17" w:name="_Hlk194505681"/>
       <w:r>
         <w:rPr>
           <w:i/>
@@ -1889,7 +1844,7 @@
         </w:rPr>
         <w:t>1/1 = 0 cents</w:t>
       </w:r>
-      <w:bookmarkEnd w:id="11"/>
+      <w:bookmarkEnd w:id="17"/>
       <w:r>
         <w:t xml:space="preserve">, </w:t>
       </w:r>
@@ -1908,7 +1863,7 @@
       <w:r>
         <w:t xml:space="preserve"> </w:t>
       </w:r>
-      <w:bookmarkStart w:id="12" w:name="_Hlk194505222"/>
+      <w:bookmarkStart w:id="18" w:name="_Hlk194505222"/>
       <w:r>
         <w:rPr>
           <w:i/>
@@ -1936,7 +1891,7 @@
         </w:rPr>
         <w:t>1/1 Frequency</w:t>
       </w:r>
-      <w:bookmarkEnd w:id="12"/>
+      <w:bookmarkEnd w:id="18"/>
       <w:r>
         <w:rPr>
           <w:i/>
@@ -1962,8 +1917,8 @@
       <w:r>
         <w:t xml:space="preserve">etting </w:t>
       </w:r>
-      <w:bookmarkStart w:id="13" w:name="_Hlk194505703"/>
-      <w:bookmarkStart w:id="14" w:name="_Hlk194505764"/>
+      <w:bookmarkStart w:id="19" w:name="_Hlk194505703"/>
+      <w:bookmarkStart w:id="20" w:name="_Hlk194505764"/>
       <w:r>
         <w:rPr>
           <w:i/>
@@ -1971,7 +1926,7 @@
         </w:rPr>
         <w:t>tuning meter A4 frequency</w:t>
       </w:r>
-      <w:bookmarkEnd w:id="13"/>
+      <w:bookmarkEnd w:id="19"/>
       <w:r>
         <w:rPr>
           <w:i/>
@@ -1979,7 +1934,7 @@
         </w:rPr>
         <w:t xml:space="preserve"> = 0 cents</w:t>
       </w:r>
-      <w:bookmarkEnd w:id="14"/>
+      <w:bookmarkEnd w:id="20"/>
       <w:r>
         <w:t xml:space="preserve"> allows the user to specify </w:t>
       </w:r>
@@ -2050,15 +2005,18 @@
           <w:numId w:val="1"/>
         </w:numPr>
       </w:pPr>
-      <w:bookmarkStart w:id="15" w:name="_Hlk194506863"/>
-      <w:bookmarkStart w:id="16" w:name="_Hlk194509496"/>
-      <w:r>
+      <w:bookmarkStart w:id="21" w:name="_Hlk194509496"/>
+      <w:bookmarkStart w:id="22" w:name="_Hlk194506863"/>
+      <w:bookmarkEnd w:id="14"/>
+      <w:r>
+        <w:lastRenderedPageBreak/>
         <w:t>INPUT</w:t>
       </w:r>
     </w:p>
     <w:p>
-      <w:bookmarkStart w:id="17" w:name="_Hlk194506842"/>
-      <w:bookmarkEnd w:id="16"/>
+      <w:bookmarkStart w:id="23" w:name="_Hlk194506842"/>
+      <w:bookmarkStart w:id="24" w:name="_Hlk194571795"/>
+      <w:bookmarkEnd w:id="21"/>
       <w:r>
         <w:t>Before making input, one of the following two options must be chosen.</w:t>
       </w:r>
@@ -2072,11 +2030,12 @@
         </w:numPr>
         <w:spacing w:before="158"/>
       </w:pPr>
+      <w:bookmarkStart w:id="25" w:name="_Hlk194571818"/>
+      <w:bookmarkEnd w:id="24"/>
       <w:r>
         <w:t>HEJI Notation</w:t>
       </w:r>
     </w:p>
-    <w:bookmarkEnd w:id="15"/>
     <w:p>
       <w:pPr>
         <w:pStyle w:val="Heading2"/>
@@ -2088,6 +2047,9 @@
           <w:szCs w:val="24"/>
         </w:rPr>
       </w:pPr>
+      <w:bookmarkStart w:id="26" w:name="_Hlk194571828"/>
+      <w:bookmarkEnd w:id="22"/>
+      <w:bookmarkEnd w:id="25"/>
       <w:r>
         <w:rPr>
           <w:rFonts w:eastAsiaTheme="minorHAnsi" w:cs="Times New Roman (Body CS)"/>
@@ -2233,6 +2195,7 @@
               <w:bottom w:val="single" w:sz="4" w:space="0" w:color="auto"/>
             </w:tcBorders>
           </w:tcPr>
+          <w:bookmarkEnd w:id="26"/>
           <w:p>
             <w:pPr>
               <w:jc w:val="center"/>
@@ -3515,12 +3478,9 @@
         </w:numPr>
         <w:spacing w:before="158"/>
       </w:pPr>
-      <w:bookmarkStart w:id="18" w:name="_Hlk194510399"/>
-      <w:r>
-        <w:t xml:space="preserve">JI </w:t>
-      </w:r>
-      <w:r>
-        <w:t>Ratio</w:t>
+      <w:bookmarkStart w:id="27" w:name="_Hlk194510399"/>
+      <w:r>
+        <w:t>JI Ratio</w:t>
       </w:r>
     </w:p>
     <w:p>
@@ -3534,8 +3494,9 @@
           <w:szCs w:val="24"/>
         </w:rPr>
       </w:pPr>
-      <w:bookmarkStart w:id="19" w:name="_Hlk194506940"/>
-      <w:bookmarkEnd w:id="18"/>
+      <w:bookmarkStart w:id="28" w:name="_Hlk194506940"/>
+      <w:bookmarkStart w:id="29" w:name="_Hlk194572604"/>
+      <w:bookmarkEnd w:id="27"/>
       <w:r>
         <w:rPr>
           <w:rFonts w:eastAsiaTheme="minorHAnsi" w:cs="Times New Roman (Body CS)"/>
@@ -3853,27 +3814,7 @@
                                   <w14:bevel/>
                                 </w14:textOutline>
                               </w:rPr>
-                              <w:t xml:space="preserve">(9/8)  =  5/4 </w:t>
-                            </w:r>
-                            <w:r>
-                              <w:rPr>
-                                <w14:textOutline w14:w="9525" w14:cap="rnd" w14:cmpd="sng" w14:algn="ctr">
-                                  <w14:noFill/>
-                                  <w14:prstDash w14:val="solid"/>
-                                  <w14:bevel/>
-                                </w14:textOutline>
-                              </w:rPr>
-                              <w:t>in relation to the REFERENCE</w:t>
-                            </w:r>
-                            <w:r>
-                              <w:rPr>
-                                <w14:textOutline w14:w="9525" w14:cap="rnd" w14:cmpd="sng" w14:algn="ctr">
-                                  <w14:noFill/>
-                                  <w14:prstDash w14:val="solid"/>
-                                  <w14:bevel/>
-                                </w14:textOutline>
-                              </w:rPr>
-                              <w:t>.</w:t>
+                              <w:t>(9/8)  =  5/4 in relation to the REFERENCE.</w:t>
                             </w:r>
                           </w:p>
                         </w:txbxContent>
@@ -4043,27 +3984,7 @@
                             <w14:bevel/>
                           </w14:textOutline>
                         </w:rPr>
-                        <w:t xml:space="preserve">(9/8)  =  5/4 </w:t>
-                      </w:r>
-                      <w:r>
-                        <w:rPr>
-                          <w14:textOutline w14:w="9525" w14:cap="rnd" w14:cmpd="sng" w14:algn="ctr">
-                            <w14:noFill/>
-                            <w14:prstDash w14:val="solid"/>
-                            <w14:bevel/>
-                          </w14:textOutline>
-                        </w:rPr>
-                        <w:t>in relation to the REFERENCE</w:t>
-                      </w:r>
-                      <w:r>
-                        <w:rPr>
-                          <w14:textOutline w14:w="9525" w14:cap="rnd" w14:cmpd="sng" w14:algn="ctr">
-                            <w14:noFill/>
-                            <w14:prstDash w14:val="solid"/>
-                            <w14:bevel/>
-                          </w14:textOutline>
-                        </w:rPr>
-                        <w:t>.</w:t>
+                        <w:t>(9/8)  =  5/4 in relation to the REFERENCE.</w:t>
                       </w:r>
                     </w:p>
                   </w:txbxContent>
@@ -4084,6 +4005,7 @@
         <w:t>Whole numbers or decimal values may be used; the calculator will automatically convert decimals into whole number fractions when possible.</w:t>
       </w:r>
     </w:p>
+    <w:bookmarkEnd w:id="29"/>
     <w:p/>
     <w:p>
       <w:pPr>
@@ -4100,19 +4022,7 @@
     </w:p>
     <w:p>
       <w:r>
-        <w:t>Making changes in an inactive input method will have no effect on the output until that</w:t>
-      </w:r>
-      <w:r>
-        <w:t xml:space="preserve"> </w:t>
-      </w:r>
-      <w:r>
-        <w:t>method is made active (i.e. selected). However, calculated outputs (irrespective of the</w:t>
-      </w:r>
-      <w:r>
-        <w:t xml:space="preserve"> </w:t>
-      </w:r>
-      <w:r>
-        <w:t xml:space="preserve">active input method) may be loaded at any time into the </w:t>
+        <w:t xml:space="preserve">Making changes in an inactive input method will have no effect on the output until that method is made active (i.e. selected). However, calculated outputs (irrespective of the active input method) may be loaded at any time into the </w:t>
       </w:r>
       <w:r>
         <w:rPr>
@@ -4132,34 +4042,11 @@
         <w:t>input ratio</w:t>
       </w:r>
       <w:r>
-        <w:t xml:space="preserve"> </w:t>
-      </w:r>
-      <w:r>
-        <w:t xml:space="preserve">fields by means of the load output buttons. This allows pitches </w:t>
-      </w:r>
-      <w:r>
-        <w:t>from</w:t>
-      </w:r>
-      <w:r>
-        <w:t xml:space="preserve"> the HEJI</w:t>
-      </w:r>
-      <w:r>
-        <w:t xml:space="preserve"> </w:t>
-      </w:r>
-      <w:r>
-        <w:t>notation palette to be easily stored as offset or input values for later use in JI ratio input.</w:t>
-      </w:r>
-      <w:r>
-        <w:t xml:space="preserve"> </w:t>
-      </w:r>
-      <w:r>
-        <w:t>Additionally, while input by JI ratio is active, an input interval may easily be stacked</w:t>
-      </w:r>
-      <w:r>
-        <w:t xml:space="preserve"> </w:t>
-      </w:r>
-      <w:r>
-        <w:t xml:space="preserve">multiple times by repeatedly loading the calculated output into the </w:t>
+        <w:t xml:space="preserve"> fields by means of the load output buttons. This allows pitches from the </w:t>
+      </w:r>
+      <w:r>
+        <w:lastRenderedPageBreak/>
+        <w:t xml:space="preserve">HEJI notation palette to be easily stored as offset or input values for later use in JI ratio input. Additionally, while input by JI ratio is active, an input interval may easily be stacked multiple times by repeatedly loading the calculated output into the </w:t>
       </w:r>
       <w:r>
         <w:rPr>
@@ -4180,44 +4067,20 @@
           <w:numId w:val="1"/>
         </w:numPr>
       </w:pPr>
-      <w:bookmarkStart w:id="20" w:name="_Hlk194506886"/>
-      <w:r>
-        <w:t>OUT</w:t>
-      </w:r>
-      <w:r>
-        <w:t>PUT</w:t>
+      <w:bookmarkStart w:id="30" w:name="_Hlk194506886"/>
+      <w:r>
+        <w:t>OUTPUT</w:t>
       </w:r>
     </w:p>
     <w:p>
       <w:r>
-        <w:t>The calculator c</w:t>
-      </w:r>
-      <w:r>
-        <w:t xml:space="preserve">omputes information based on the INPUT and REFERENCE </w:t>
-      </w:r>
-      <w:r>
-        <w:t xml:space="preserve">PITCH </w:t>
-      </w:r>
-      <w:r>
-        <w:t>values.</w:t>
-      </w:r>
-      <w:r>
-        <w:t xml:space="preserve"> </w:t>
-      </w:r>
-      <w:r>
-        <w:t xml:space="preserve">Toggling normalise optionally reduces output results to pitch classes by reducing </w:t>
+        <w:t xml:space="preserve">The calculator computes information based on the INPUT and REFERENCE PITCH values. Toggling normalise optionally reduces output results to pitch classes by reducing </w:t>
       </w:r>
       <w:r>
         <w:t>ratios</w:t>
       </w:r>
       <w:r>
-        <w:t xml:space="preserve"> to</w:t>
-      </w:r>
-      <w:r>
-        <w:t xml:space="preserve"> </w:t>
-      </w:r>
-      <w:r>
-        <w:t xml:space="preserve">the span between </w:t>
+        <w:t xml:space="preserve"> to the span between </w:t>
       </w:r>
       <w:r>
         <w:t>unison (</w:t>
@@ -4277,12 +4140,12 @@
         </w:numPr>
         <w:spacing w:before="158"/>
       </w:pPr>
-      <w:bookmarkStart w:id="21" w:name="_Hlk194511172"/>
+      <w:bookmarkStart w:id="31" w:name="_Hlk194511172"/>
       <w:r>
         <w:t>HEJI Notation</w:t>
       </w:r>
     </w:p>
-    <w:bookmarkEnd w:id="19"/>
+    <w:bookmarkEnd w:id="28"/>
     <w:p>
       <w:r>
         <w:t xml:space="preserve">Corresponding notation of a ratio in terms of the reference pitch, up to the 47-Limit. If the scope of the calculator is exceeded, the message </w:t>
@@ -4307,32 +4170,14 @@
         </w:numPr>
         <w:spacing w:before="158"/>
       </w:pPr>
-      <w:bookmarkStart w:id="22" w:name="_Hlk194511259"/>
+      <w:bookmarkStart w:id="32" w:name="_Hlk194511259"/>
       <w:r>
         <w:t>Ratio</w:t>
       </w:r>
     </w:p>
     <w:p>
       <w:r>
-        <w:t>The calculated output expressed as a ratio of whole numbers with respect to</w:t>
-      </w:r>
-      <w:r>
-        <w:t xml:space="preserve"> </w:t>
-      </w:r>
-      <w:r>
-        <w:t>the REFERENCE</w:t>
-      </w:r>
-      <w:r>
-        <w:t xml:space="preserve"> PITCH</w:t>
-      </w:r>
-      <w:r>
-        <w:t>. If values become very large, the ratio is automatically converted to a</w:t>
-      </w:r>
-      <w:r>
-        <w:t xml:space="preserve"> </w:t>
-      </w:r>
-      <w:r>
-        <w:t>decimal value.</w:t>
+        <w:t>The calculated output expressed as a ratio of whole numbers with respect to the REFERENCE PITCH. If values become very large, the ratio is automatically converted to a decimal value.</w:t>
       </w:r>
     </w:p>
     <w:p>
@@ -4344,26 +4189,14 @@
         </w:numPr>
         <w:spacing w:before="158"/>
       </w:pPr>
-      <w:bookmarkStart w:id="23" w:name="_Hlk194511306"/>
+      <w:bookmarkStart w:id="33" w:name="_Hlk194511306"/>
       <w:r>
         <w:t>Tuning meter</w:t>
       </w:r>
     </w:p>
     <w:p>
       <w:r>
-        <w:t>The output ratio as a microtonal deviation falling within 50 cents</w:t>
-      </w:r>
-      <w:r>
-        <w:t xml:space="preserve"> </w:t>
-      </w:r>
-      <w:r>
-        <w:t xml:space="preserve">of the nearest </w:t>
-      </w:r>
-      <w:r>
-        <w:t>12edo</w:t>
-      </w:r>
-      <w:r>
-        <w:t xml:space="preserve"> chromatic note.</w:t>
+        <w:t>The output ratio as a microtonal deviation falling within 50 cents of the nearest 12edo chromatic note.</w:t>
       </w:r>
     </w:p>
     <w:p>
@@ -4375,20 +4208,14 @@
         </w:numPr>
         <w:spacing w:before="158"/>
       </w:pPr>
-      <w:bookmarkStart w:id="24" w:name="_Hlk194511410"/>
+      <w:bookmarkStart w:id="34" w:name="_Hlk194511410"/>
       <w:r>
         <w:t>Frequency</w:t>
       </w:r>
     </w:p>
     <w:p>
       <w:r>
-        <w:t xml:space="preserve">The output </w:t>
-      </w:r>
-      <w:r>
-        <w:t>as a frequency in Hz</w:t>
-      </w:r>
-      <w:r>
-        <w:t>.</w:t>
+        <w:t>The output as a frequency in Hz.</w:t>
       </w:r>
     </w:p>
     <w:p>
@@ -4406,19 +4233,16 @@
     </w:p>
     <w:p>
       <w:r>
-        <w:t xml:space="preserve">The </w:t>
-      </w:r>
-      <w:r>
-        <w:t>size of the output ratio measured in cents</w:t>
+        <w:t>The size of the output ratio measured in cents</w:t>
       </w:r>
       <w:r>
         <w:t>.</w:t>
       </w:r>
-      <w:bookmarkEnd w:id="24"/>
+      <w:bookmarkEnd w:id="34"/>
     </w:p>
-    <w:bookmarkEnd w:id="21"/>
-    <w:bookmarkEnd w:id="22"/>
-    <w:bookmarkEnd w:id="23"/>
+    <w:bookmarkEnd w:id="31"/>
+    <w:bookmarkEnd w:id="32"/>
+    <w:bookmarkEnd w:id="33"/>
     <w:p>
       <w:pPr>
         <w:pStyle w:val="Heading2"/>
@@ -4452,78 +4276,12 @@
     </w:p>
     <w:p>
       <w:r>
-        <w:t>Dorico natively supports playback of user-defined microtonal accidentals. To set</w:t>
-      </w:r>
-      <w:r>
-        <w:t xml:space="preserve"> </w:t>
-      </w:r>
-      <w:r>
-        <w:t>up HEJI, the first step is to create a new Tonality System with 12000 divisions per</w:t>
-      </w:r>
-      <w:r>
-        <w:t xml:space="preserve"> </w:t>
-      </w:r>
-      <w:r>
-        <w:t>octave, achieved by setting the wholetones A–B, C–D, D–E, F–G, and G–A to 2040</w:t>
-      </w:r>
-      <w:r>
-        <w:t xml:space="preserve"> </w:t>
-      </w:r>
-      <w:r>
-        <w:t>divisions and the semitones B–C and E–F to 900 divisions. In principle, this allows for</w:t>
-      </w:r>
-      <w:r>
-        <w:t xml:space="preserve"> </w:t>
-      </w:r>
-      <w:r>
-        <w:t>an accuracy of up to 1</w:t>
-      </w:r>
-      <w:r>
-        <w:t>/</w:t>
-      </w:r>
-      <w:r>
-        <w:t>10th of a cent while simultaneously defining the diatonic wholetones</w:t>
-      </w:r>
-      <w:r>
-        <w:t xml:space="preserve"> </w:t>
-      </w:r>
-      <w:r>
-        <w:t xml:space="preserve">in terms of the Pythagorean wholetone </w:t>
-      </w:r>
-      <w:r>
-        <w:t>8:</w:t>
-      </w:r>
-      <w:r>
-        <w:t>9</w:t>
-      </w:r>
-      <w:r>
-        <w:t xml:space="preserve"> </w:t>
-      </w:r>
-      <w:r>
-        <w:t>and the diatonic semitones in terms of the</w:t>
-      </w:r>
-      <w:r>
-        <w:t xml:space="preserve"> </w:t>
-      </w:r>
-      <w:r>
-        <w:t xml:space="preserve">Pythagorean limma </w:t>
-      </w:r>
-      <w:r>
-        <w:t>243:</w:t>
-      </w:r>
-      <w:r>
-        <w:t xml:space="preserve">256. </w:t>
+        <w:t xml:space="preserve">Dorico natively supports playback of user-defined microtonal accidentals. To set up HEJI, the first step is to create a new Tonality System with 12000 divisions per octave, achieved by setting the wholetones A–B, C–D, D–E, F–G, and G–A to 2040 divisions and the semitones B–C and E–F to 900 divisions. In principle, this allows for an accuracy of up to 1/10th of a cent while simultaneously defining the diatonic wholetones in terms of the Pythagorean wholetone 8:9 and the diatonic semitones in terms of the Pythagorean limma 243:256. </w:t>
       </w:r>
     </w:p>
     <w:p>
       <w:r>
-        <w:t>Accidental symbols may then</w:t>
-      </w:r>
-      <w:r>
-        <w:t xml:space="preserve"> </w:t>
-      </w:r>
-      <w:r>
-        <w:t xml:space="preserve">be created using font glyphs, which the user associates with </w:t>
+        <w:t xml:space="preserve">Accidental symbols may then be created using font glyphs, which the user associates with </w:t>
       </w:r>
       <w:r>
         <w:rPr>
@@ -4533,29 +4291,12 @@
         <w:t>pitch deltas</w:t>
       </w:r>
       <w:r>
-        <w:t>. Like HEJI</w:t>
-      </w:r>
-      <w:r>
-        <w:t xml:space="preserve"> </w:t>
-      </w:r>
-      <w:r>
-        <w:t>accidentals themselves, the software makes use of these deltas to modify the previously</w:t>
-      </w:r>
-      <w:r>
-        <w:t xml:space="preserve"> </w:t>
-      </w:r>
-      <w:r>
-        <w:t>defined Pythagorean diatonic notes.</w:t>
-      </w:r>
-      <w:r>
-        <w:t xml:space="preserve"> </w:t>
-      </w:r>
-      <w:r>
-        <w:t>Pitch delta values may be easily computed using information computed by the calculator.</w:t>
+        <w:t>. Like HEJI accidentals themselves, the software makes use of these deltas to modify the previously defined Pythagorean diatonic notes. Pitch delta values may be easily computed using information computed by the calculator.</w:t>
       </w:r>
     </w:p>
     <w:p>
       <w:r>
+        <w:lastRenderedPageBreak/>
         <w:t xml:space="preserve">To define the deviation of accidentals in a Dorico tonality system, set A as the reference, apply the desired accidental combination from the HEJI input palette with diatonic note A chosen, then use the </w:t>
       </w:r>
       <w:r>
@@ -4566,13 +4307,19 @@
         <w:t>cents from reference</w:t>
       </w:r>
       <w:r>
-        <w:t xml:space="preserve"> value. </w:t>
-      </w:r>
-      <w:r>
-        <w:t>T</w:t>
-      </w:r>
-      <w:r>
-        <w:t xml:space="preserve">he deviation is 10 times the cents value. </w:t>
+        <w:t xml:space="preserve"> value. The </w:t>
+      </w:r>
+      <w:r>
+        <w:t>pitch delta</w:t>
+      </w:r>
+      <w:r>
+        <w:t xml:space="preserve"> is 10 times th</w:t>
+      </w:r>
+      <w:r>
+        <w:t>is</w:t>
+      </w:r>
+      <w:r>
+        <w:t xml:space="preserve"> cents value. </w:t>
       </w:r>
     </w:p>
     <w:p>
@@ -4588,37 +4335,15 @@
       </w:r>
     </w:p>
     <w:p>
-      <w:r>
-        <w:t>To find the interval between two pitches, computed OUTPUTs may be saved by clicking</w:t>
-      </w:r>
-      <w:r>
-        <w:t xml:space="preserve"> </w:t>
-      </w:r>
-      <w:r>
-        <w:t>the load output buttons or ratios may be typed directly into the MELODIC DISTANCE input</w:t>
-      </w:r>
-      <w:r>
-        <w:t xml:space="preserve"> </w:t>
-      </w:r>
-      <w:r>
-        <w:t>fields. The calculation is sensitive to the order of input, as ratio II ÷ ratio I. The output</w:t>
-      </w:r>
-      <w:r>
-        <w:t xml:space="preserve"> </w:t>
-      </w:r>
-      <w:r>
-        <w:t>ratio—in the form denominator : numerator—expresses melodic distance as a melody</w:t>
-      </w:r>
-      <w:r>
-        <w:t xml:space="preserve"> </w:t>
-      </w:r>
-      <w:r>
-        <w:t>between partials in the harmonic/subharmonic series shared by the two input ratios.</w:t>
+      <w:bookmarkStart w:id="35" w:name="_Hlk194579339"/>
+      <w:r>
+        <w:t>To find the interval between two pitches, computed OUTPUTs may be saved by clicking the load output buttons or ratios may be typed directly into the MELODIC DISTANCE input fields. The calculation is sensitive to the order of input, as ratio II ÷ ratio I. The output ratio—in the form denominator : numerator—expresses melodic distance as a melody between partials in the harmonic/subharmonic series shared by the two input ratios.</w:t>
       </w:r>
     </w:p>
+    <w:bookmarkEnd w:id="35"/>
     <w:p/>
-    <w:bookmarkEnd w:id="17"/>
-    <w:bookmarkEnd w:id="20"/>
+    <w:bookmarkEnd w:id="23"/>
+    <w:bookmarkEnd w:id="30"/>
     <w:p/>
     <w:p/>
     <w:p/>
@@ -5791,6 +5516,7 @@
   <w:style w:type="character" w:default="1" w:styleId="DefaultParagraphFont">
     <w:name w:val="Default Paragraph Font"/>
     <w:uiPriority w:val="1"/>
+    <w:semiHidden/>
     <w:unhideWhenUsed/>
   </w:style>
   <w:style w:type="table" w:default="1" w:styleId="TableNormal">
